--- a/LATAR BELAKANG SKRIPSI.docx
+++ b/LATAR BELAKANG SKRIPSI.docx
@@ -29798,8 +29798,8 @@
         <w:tblLook w:val="04A0" w:firstRow="1" w:lastRow="0" w:firstColumn="1" w:lastColumn="0" w:noHBand="0" w:noVBand="1"/>
       </w:tblPr>
       <w:tblGrid>
-        <w:gridCol w:w="4250"/>
-        <w:gridCol w:w="4272"/>
+        <w:gridCol w:w="4271"/>
+        <w:gridCol w:w="4251"/>
       </w:tblGrid>
       <w:tr>
         <w:tc>
@@ -29863,6 +29863,37 @@
           <w:p>
             <w:pPr>
               <w:spacing w:after="110" w:line="360" w:lineRule="auto"/>
+              <w:rPr>
+                <w:rFonts w:ascii="Times New Roman" w:hAnsi="Times New Roman" w:cs="Times New Roman"/>
+                <w:sz w:val="24"/>
+                <w:szCs w:val="32"/>
+              </w:rPr>
+            </w:pPr>
+            <w:r>
+              <w:rPr>
+                <w:rFonts w:ascii="Times New Roman" w:hAnsi="Times New Roman" w:cs="Times New Roman"/>
+                <w:noProof/>
+                <w:sz w:val="24"/>
+                <w:szCs w:val="32"/>
+              </w:rPr>
+              <w:pict w14:anchorId="43F9494A">
+                <v:oval id="_x0000_s1033" style="position:absolute;margin-left:82.5pt;margin-top:6.4pt;width:38.25pt;height:38.25pt;z-index:251667968;mso-position-horizontal-relative:text;mso-position-vertical-relative:text" fillcolor="black [3200]" stroked="f" strokecolor="#f2f2f2 [3041]" strokeweight="3pt">
+                  <v:shadow type="perspective" color="#7f7f7f [1601]" opacity=".5" offset="1pt" offset2="-1pt"/>
+                </v:oval>
+              </w:pict>
+            </w:r>
+            <w:r>
+              <w:rPr>
+                <w:rFonts w:ascii="Times New Roman" w:hAnsi="Times New Roman" w:cs="Times New Roman"/>
+                <w:sz w:val="24"/>
+                <w:szCs w:val="32"/>
+              </w:rPr>
+              <w:t>Status Awal</w:t>
+            </w:r>
+          </w:p>
+          <w:p>
+            <w:pPr>
+              <w:spacing w:after="110" w:line="360" w:lineRule="auto"/>
               <w:jc w:val="center"/>
               <w:rPr>
                 <w:rFonts w:ascii="Times New Roman" w:hAnsi="Times New Roman" w:cs="Times New Roman"/>
@@ -29879,13 +29910,1521 @@
           <w:p>
             <w:pPr>
               <w:spacing w:after="110" w:line="360" w:lineRule="auto"/>
+              <w:rPr>
+                <w:rFonts w:ascii="Times New Roman" w:hAnsi="Times New Roman" w:cs="Times New Roman"/>
+                <w:sz w:val="24"/>
+                <w:szCs w:val="32"/>
+              </w:rPr>
+            </w:pPr>
+            <w:r>
+              <w:rPr>
+                <w:rFonts w:ascii="Times New Roman" w:hAnsi="Times New Roman" w:cs="Times New Roman"/>
+                <w:sz w:val="24"/>
+                <w:szCs w:val="32"/>
+              </w:rPr>
+              <w:t xml:space="preserve">Status </w:t>
+            </w:r>
+            <w:proofErr w:type="spellStart"/>
+            <w:r>
+              <w:rPr>
+                <w:rFonts w:ascii="Times New Roman" w:hAnsi="Times New Roman" w:cs="Times New Roman"/>
+                <w:sz w:val="24"/>
+                <w:szCs w:val="32"/>
+              </w:rPr>
+              <w:t>awal</w:t>
+            </w:r>
+            <w:proofErr w:type="spellEnd"/>
+            <w:r>
+              <w:rPr>
+                <w:rFonts w:ascii="Times New Roman" w:hAnsi="Times New Roman" w:cs="Times New Roman"/>
+                <w:sz w:val="24"/>
+                <w:szCs w:val="32"/>
+              </w:rPr>
+              <w:t xml:space="preserve"> </w:t>
+            </w:r>
+            <w:proofErr w:type="spellStart"/>
+            <w:r>
+              <w:rPr>
+                <w:rFonts w:ascii="Times New Roman" w:hAnsi="Times New Roman" w:cs="Times New Roman"/>
+                <w:sz w:val="24"/>
+                <w:szCs w:val="32"/>
+              </w:rPr>
+              <w:t>dari</w:t>
+            </w:r>
+            <w:proofErr w:type="spellEnd"/>
+            <w:r>
+              <w:rPr>
+                <w:rFonts w:ascii="Times New Roman" w:hAnsi="Times New Roman" w:cs="Times New Roman"/>
+                <w:sz w:val="24"/>
+                <w:szCs w:val="32"/>
+              </w:rPr>
+              <w:t xml:space="preserve"> </w:t>
+            </w:r>
+            <w:proofErr w:type="spellStart"/>
+            <w:r>
+              <w:rPr>
+                <w:rFonts w:ascii="Times New Roman" w:hAnsi="Times New Roman" w:cs="Times New Roman"/>
+                <w:sz w:val="24"/>
+                <w:szCs w:val="32"/>
+              </w:rPr>
+              <w:t>sebuah</w:t>
+            </w:r>
+            <w:proofErr w:type="spellEnd"/>
+            <w:r>
+              <w:rPr>
+                <w:rFonts w:ascii="Times New Roman" w:hAnsi="Times New Roman" w:cs="Times New Roman"/>
+                <w:sz w:val="24"/>
+                <w:szCs w:val="32"/>
+              </w:rPr>
+              <w:t xml:space="preserve"> diagram </w:t>
+            </w:r>
+            <w:proofErr w:type="spellStart"/>
+            <w:r>
+              <w:rPr>
+                <w:rFonts w:ascii="Times New Roman" w:hAnsi="Times New Roman" w:cs="Times New Roman"/>
+                <w:sz w:val="24"/>
+                <w:szCs w:val="32"/>
+              </w:rPr>
+              <w:t>aktivitas</w:t>
+            </w:r>
+            <w:proofErr w:type="spellEnd"/>
+            <w:r>
+              <w:rPr>
+                <w:rFonts w:ascii="Times New Roman" w:hAnsi="Times New Roman" w:cs="Times New Roman"/>
+                <w:sz w:val="24"/>
+                <w:szCs w:val="32"/>
+              </w:rPr>
+              <w:t>.</w:t>
+            </w:r>
+          </w:p>
+        </w:tc>
+      </w:tr>
+      <w:tr>
+        <w:tc>
+          <w:tcPr>
+            <w:tcW w:w="4621" w:type="dxa"/>
+          </w:tcPr>
+          <w:p>
+            <w:pPr>
+              <w:spacing w:after="110" w:line="360" w:lineRule="auto"/>
+              <w:rPr>
+                <w:rFonts w:ascii="Times New Roman" w:hAnsi="Times New Roman" w:cs="Times New Roman"/>
+                <w:noProof/>
+                <w:sz w:val="24"/>
+                <w:szCs w:val="32"/>
+              </w:rPr>
+            </w:pPr>
+            <w:r>
+              <w:rPr>
+                <w:rFonts w:ascii="Times New Roman" w:hAnsi="Times New Roman" w:cs="Times New Roman"/>
+                <w:noProof/>
+                <w:sz w:val="24"/>
+                <w:szCs w:val="32"/>
+              </w:rPr>
+              <w:pict w14:anchorId="2C035ACE">
+                <v:roundrect id="_x0000_s1034" style="position:absolute;margin-left:74.25pt;margin-top:25.55pt;width:52.5pt;height:26.55pt;z-index:251668992;mso-position-horizontal-relative:text;mso-position-vertical-relative:text" arcsize="10923f"/>
+              </w:pict>
+            </w:r>
+            <w:r>
+              <w:rPr>
+                <w:rFonts w:ascii="Times New Roman" w:hAnsi="Times New Roman" w:cs="Times New Roman"/>
+                <w:noProof/>
+                <w:sz w:val="24"/>
+                <w:szCs w:val="32"/>
+              </w:rPr>
+              <w:t>Aktivitas</w:t>
+            </w:r>
+          </w:p>
+          <w:p>
+            <w:pPr>
+              <w:spacing w:after="110" w:line="360" w:lineRule="auto"/>
+              <w:rPr>
+                <w:rFonts w:ascii="Times New Roman" w:hAnsi="Times New Roman" w:cs="Times New Roman"/>
+                <w:noProof/>
+                <w:sz w:val="24"/>
+                <w:szCs w:val="32"/>
+              </w:rPr>
+            </w:pPr>
+          </w:p>
+        </w:tc>
+        <w:tc>
+          <w:tcPr>
+            <w:tcW w:w="4621" w:type="dxa"/>
+          </w:tcPr>
+          <w:p>
+            <w:pPr>
+              <w:spacing w:after="110" w:line="360" w:lineRule="auto"/>
+              <w:rPr>
+                <w:rFonts w:ascii="Times New Roman" w:hAnsi="Times New Roman" w:cs="Times New Roman"/>
+                <w:sz w:val="24"/>
+                <w:szCs w:val="32"/>
+              </w:rPr>
+            </w:pPr>
+            <w:proofErr w:type="spellStart"/>
+            <w:r>
+              <w:rPr>
+                <w:rFonts w:ascii="Times New Roman" w:hAnsi="Times New Roman" w:cs="Times New Roman"/>
+                <w:sz w:val="24"/>
+                <w:szCs w:val="32"/>
+              </w:rPr>
+              <w:t>Merupakan</w:t>
+            </w:r>
+            <w:proofErr w:type="spellEnd"/>
+            <w:r>
+              <w:rPr>
+                <w:rFonts w:ascii="Times New Roman" w:hAnsi="Times New Roman" w:cs="Times New Roman"/>
+                <w:sz w:val="24"/>
+                <w:szCs w:val="32"/>
+              </w:rPr>
+              <w:t xml:space="preserve"> </w:t>
+            </w:r>
+            <w:proofErr w:type="spellStart"/>
+            <w:r>
+              <w:rPr>
+                <w:rFonts w:ascii="Times New Roman" w:hAnsi="Times New Roman" w:cs="Times New Roman"/>
+                <w:sz w:val="24"/>
+                <w:szCs w:val="32"/>
+              </w:rPr>
+              <w:t>simbol</w:t>
+            </w:r>
+            <w:proofErr w:type="spellEnd"/>
+            <w:r>
+              <w:rPr>
+                <w:rFonts w:ascii="Times New Roman" w:hAnsi="Times New Roman" w:cs="Times New Roman"/>
+                <w:sz w:val="24"/>
+                <w:szCs w:val="32"/>
+              </w:rPr>
+              <w:t xml:space="preserve"> yang </w:t>
+            </w:r>
+            <w:proofErr w:type="spellStart"/>
+            <w:r>
+              <w:rPr>
+                <w:rFonts w:ascii="Times New Roman" w:hAnsi="Times New Roman" w:cs="Times New Roman"/>
+                <w:sz w:val="24"/>
+                <w:szCs w:val="32"/>
+              </w:rPr>
+              <w:t>digunakan</w:t>
+            </w:r>
+            <w:proofErr w:type="spellEnd"/>
+            <w:r>
+              <w:rPr>
+                <w:rFonts w:ascii="Times New Roman" w:hAnsi="Times New Roman" w:cs="Times New Roman"/>
+                <w:sz w:val="24"/>
+                <w:szCs w:val="32"/>
+              </w:rPr>
+              <w:t xml:space="preserve"> </w:t>
+            </w:r>
+            <w:proofErr w:type="spellStart"/>
+            <w:r>
+              <w:rPr>
+                <w:rFonts w:ascii="Times New Roman" w:hAnsi="Times New Roman" w:cs="Times New Roman"/>
+                <w:sz w:val="24"/>
+                <w:szCs w:val="32"/>
+              </w:rPr>
+              <w:t>saat</w:t>
+            </w:r>
+            <w:proofErr w:type="spellEnd"/>
+            <w:r>
+              <w:rPr>
+                <w:rFonts w:ascii="Times New Roman" w:hAnsi="Times New Roman" w:cs="Times New Roman"/>
+                <w:sz w:val="24"/>
+                <w:szCs w:val="32"/>
+              </w:rPr>
+              <w:t xml:space="preserve"> </w:t>
+            </w:r>
+            <w:proofErr w:type="spellStart"/>
+            <w:r>
+              <w:rPr>
+                <w:rFonts w:ascii="Times New Roman" w:hAnsi="Times New Roman" w:cs="Times New Roman"/>
+                <w:sz w:val="24"/>
+                <w:szCs w:val="32"/>
+              </w:rPr>
+              <w:t>sistem</w:t>
+            </w:r>
+            <w:proofErr w:type="spellEnd"/>
+            <w:r>
+              <w:rPr>
+                <w:rFonts w:ascii="Times New Roman" w:hAnsi="Times New Roman" w:cs="Times New Roman"/>
+                <w:sz w:val="24"/>
+                <w:szCs w:val="32"/>
+              </w:rPr>
+              <w:t xml:space="preserve"> </w:t>
+            </w:r>
+            <w:proofErr w:type="spellStart"/>
+            <w:r>
+              <w:rPr>
+                <w:rFonts w:ascii="Times New Roman" w:hAnsi="Times New Roman" w:cs="Times New Roman"/>
+                <w:sz w:val="24"/>
+                <w:szCs w:val="32"/>
+              </w:rPr>
+              <w:t>sedang</w:t>
+            </w:r>
+            <w:proofErr w:type="spellEnd"/>
+            <w:r>
+              <w:rPr>
+                <w:rFonts w:ascii="Times New Roman" w:hAnsi="Times New Roman" w:cs="Times New Roman"/>
+                <w:sz w:val="24"/>
+                <w:szCs w:val="32"/>
+              </w:rPr>
+              <w:t xml:space="preserve"> </w:t>
+            </w:r>
+            <w:proofErr w:type="spellStart"/>
+            <w:r>
+              <w:rPr>
+                <w:rFonts w:ascii="Times New Roman" w:hAnsi="Times New Roman" w:cs="Times New Roman"/>
+                <w:sz w:val="24"/>
+                <w:szCs w:val="32"/>
+              </w:rPr>
+              <w:t>memproses</w:t>
+            </w:r>
+            <w:proofErr w:type="spellEnd"/>
+            <w:r>
+              <w:rPr>
+                <w:rFonts w:ascii="Times New Roman" w:hAnsi="Times New Roman" w:cs="Times New Roman"/>
+                <w:sz w:val="24"/>
+                <w:szCs w:val="32"/>
+              </w:rPr>
+              <w:t xml:space="preserve"> </w:t>
+            </w:r>
+            <w:proofErr w:type="spellStart"/>
+            <w:r>
+              <w:rPr>
+                <w:rFonts w:ascii="Times New Roman" w:hAnsi="Times New Roman" w:cs="Times New Roman"/>
+                <w:sz w:val="24"/>
+                <w:szCs w:val="32"/>
+              </w:rPr>
+              <w:t>suatu</w:t>
+            </w:r>
+            <w:proofErr w:type="spellEnd"/>
+            <w:r>
+              <w:rPr>
+                <w:rFonts w:ascii="Times New Roman" w:hAnsi="Times New Roman" w:cs="Times New Roman"/>
+                <w:sz w:val="24"/>
+                <w:szCs w:val="32"/>
+              </w:rPr>
+              <w:t xml:space="preserve"> </w:t>
+            </w:r>
+            <w:proofErr w:type="spellStart"/>
+            <w:r>
+              <w:rPr>
+                <w:rFonts w:ascii="Times New Roman" w:hAnsi="Times New Roman" w:cs="Times New Roman"/>
+                <w:sz w:val="24"/>
+                <w:szCs w:val="32"/>
+              </w:rPr>
+              <w:t>kegiatan</w:t>
+            </w:r>
+            <w:proofErr w:type="spellEnd"/>
+            <w:r>
+              <w:rPr>
+                <w:rFonts w:ascii="Times New Roman" w:hAnsi="Times New Roman" w:cs="Times New Roman"/>
+                <w:sz w:val="24"/>
+                <w:szCs w:val="32"/>
+              </w:rPr>
+              <w:t xml:space="preserve">, </w:t>
+            </w:r>
+            <w:proofErr w:type="spellStart"/>
+            <w:r>
+              <w:rPr>
+                <w:rFonts w:ascii="Times New Roman" w:hAnsi="Times New Roman" w:cs="Times New Roman"/>
+                <w:sz w:val="24"/>
+                <w:szCs w:val="32"/>
+              </w:rPr>
+              <w:t>kalimatnya</w:t>
+            </w:r>
+            <w:proofErr w:type="spellEnd"/>
+            <w:r>
+              <w:rPr>
+                <w:rFonts w:ascii="Times New Roman" w:hAnsi="Times New Roman" w:cs="Times New Roman"/>
+                <w:sz w:val="24"/>
+                <w:szCs w:val="32"/>
+              </w:rPr>
+              <w:t xml:space="preserve"> </w:t>
+            </w:r>
+            <w:proofErr w:type="spellStart"/>
+            <w:r>
+              <w:rPr>
+                <w:rFonts w:ascii="Times New Roman" w:hAnsi="Times New Roman" w:cs="Times New Roman"/>
+                <w:sz w:val="24"/>
+                <w:szCs w:val="32"/>
+              </w:rPr>
+              <w:t>diawali</w:t>
+            </w:r>
+            <w:proofErr w:type="spellEnd"/>
+            <w:r>
+              <w:rPr>
+                <w:rFonts w:ascii="Times New Roman" w:hAnsi="Times New Roman" w:cs="Times New Roman"/>
+                <w:sz w:val="24"/>
+                <w:szCs w:val="32"/>
+              </w:rPr>
+              <w:t xml:space="preserve"> </w:t>
+            </w:r>
+            <w:proofErr w:type="spellStart"/>
+            <w:r>
+              <w:rPr>
+                <w:rFonts w:ascii="Times New Roman" w:hAnsi="Times New Roman" w:cs="Times New Roman"/>
+                <w:sz w:val="24"/>
+                <w:szCs w:val="32"/>
+              </w:rPr>
+              <w:t>dengan</w:t>
+            </w:r>
+            <w:proofErr w:type="spellEnd"/>
+            <w:r>
+              <w:rPr>
+                <w:rFonts w:ascii="Times New Roman" w:hAnsi="Times New Roman" w:cs="Times New Roman"/>
+                <w:sz w:val="24"/>
+                <w:szCs w:val="32"/>
+              </w:rPr>
+              <w:t xml:space="preserve"> kata </w:t>
+            </w:r>
+            <w:proofErr w:type="spellStart"/>
+            <w:r>
+              <w:rPr>
+                <w:rFonts w:ascii="Times New Roman" w:hAnsi="Times New Roman" w:cs="Times New Roman"/>
+                <w:sz w:val="24"/>
+                <w:szCs w:val="32"/>
+              </w:rPr>
+              <w:t>kerja</w:t>
+            </w:r>
+            <w:proofErr w:type="spellEnd"/>
+            <w:r>
+              <w:rPr>
+                <w:rFonts w:ascii="Times New Roman" w:hAnsi="Times New Roman" w:cs="Times New Roman"/>
+                <w:sz w:val="24"/>
+                <w:szCs w:val="32"/>
+              </w:rPr>
+              <w:t>.</w:t>
+            </w:r>
+          </w:p>
+        </w:tc>
+      </w:tr>
+      <w:tr>
+        <w:tc>
+          <w:tcPr>
+            <w:tcW w:w="4621" w:type="dxa"/>
+          </w:tcPr>
+          <w:p>
+            <w:pPr>
+              <w:spacing w:after="110" w:line="360" w:lineRule="auto"/>
+              <w:rPr>
+                <w:rFonts w:ascii="Times New Roman" w:hAnsi="Times New Roman" w:cs="Times New Roman"/>
+                <w:noProof/>
+                <w:sz w:val="24"/>
+                <w:szCs w:val="32"/>
+              </w:rPr>
+            </w:pPr>
+            <w:r>
+              <w:rPr>
+                <w:rFonts w:ascii="Times New Roman" w:hAnsi="Times New Roman" w:cs="Times New Roman"/>
+                <w:noProof/>
+                <w:sz w:val="24"/>
+                <w:szCs w:val="32"/>
+              </w:rPr>
+              <w:pict w14:anchorId="289944C6">
+                <v:shapetype id="_x0000_t4" coordsize="21600,21600" o:spt="4" path="m10800,l,10800,10800,21600,21600,10800xe">
+                  <v:stroke joinstyle="miter"/>
+                  <v:path gradientshapeok="t" o:connecttype="rect" textboxrect="5400,5400,16200,16200"/>
+                </v:shapetype>
+                <v:shape id="_x0000_s1035" type="#_x0000_t4" style="position:absolute;margin-left:68.25pt;margin-top:9.2pt;width:66pt;height:38.1pt;z-index:251670016;mso-position-horizontal-relative:text;mso-position-vertical-relative:text"/>
+              </w:pict>
+            </w:r>
+            <w:r>
+              <w:rPr>
+                <w:rFonts w:ascii="Times New Roman" w:hAnsi="Times New Roman" w:cs="Times New Roman"/>
+                <w:noProof/>
+                <w:sz w:val="24"/>
+                <w:szCs w:val="32"/>
+              </w:rPr>
+              <w:t>Percabangan</w:t>
+            </w:r>
+          </w:p>
+          <w:p>
+            <w:pPr>
+              <w:spacing w:after="110" w:line="360" w:lineRule="auto"/>
+              <w:rPr>
+                <w:rFonts w:ascii="Times New Roman" w:hAnsi="Times New Roman" w:cs="Times New Roman"/>
+                <w:noProof/>
+                <w:sz w:val="24"/>
+                <w:szCs w:val="32"/>
+              </w:rPr>
+            </w:pPr>
+          </w:p>
+        </w:tc>
+        <w:tc>
+          <w:tcPr>
+            <w:tcW w:w="4621" w:type="dxa"/>
+          </w:tcPr>
+          <w:p>
+            <w:pPr>
+              <w:spacing w:after="110" w:line="360" w:lineRule="auto"/>
+              <w:rPr>
+                <w:rFonts w:ascii="Times New Roman" w:hAnsi="Times New Roman" w:cs="Times New Roman"/>
+                <w:sz w:val="24"/>
+                <w:szCs w:val="32"/>
+              </w:rPr>
+            </w:pPr>
+            <w:proofErr w:type="spellStart"/>
+            <w:r>
+              <w:rPr>
+                <w:rFonts w:ascii="Times New Roman" w:hAnsi="Times New Roman" w:cs="Times New Roman"/>
+                <w:sz w:val="24"/>
+                <w:szCs w:val="32"/>
+              </w:rPr>
+              <w:t>Merupakan</w:t>
+            </w:r>
+            <w:proofErr w:type="spellEnd"/>
+            <w:r>
+              <w:rPr>
+                <w:rFonts w:ascii="Times New Roman" w:hAnsi="Times New Roman" w:cs="Times New Roman"/>
+                <w:sz w:val="24"/>
+                <w:szCs w:val="32"/>
+              </w:rPr>
+              <w:t xml:space="preserve"> </w:t>
+            </w:r>
+            <w:proofErr w:type="spellStart"/>
+            <w:r>
+              <w:rPr>
+                <w:rFonts w:ascii="Times New Roman" w:hAnsi="Times New Roman" w:cs="Times New Roman"/>
+                <w:sz w:val="24"/>
+                <w:szCs w:val="32"/>
+              </w:rPr>
+              <w:t>simbol</w:t>
+            </w:r>
+            <w:proofErr w:type="spellEnd"/>
+            <w:r>
+              <w:rPr>
+                <w:rFonts w:ascii="Times New Roman" w:hAnsi="Times New Roman" w:cs="Times New Roman"/>
+                <w:sz w:val="24"/>
+                <w:szCs w:val="32"/>
+              </w:rPr>
+              <w:t xml:space="preserve"> yang </w:t>
+            </w:r>
+            <w:proofErr w:type="spellStart"/>
+            <w:r>
+              <w:rPr>
+                <w:rFonts w:ascii="Times New Roman" w:hAnsi="Times New Roman" w:cs="Times New Roman"/>
+                <w:sz w:val="24"/>
+                <w:szCs w:val="32"/>
+              </w:rPr>
+              <w:t>digunakan</w:t>
+            </w:r>
+            <w:proofErr w:type="spellEnd"/>
+            <w:r>
+              <w:rPr>
+                <w:rFonts w:ascii="Times New Roman" w:hAnsi="Times New Roman" w:cs="Times New Roman"/>
+                <w:sz w:val="24"/>
+                <w:szCs w:val="32"/>
+              </w:rPr>
+              <w:t xml:space="preserve"> </w:t>
+            </w:r>
+            <w:proofErr w:type="spellStart"/>
+            <w:r>
+              <w:rPr>
+                <w:rFonts w:ascii="Times New Roman" w:hAnsi="Times New Roman" w:cs="Times New Roman"/>
+                <w:sz w:val="24"/>
+                <w:szCs w:val="32"/>
+              </w:rPr>
+              <w:t>dimana</w:t>
+            </w:r>
+            <w:proofErr w:type="spellEnd"/>
+            <w:r>
+              <w:rPr>
+                <w:rFonts w:ascii="Times New Roman" w:hAnsi="Times New Roman" w:cs="Times New Roman"/>
+                <w:sz w:val="24"/>
+                <w:szCs w:val="32"/>
+              </w:rPr>
+              <w:t xml:space="preserve"> </w:t>
+            </w:r>
+            <w:proofErr w:type="spellStart"/>
+            <w:r>
+              <w:rPr>
+                <w:rFonts w:ascii="Times New Roman" w:hAnsi="Times New Roman" w:cs="Times New Roman"/>
+                <w:sz w:val="24"/>
+                <w:szCs w:val="32"/>
+              </w:rPr>
+              <w:t>ada</w:t>
+            </w:r>
+            <w:proofErr w:type="spellEnd"/>
+            <w:r>
+              <w:rPr>
+                <w:rFonts w:ascii="Times New Roman" w:hAnsi="Times New Roman" w:cs="Times New Roman"/>
+                <w:sz w:val="24"/>
+                <w:szCs w:val="32"/>
+              </w:rPr>
+              <w:t xml:space="preserve"> </w:t>
+            </w:r>
+            <w:proofErr w:type="spellStart"/>
+            <w:r>
+              <w:rPr>
+                <w:rFonts w:ascii="Times New Roman" w:hAnsi="Times New Roman" w:cs="Times New Roman"/>
+                <w:sz w:val="24"/>
+                <w:szCs w:val="32"/>
+              </w:rPr>
+              <w:t>pilihan</w:t>
+            </w:r>
+            <w:proofErr w:type="spellEnd"/>
+            <w:r>
+              <w:rPr>
+                <w:rFonts w:ascii="Times New Roman" w:hAnsi="Times New Roman" w:cs="Times New Roman"/>
+                <w:sz w:val="24"/>
+                <w:szCs w:val="32"/>
+              </w:rPr>
+              <w:t xml:space="preserve"> </w:t>
+            </w:r>
+            <w:proofErr w:type="spellStart"/>
+            <w:r>
+              <w:rPr>
+                <w:rFonts w:ascii="Times New Roman" w:hAnsi="Times New Roman" w:cs="Times New Roman"/>
+                <w:sz w:val="24"/>
+                <w:szCs w:val="32"/>
+              </w:rPr>
+              <w:t>aktivitas</w:t>
+            </w:r>
+            <w:proofErr w:type="spellEnd"/>
+            <w:r>
+              <w:rPr>
+                <w:rFonts w:ascii="Times New Roman" w:hAnsi="Times New Roman" w:cs="Times New Roman"/>
+                <w:sz w:val="24"/>
+                <w:szCs w:val="32"/>
+              </w:rPr>
+              <w:t xml:space="preserve"> yang </w:t>
+            </w:r>
+            <w:proofErr w:type="spellStart"/>
+            <w:r>
+              <w:rPr>
+                <w:rFonts w:ascii="Times New Roman" w:hAnsi="Times New Roman" w:cs="Times New Roman"/>
+                <w:sz w:val="24"/>
+                <w:szCs w:val="32"/>
+              </w:rPr>
+              <w:t>lebih</w:t>
+            </w:r>
+            <w:proofErr w:type="spellEnd"/>
+            <w:r>
+              <w:rPr>
+                <w:rFonts w:ascii="Times New Roman" w:hAnsi="Times New Roman" w:cs="Times New Roman"/>
+                <w:sz w:val="24"/>
+                <w:szCs w:val="32"/>
+              </w:rPr>
+              <w:t xml:space="preserve"> </w:t>
+            </w:r>
+            <w:proofErr w:type="spellStart"/>
+            <w:r>
+              <w:rPr>
+                <w:rFonts w:ascii="Times New Roman" w:hAnsi="Times New Roman" w:cs="Times New Roman"/>
+                <w:sz w:val="24"/>
+                <w:szCs w:val="32"/>
+              </w:rPr>
+              <w:t>dari</w:t>
+            </w:r>
+            <w:proofErr w:type="spellEnd"/>
+            <w:r>
+              <w:rPr>
+                <w:rFonts w:ascii="Times New Roman" w:hAnsi="Times New Roman" w:cs="Times New Roman"/>
+                <w:sz w:val="24"/>
+                <w:szCs w:val="32"/>
+              </w:rPr>
+              <w:t xml:space="preserve"> </w:t>
+            </w:r>
+            <w:proofErr w:type="spellStart"/>
+            <w:r>
+              <w:rPr>
+                <w:rFonts w:ascii="Times New Roman" w:hAnsi="Times New Roman" w:cs="Times New Roman"/>
+                <w:sz w:val="24"/>
+                <w:szCs w:val="32"/>
+              </w:rPr>
+              <w:t>satu</w:t>
+            </w:r>
+            <w:proofErr w:type="spellEnd"/>
+            <w:r>
+              <w:rPr>
+                <w:rFonts w:ascii="Times New Roman" w:hAnsi="Times New Roman" w:cs="Times New Roman"/>
+                <w:sz w:val="24"/>
+                <w:szCs w:val="32"/>
+              </w:rPr>
+              <w:t>.</w:t>
+            </w:r>
+          </w:p>
+        </w:tc>
+      </w:tr>
+      <w:tr>
+        <w:tc>
+          <w:tcPr>
+            <w:tcW w:w="4621" w:type="dxa"/>
+          </w:tcPr>
+          <w:p>
+            <w:pPr>
+              <w:spacing w:after="110" w:line="360" w:lineRule="auto"/>
+              <w:rPr>
+                <w:rFonts w:ascii="Times New Roman" w:hAnsi="Times New Roman" w:cs="Times New Roman"/>
+                <w:noProof/>
+                <w:sz w:val="24"/>
+                <w:szCs w:val="32"/>
+              </w:rPr>
+            </w:pPr>
+            <w:r>
+              <w:rPr>
+                <w:rFonts w:ascii="Times New Roman" w:hAnsi="Times New Roman" w:cs="Times New Roman"/>
+                <w:noProof/>
+                <w:sz w:val="24"/>
+                <w:szCs w:val="32"/>
+              </w:rPr>
+              <w:t>Penggabungan</w:t>
+            </w:r>
+          </w:p>
+          <w:p>
+            <w:pPr>
+              <w:spacing w:after="110" w:line="360" w:lineRule="auto"/>
+              <w:rPr>
+                <w:rFonts w:ascii="Times New Roman" w:hAnsi="Times New Roman" w:cs="Times New Roman"/>
+                <w:noProof/>
+                <w:sz w:val="24"/>
+                <w:szCs w:val="32"/>
+              </w:rPr>
+            </w:pPr>
+            <w:r>
+              <w:rPr>
+                <w:rFonts w:ascii="Times New Roman" w:hAnsi="Times New Roman" w:cs="Times New Roman"/>
+                <w:noProof/>
+                <w:sz w:val="24"/>
+                <w:szCs w:val="32"/>
+              </w:rPr>
+              <w:pict w14:anchorId="6B171899">
+                <v:shape id="_x0000_s1036" type="#_x0000_t32" style="position:absolute;margin-left:74.25pt;margin-top:14.65pt;width:60pt;height:0;z-index:251671040" o:connectortype="straight"/>
+              </w:pict>
+            </w:r>
+          </w:p>
+        </w:tc>
+        <w:tc>
+          <w:tcPr>
+            <w:tcW w:w="4621" w:type="dxa"/>
+          </w:tcPr>
+          <w:p>
+            <w:pPr>
+              <w:spacing w:after="110" w:line="360" w:lineRule="auto"/>
+              <w:rPr>
+                <w:rFonts w:ascii="Times New Roman" w:hAnsi="Times New Roman" w:cs="Times New Roman"/>
+                <w:sz w:val="24"/>
+                <w:szCs w:val="32"/>
+              </w:rPr>
+            </w:pPr>
+            <w:proofErr w:type="spellStart"/>
+            <w:r>
+              <w:rPr>
+                <w:rFonts w:ascii="Times New Roman" w:hAnsi="Times New Roman" w:cs="Times New Roman"/>
+                <w:sz w:val="24"/>
+                <w:szCs w:val="32"/>
+              </w:rPr>
+              <w:t>Merupakan</w:t>
+            </w:r>
+            <w:proofErr w:type="spellEnd"/>
+            <w:r>
+              <w:rPr>
+                <w:rFonts w:ascii="Times New Roman" w:hAnsi="Times New Roman" w:cs="Times New Roman"/>
+                <w:sz w:val="24"/>
+                <w:szCs w:val="32"/>
+              </w:rPr>
+              <w:t xml:space="preserve"> </w:t>
+            </w:r>
+            <w:proofErr w:type="spellStart"/>
+            <w:r>
+              <w:rPr>
+                <w:rFonts w:ascii="Times New Roman" w:hAnsi="Times New Roman" w:cs="Times New Roman"/>
+                <w:sz w:val="24"/>
+                <w:szCs w:val="32"/>
+              </w:rPr>
+              <w:t>simbol</w:t>
+            </w:r>
+            <w:proofErr w:type="spellEnd"/>
+            <w:r>
+              <w:rPr>
+                <w:rFonts w:ascii="Times New Roman" w:hAnsi="Times New Roman" w:cs="Times New Roman"/>
+                <w:sz w:val="24"/>
+                <w:szCs w:val="32"/>
+              </w:rPr>
+              <w:t xml:space="preserve"> yang </w:t>
+            </w:r>
+            <w:proofErr w:type="spellStart"/>
+            <w:r>
+              <w:rPr>
+                <w:rFonts w:ascii="Times New Roman" w:hAnsi="Times New Roman" w:cs="Times New Roman"/>
+                <w:sz w:val="24"/>
+                <w:szCs w:val="32"/>
+              </w:rPr>
+              <w:t>digunakan</w:t>
+            </w:r>
+            <w:proofErr w:type="spellEnd"/>
+            <w:r>
+              <w:rPr>
+                <w:rFonts w:ascii="Times New Roman" w:hAnsi="Times New Roman" w:cs="Times New Roman"/>
+                <w:sz w:val="24"/>
+                <w:szCs w:val="32"/>
+              </w:rPr>
+              <w:t xml:space="preserve"> oleh </w:t>
+            </w:r>
+            <w:proofErr w:type="spellStart"/>
+            <w:r>
+              <w:rPr>
+                <w:rFonts w:ascii="Times New Roman" w:hAnsi="Times New Roman" w:cs="Times New Roman"/>
+                <w:sz w:val="24"/>
+                <w:szCs w:val="32"/>
+              </w:rPr>
+              <w:t>sistem</w:t>
+            </w:r>
+            <w:proofErr w:type="spellEnd"/>
+            <w:r>
+              <w:rPr>
+                <w:rFonts w:ascii="Times New Roman" w:hAnsi="Times New Roman" w:cs="Times New Roman"/>
+                <w:sz w:val="24"/>
+                <w:szCs w:val="32"/>
+              </w:rPr>
+              <w:t xml:space="preserve"> </w:t>
+            </w:r>
+            <w:proofErr w:type="spellStart"/>
+            <w:r>
+              <w:rPr>
+                <w:rFonts w:ascii="Times New Roman" w:hAnsi="Times New Roman" w:cs="Times New Roman"/>
+                <w:sz w:val="24"/>
+                <w:szCs w:val="32"/>
+              </w:rPr>
+              <w:t>dimana</w:t>
+            </w:r>
+            <w:proofErr w:type="spellEnd"/>
+            <w:r>
+              <w:rPr>
+                <w:rFonts w:ascii="Times New Roman" w:hAnsi="Times New Roman" w:cs="Times New Roman"/>
+                <w:sz w:val="24"/>
+                <w:szCs w:val="32"/>
+              </w:rPr>
+              <w:t xml:space="preserve"> </w:t>
+            </w:r>
+            <w:proofErr w:type="spellStart"/>
+            <w:r>
+              <w:rPr>
+                <w:rFonts w:ascii="Times New Roman" w:hAnsi="Times New Roman" w:cs="Times New Roman"/>
+                <w:sz w:val="24"/>
+                <w:szCs w:val="32"/>
+              </w:rPr>
+              <w:t>terdapat</w:t>
+            </w:r>
+            <w:proofErr w:type="spellEnd"/>
+            <w:r>
+              <w:rPr>
+                <w:rFonts w:ascii="Times New Roman" w:hAnsi="Times New Roman" w:cs="Times New Roman"/>
+                <w:sz w:val="24"/>
+                <w:szCs w:val="32"/>
+              </w:rPr>
+              <w:t xml:space="preserve"> </w:t>
+            </w:r>
+            <w:proofErr w:type="spellStart"/>
+            <w:r>
+              <w:rPr>
+                <w:rFonts w:ascii="Times New Roman" w:hAnsi="Times New Roman" w:cs="Times New Roman"/>
+                <w:sz w:val="24"/>
+                <w:szCs w:val="32"/>
+              </w:rPr>
+              <w:t>aktivitas</w:t>
+            </w:r>
+            <w:proofErr w:type="spellEnd"/>
+            <w:r>
+              <w:rPr>
+                <w:rFonts w:ascii="Times New Roman" w:hAnsi="Times New Roman" w:cs="Times New Roman"/>
+                <w:sz w:val="24"/>
+                <w:szCs w:val="32"/>
+              </w:rPr>
+              <w:t xml:space="preserve"> </w:t>
+            </w:r>
+            <w:proofErr w:type="spellStart"/>
+            <w:r>
+              <w:rPr>
+                <w:rFonts w:ascii="Times New Roman" w:hAnsi="Times New Roman" w:cs="Times New Roman"/>
+                <w:sz w:val="24"/>
+                <w:szCs w:val="32"/>
+              </w:rPr>
+              <w:t>lebih</w:t>
+            </w:r>
+            <w:proofErr w:type="spellEnd"/>
+            <w:r>
+              <w:rPr>
+                <w:rFonts w:ascii="Times New Roman" w:hAnsi="Times New Roman" w:cs="Times New Roman"/>
+                <w:sz w:val="24"/>
+                <w:szCs w:val="32"/>
+              </w:rPr>
+              <w:t xml:space="preserve"> </w:t>
+            </w:r>
+            <w:proofErr w:type="spellStart"/>
+            <w:r>
+              <w:rPr>
+                <w:rFonts w:ascii="Times New Roman" w:hAnsi="Times New Roman" w:cs="Times New Roman"/>
+                <w:sz w:val="24"/>
+                <w:szCs w:val="32"/>
+              </w:rPr>
+              <w:t>dari</w:t>
+            </w:r>
+            <w:proofErr w:type="spellEnd"/>
+            <w:r>
+              <w:rPr>
+                <w:rFonts w:ascii="Times New Roman" w:hAnsi="Times New Roman" w:cs="Times New Roman"/>
+                <w:sz w:val="24"/>
+                <w:szCs w:val="32"/>
+              </w:rPr>
+              <w:t xml:space="preserve"> </w:t>
+            </w:r>
+            <w:proofErr w:type="spellStart"/>
+            <w:r>
+              <w:rPr>
+                <w:rFonts w:ascii="Times New Roman" w:hAnsi="Times New Roman" w:cs="Times New Roman"/>
+                <w:sz w:val="24"/>
+                <w:szCs w:val="32"/>
+              </w:rPr>
+              <w:t>satu</w:t>
+            </w:r>
+            <w:proofErr w:type="spellEnd"/>
+            <w:r>
+              <w:rPr>
+                <w:rFonts w:ascii="Times New Roman" w:hAnsi="Times New Roman" w:cs="Times New Roman"/>
+                <w:sz w:val="24"/>
+                <w:szCs w:val="32"/>
+              </w:rPr>
+              <w:t xml:space="preserve"> </w:t>
+            </w:r>
+            <w:proofErr w:type="spellStart"/>
+            <w:r>
+              <w:rPr>
+                <w:rFonts w:ascii="Times New Roman" w:hAnsi="Times New Roman" w:cs="Times New Roman"/>
+                <w:sz w:val="24"/>
+                <w:szCs w:val="32"/>
+              </w:rPr>
+              <w:t>lalu</w:t>
+            </w:r>
+            <w:proofErr w:type="spellEnd"/>
+            <w:r>
+              <w:rPr>
+                <w:rFonts w:ascii="Times New Roman" w:hAnsi="Times New Roman" w:cs="Times New Roman"/>
+                <w:sz w:val="24"/>
+                <w:szCs w:val="32"/>
+              </w:rPr>
+              <w:t xml:space="preserve"> </w:t>
+            </w:r>
+            <w:proofErr w:type="spellStart"/>
+            <w:r>
+              <w:rPr>
+                <w:rFonts w:ascii="Times New Roman" w:hAnsi="Times New Roman" w:cs="Times New Roman"/>
+                <w:sz w:val="24"/>
+                <w:szCs w:val="32"/>
+              </w:rPr>
+              <w:t>digabungkan</w:t>
+            </w:r>
+            <w:proofErr w:type="spellEnd"/>
+            <w:r>
+              <w:rPr>
+                <w:rFonts w:ascii="Times New Roman" w:hAnsi="Times New Roman" w:cs="Times New Roman"/>
+                <w:sz w:val="24"/>
+                <w:szCs w:val="32"/>
+              </w:rPr>
+              <w:t xml:space="preserve"> </w:t>
+            </w:r>
+            <w:proofErr w:type="spellStart"/>
+            <w:r>
+              <w:rPr>
+                <w:rFonts w:ascii="Times New Roman" w:hAnsi="Times New Roman" w:cs="Times New Roman"/>
+                <w:sz w:val="24"/>
+                <w:szCs w:val="32"/>
+              </w:rPr>
+              <w:t>menjadi</w:t>
+            </w:r>
+            <w:proofErr w:type="spellEnd"/>
+            <w:r>
+              <w:rPr>
+                <w:rFonts w:ascii="Times New Roman" w:hAnsi="Times New Roman" w:cs="Times New Roman"/>
+                <w:sz w:val="24"/>
+                <w:szCs w:val="32"/>
+              </w:rPr>
+              <w:t xml:space="preserve"> </w:t>
+            </w:r>
+            <w:proofErr w:type="spellStart"/>
+            <w:r>
+              <w:rPr>
+                <w:rFonts w:ascii="Times New Roman" w:hAnsi="Times New Roman" w:cs="Times New Roman"/>
+                <w:sz w:val="24"/>
+                <w:szCs w:val="32"/>
+              </w:rPr>
+              <w:t>satu</w:t>
+            </w:r>
+            <w:proofErr w:type="spellEnd"/>
+            <w:r>
+              <w:rPr>
+                <w:rFonts w:ascii="Times New Roman" w:hAnsi="Times New Roman" w:cs="Times New Roman"/>
+                <w:sz w:val="24"/>
+                <w:szCs w:val="32"/>
+              </w:rPr>
+              <w:t>.</w:t>
+            </w:r>
+          </w:p>
+        </w:tc>
+      </w:tr>
+      <w:tr>
+        <w:tc>
+          <w:tcPr>
+            <w:tcW w:w="4621" w:type="dxa"/>
+          </w:tcPr>
+          <w:p>
+            <w:pPr>
+              <w:spacing w:after="110" w:line="360" w:lineRule="auto"/>
+              <w:rPr>
+                <w:rFonts w:ascii="Times New Roman" w:hAnsi="Times New Roman" w:cs="Times New Roman"/>
+                <w:noProof/>
+                <w:sz w:val="24"/>
+                <w:szCs w:val="32"/>
+              </w:rPr>
+            </w:pPr>
+            <w:r>
+              <w:rPr>
+                <w:rFonts w:ascii="Times New Roman" w:hAnsi="Times New Roman" w:cs="Times New Roman"/>
+                <w:noProof/>
+                <w:sz w:val="24"/>
+                <w:szCs w:val="32"/>
+              </w:rPr>
+              <w:pict w14:anchorId="2F0E1975">
+                <v:oval id="_x0000_s1041" style="position:absolute;margin-left:82.5pt;margin-top:10.25pt;width:38.25pt;height:38.25pt;z-index:251674112;mso-position-horizontal-relative:text;mso-position-vertical-relative:text" filled="f"/>
+              </w:pict>
+            </w:r>
+            <w:r>
+              <w:rPr>
+                <w:rFonts w:ascii="Times New Roman" w:hAnsi="Times New Roman" w:cs="Times New Roman"/>
+                <w:noProof/>
+                <w:sz w:val="24"/>
+                <w:szCs w:val="32"/>
+              </w:rPr>
+              <w:pict w14:anchorId="49A9745A">
+                <v:oval id="_x0000_s1037" style="position:absolute;margin-left:87pt;margin-top:14.75pt;width:28.5pt;height:28.5pt;z-index:251672064;mso-position-horizontal-relative:text;mso-position-vertical-relative:text" fillcolor="black [3200]" stroked="f" strokecolor="black [3213]" strokeweight="3pt">
+                  <v:shadow type="perspective" color="#7f7f7f [1601]" opacity=".5" offset="1pt" offset2="-1pt"/>
+                </v:oval>
+              </w:pict>
+            </w:r>
+            <w:r>
+              <w:rPr>
+                <w:rFonts w:ascii="Times New Roman" w:hAnsi="Times New Roman" w:cs="Times New Roman"/>
+                <w:noProof/>
+                <w:sz w:val="24"/>
+                <w:szCs w:val="32"/>
+              </w:rPr>
+              <w:t>Status Akhir</w:t>
+            </w:r>
+          </w:p>
+          <w:p>
+            <w:pPr>
+              <w:spacing w:after="110" w:line="360" w:lineRule="auto"/>
+              <w:rPr>
+                <w:rFonts w:ascii="Times New Roman" w:hAnsi="Times New Roman" w:cs="Times New Roman"/>
+                <w:noProof/>
+                <w:sz w:val="24"/>
+                <w:szCs w:val="32"/>
+              </w:rPr>
+            </w:pPr>
+          </w:p>
+        </w:tc>
+        <w:tc>
+          <w:tcPr>
+            <w:tcW w:w="4621" w:type="dxa"/>
+          </w:tcPr>
+          <w:p>
+            <w:pPr>
+              <w:spacing w:after="110" w:line="360" w:lineRule="auto"/>
+              <w:rPr>
+                <w:rFonts w:ascii="Times New Roman" w:eastAsia="Yu Mincho" w:hAnsi="Times New Roman" w:cs="Times New Roman" w:hint="eastAsia"/>
+                <w:sz w:val="24"/>
+                <w:szCs w:val="32"/>
+                <w:lang w:eastAsia="ja-JP"/>
+              </w:rPr>
+            </w:pPr>
+            <w:proofErr w:type="spellStart"/>
+            <w:r>
+              <w:rPr>
+                <w:rFonts w:ascii="Times New Roman" w:eastAsia="Yu Mincho" w:hAnsi="Times New Roman" w:cs="Times New Roman" w:hint="eastAsia"/>
+                <w:sz w:val="24"/>
+                <w:szCs w:val="32"/>
+                <w:lang w:eastAsia="ja-JP"/>
+              </w:rPr>
+              <w:t>Merupakan</w:t>
+            </w:r>
+            <w:proofErr w:type="spellEnd"/>
+            <w:r>
+              <w:rPr>
+                <w:rFonts w:ascii="Times New Roman" w:eastAsia="Yu Mincho" w:hAnsi="Times New Roman" w:cs="Times New Roman" w:hint="eastAsia"/>
+                <w:sz w:val="24"/>
+                <w:szCs w:val="32"/>
+                <w:lang w:eastAsia="ja-JP"/>
+              </w:rPr>
+              <w:t xml:space="preserve"> </w:t>
+            </w:r>
+            <w:proofErr w:type="spellStart"/>
+            <w:r>
+              <w:rPr>
+                <w:rFonts w:ascii="Times New Roman" w:eastAsia="Yu Mincho" w:hAnsi="Times New Roman" w:cs="Times New Roman" w:hint="eastAsia"/>
+                <w:sz w:val="24"/>
+                <w:szCs w:val="32"/>
+                <w:lang w:eastAsia="ja-JP"/>
+              </w:rPr>
+              <w:t>simbol</w:t>
+            </w:r>
+            <w:proofErr w:type="spellEnd"/>
+            <w:r>
+              <w:rPr>
+                <w:rFonts w:ascii="Times New Roman" w:eastAsia="Yu Mincho" w:hAnsi="Times New Roman" w:cs="Times New Roman" w:hint="eastAsia"/>
+                <w:sz w:val="24"/>
+                <w:szCs w:val="32"/>
+                <w:lang w:eastAsia="ja-JP"/>
+              </w:rPr>
+              <w:t xml:space="preserve"> yang </w:t>
+            </w:r>
+            <w:proofErr w:type="spellStart"/>
+            <w:r>
+              <w:rPr>
+                <w:rFonts w:ascii="Times New Roman" w:eastAsia="Yu Mincho" w:hAnsi="Times New Roman" w:cs="Times New Roman" w:hint="eastAsia"/>
+                <w:sz w:val="24"/>
+                <w:szCs w:val="32"/>
+                <w:lang w:eastAsia="ja-JP"/>
+              </w:rPr>
+              <w:t>menandakan</w:t>
+            </w:r>
+            <w:proofErr w:type="spellEnd"/>
+            <w:r>
+              <w:rPr>
+                <w:rFonts w:ascii="Times New Roman" w:eastAsia="Yu Mincho" w:hAnsi="Times New Roman" w:cs="Times New Roman" w:hint="eastAsia"/>
+                <w:sz w:val="24"/>
+                <w:szCs w:val="32"/>
+                <w:lang w:eastAsia="ja-JP"/>
+              </w:rPr>
+              <w:t xml:space="preserve"> </w:t>
+            </w:r>
+            <w:proofErr w:type="spellStart"/>
+            <w:r>
+              <w:rPr>
+                <w:rFonts w:ascii="Times New Roman" w:eastAsia="Yu Mincho" w:hAnsi="Times New Roman" w:cs="Times New Roman" w:hint="eastAsia"/>
+                <w:sz w:val="24"/>
+                <w:szCs w:val="32"/>
+                <w:lang w:eastAsia="ja-JP"/>
+              </w:rPr>
+              <w:t>aktivitas</w:t>
+            </w:r>
+            <w:proofErr w:type="spellEnd"/>
+            <w:r>
+              <w:rPr>
+                <w:rFonts w:ascii="Times New Roman" w:eastAsia="Yu Mincho" w:hAnsi="Times New Roman" w:cs="Times New Roman" w:hint="eastAsia"/>
+                <w:sz w:val="24"/>
+                <w:szCs w:val="32"/>
+                <w:lang w:eastAsia="ja-JP"/>
+              </w:rPr>
+              <w:t xml:space="preserve"> </w:t>
+            </w:r>
+            <w:proofErr w:type="spellStart"/>
+            <w:r>
+              <w:rPr>
+                <w:rFonts w:ascii="Times New Roman" w:eastAsia="Yu Mincho" w:hAnsi="Times New Roman" w:cs="Times New Roman" w:hint="eastAsia"/>
+                <w:sz w:val="24"/>
+                <w:szCs w:val="32"/>
+                <w:lang w:eastAsia="ja-JP"/>
+              </w:rPr>
+              <w:t>terakhir</w:t>
+            </w:r>
+            <w:proofErr w:type="spellEnd"/>
+            <w:r>
+              <w:rPr>
+                <w:rFonts w:ascii="Times New Roman" w:eastAsia="Yu Mincho" w:hAnsi="Times New Roman" w:cs="Times New Roman" w:hint="eastAsia"/>
+                <w:sz w:val="24"/>
+                <w:szCs w:val="32"/>
+                <w:lang w:eastAsia="ja-JP"/>
+              </w:rPr>
+              <w:t xml:space="preserve"> yang </w:t>
+            </w:r>
+            <w:proofErr w:type="spellStart"/>
+            <w:r>
+              <w:rPr>
+                <w:rFonts w:ascii="Times New Roman" w:eastAsia="Yu Mincho" w:hAnsi="Times New Roman" w:cs="Times New Roman" w:hint="eastAsia"/>
+                <w:sz w:val="24"/>
+                <w:szCs w:val="32"/>
+                <w:lang w:eastAsia="ja-JP"/>
+              </w:rPr>
+              <w:t>dilakukan</w:t>
+            </w:r>
+            <w:proofErr w:type="spellEnd"/>
+            <w:r>
+              <w:rPr>
+                <w:rFonts w:ascii="Times New Roman" w:eastAsia="Yu Mincho" w:hAnsi="Times New Roman" w:cs="Times New Roman" w:hint="eastAsia"/>
+                <w:sz w:val="24"/>
+                <w:szCs w:val="32"/>
+                <w:lang w:eastAsia="ja-JP"/>
+              </w:rPr>
+              <w:t xml:space="preserve"> oleh </w:t>
+            </w:r>
+            <w:proofErr w:type="spellStart"/>
+            <w:r>
+              <w:rPr>
+                <w:rFonts w:ascii="Times New Roman" w:eastAsia="Yu Mincho" w:hAnsi="Times New Roman" w:cs="Times New Roman" w:hint="eastAsia"/>
+                <w:sz w:val="24"/>
+                <w:szCs w:val="32"/>
+                <w:lang w:eastAsia="ja-JP"/>
+              </w:rPr>
+              <w:t>sistem</w:t>
+            </w:r>
+            <w:proofErr w:type="spellEnd"/>
+            <w:r>
+              <w:rPr>
+                <w:rFonts w:ascii="Times New Roman" w:eastAsia="Yu Mincho" w:hAnsi="Times New Roman" w:cs="Times New Roman" w:hint="eastAsia"/>
+                <w:sz w:val="24"/>
+                <w:szCs w:val="32"/>
+                <w:lang w:eastAsia="ja-JP"/>
+              </w:rPr>
+              <w:t>.</w:t>
+            </w:r>
+          </w:p>
+        </w:tc>
+      </w:tr>
+      <w:tr>
+        <w:tc>
+          <w:tcPr>
+            <w:tcW w:w="4621" w:type="dxa"/>
+          </w:tcPr>
+          <w:p>
+            <w:pPr>
+              <w:spacing w:after="110" w:line="360" w:lineRule="auto"/>
+              <w:rPr>
+                <w:rFonts w:ascii="Times New Roman" w:hAnsi="Times New Roman" w:cs="Times New Roman"/>
+                <w:i/>
+                <w:iCs/>
+                <w:noProof/>
+                <w:sz w:val="24"/>
+                <w:szCs w:val="32"/>
+                <w:lang w:eastAsia="ja-JP"/>
+              </w:rPr>
+            </w:pPr>
+            <w:r>
+              <w:rPr>
+                <w:rFonts w:ascii="Times New Roman" w:hAnsi="Times New Roman" w:cs="Times New Roman" w:hint="eastAsia"/>
+                <w:i/>
+                <w:iCs/>
+                <w:noProof/>
+                <w:sz w:val="24"/>
+                <w:szCs w:val="32"/>
+                <w:lang w:eastAsia="ja-JP"/>
+              </w:rPr>
+              <w:t>Swimlane</w:t>
+            </w:r>
+          </w:p>
+          <w:p>
+            <w:pPr>
+              <w:spacing w:after="110" w:line="360" w:lineRule="auto"/>
               <w:jc w:val="center"/>
               <w:rPr>
-                <w:rFonts w:ascii="Times New Roman" w:hAnsi="Times New Roman" w:cs="Times New Roman"/>
+                <w:rFonts w:ascii="Times New Roman" w:hAnsi="Times New Roman" w:cs="Times New Roman" w:hint="eastAsia"/>
+                <w:noProof/>
                 <w:sz w:val="24"/>
                 <w:szCs w:val="32"/>
+                <w:lang w:eastAsia="ja-JP"/>
               </w:rPr>
             </w:pPr>
+            <w:r>
+              <w:rPr>
+                <w:rFonts w:ascii="Times New Roman" w:hAnsi="Times New Roman" w:cs="Times New Roman"/>
+                <w:noProof/>
+                <w:sz w:val="24"/>
+                <w:szCs w:val="32"/>
+                <w:lang w:eastAsia="ja-JP"/>
+              </w:rPr>
+              <w:lastRenderedPageBreak/>
+              <w:drawing>
+                <wp:inline distT="0" distB="0" distL="0" distR="0" wp14:anchorId="3B22F13D" wp14:editId="468D842E">
+                  <wp:extent cx="657317" cy="581106"/>
+                  <wp:effectExtent l="0" t="0" r="9525" b="9525"/>
+                  <wp:docPr id="850985129" name="Picture 1"/>
+                  <wp:cNvGraphicFramePr>
+                    <a:graphicFrameLocks xmlns:a="http://schemas.openxmlformats.org/drawingml/2006/main" noChangeAspect="1"/>
+                  </wp:cNvGraphicFramePr>
+                  <a:graphic xmlns:a="http://schemas.openxmlformats.org/drawingml/2006/main">
+                    <a:graphicData uri="http://schemas.openxmlformats.org/drawingml/2006/picture">
+                      <pic:pic xmlns:pic="http://schemas.openxmlformats.org/drawingml/2006/picture">
+                        <pic:nvPicPr>
+                          <pic:cNvPr id="850985129" name=""/>
+                          <pic:cNvPicPr/>
+                        </pic:nvPicPr>
+                        <pic:blipFill>
+                          <a:blip r:embed="rId12"/>
+                          <a:stretch>
+                            <a:fillRect/>
+                          </a:stretch>
+                        </pic:blipFill>
+                        <pic:spPr>
+                          <a:xfrm>
+                            <a:off x="0" y="0"/>
+                            <a:ext cx="657317" cy="581106"/>
+                          </a:xfrm>
+                          <a:prstGeom prst="rect">
+                            <a:avLst/>
+                          </a:prstGeom>
+                        </pic:spPr>
+                      </pic:pic>
+                    </a:graphicData>
+                  </a:graphic>
+                </wp:inline>
+              </w:drawing>
+            </w:r>
+          </w:p>
+        </w:tc>
+        <w:tc>
+          <w:tcPr>
+            <w:tcW w:w="4621" w:type="dxa"/>
+          </w:tcPr>
+          <w:p>
+            <w:pPr>
+              <w:spacing w:after="110" w:line="360" w:lineRule="auto"/>
+              <w:rPr>
+                <w:rFonts w:ascii="Times New Roman" w:eastAsia="Yu Mincho" w:hAnsi="Times New Roman" w:cs="Times New Roman"/>
+                <w:sz w:val="24"/>
+                <w:szCs w:val="32"/>
+                <w:lang w:val="en-US" w:eastAsia="ja-JP"/>
+              </w:rPr>
+            </w:pPr>
+            <w:proofErr w:type="spellStart"/>
+            <w:r>
+              <w:rPr>
+                <w:rFonts w:ascii="Times New Roman" w:eastAsia="Yu Mincho" w:hAnsi="Times New Roman" w:cs="Times New Roman" w:hint="eastAsia"/>
+                <w:sz w:val="24"/>
+                <w:szCs w:val="32"/>
+                <w:lang w:eastAsia="ja-JP"/>
+              </w:rPr>
+              <w:lastRenderedPageBreak/>
+              <w:t>Merupkan</w:t>
+            </w:r>
+            <w:proofErr w:type="spellEnd"/>
+            <w:r>
+              <w:rPr>
+                <w:rFonts w:ascii="Times New Roman" w:eastAsia="Yu Mincho" w:hAnsi="Times New Roman" w:cs="Times New Roman" w:hint="eastAsia"/>
+                <w:sz w:val="24"/>
+                <w:szCs w:val="32"/>
+                <w:lang w:eastAsia="ja-JP"/>
+              </w:rPr>
+              <w:t xml:space="preserve"> </w:t>
+            </w:r>
+            <w:proofErr w:type="spellStart"/>
+            <w:r>
+              <w:rPr>
+                <w:rFonts w:ascii="Times New Roman" w:eastAsia="Yu Mincho" w:hAnsi="Times New Roman" w:cs="Times New Roman" w:hint="eastAsia"/>
+                <w:sz w:val="24"/>
+                <w:szCs w:val="32"/>
+                <w:lang w:eastAsia="ja-JP"/>
+              </w:rPr>
+              <w:t>simbol</w:t>
+            </w:r>
+            <w:proofErr w:type="spellEnd"/>
+            <w:r>
+              <w:rPr>
+                <w:rFonts w:ascii="Times New Roman" w:eastAsia="Yu Mincho" w:hAnsi="Times New Roman" w:cs="Times New Roman" w:hint="eastAsia"/>
+                <w:sz w:val="24"/>
+                <w:szCs w:val="32"/>
+                <w:lang w:eastAsia="ja-JP"/>
+              </w:rPr>
+              <w:t xml:space="preserve"> yang </w:t>
+            </w:r>
+            <w:proofErr w:type="spellStart"/>
+            <w:r>
+              <w:rPr>
+                <w:rFonts w:ascii="Times New Roman" w:eastAsia="Yu Mincho" w:hAnsi="Times New Roman" w:cs="Times New Roman" w:hint="eastAsia"/>
+                <w:sz w:val="24"/>
+                <w:szCs w:val="32"/>
+                <w:lang w:eastAsia="ja-JP"/>
+              </w:rPr>
+              <w:t>digunakan</w:t>
+            </w:r>
+            <w:proofErr w:type="spellEnd"/>
+            <w:r>
+              <w:rPr>
+                <w:rFonts w:ascii="Times New Roman" w:eastAsia="Yu Mincho" w:hAnsi="Times New Roman" w:cs="Times New Roman" w:hint="eastAsia"/>
+                <w:sz w:val="24"/>
+                <w:szCs w:val="32"/>
+                <w:lang w:eastAsia="ja-JP"/>
+              </w:rPr>
+              <w:t xml:space="preserve"> </w:t>
+            </w:r>
+            <w:proofErr w:type="spellStart"/>
+            <w:r>
+              <w:rPr>
+                <w:rFonts w:ascii="Times New Roman" w:eastAsia="Yu Mincho" w:hAnsi="Times New Roman" w:cs="Times New Roman" w:hint="eastAsia"/>
+                <w:sz w:val="24"/>
+                <w:szCs w:val="32"/>
+                <w:lang w:eastAsia="ja-JP"/>
+              </w:rPr>
+              <w:t>untuk</w:t>
+            </w:r>
+            <w:proofErr w:type="spellEnd"/>
+            <w:r>
+              <w:rPr>
+                <w:rFonts w:ascii="Times New Roman" w:eastAsia="Yu Mincho" w:hAnsi="Times New Roman" w:cs="Times New Roman" w:hint="eastAsia"/>
+                <w:sz w:val="24"/>
+                <w:szCs w:val="32"/>
+                <w:lang w:eastAsia="ja-JP"/>
+              </w:rPr>
+              <w:t xml:space="preserve"> </w:t>
+            </w:r>
+            <w:proofErr w:type="spellStart"/>
+            <w:r>
+              <w:rPr>
+                <w:rFonts w:ascii="Times New Roman" w:eastAsia="Yu Mincho" w:hAnsi="Times New Roman" w:cs="Times New Roman" w:hint="eastAsia"/>
+                <w:sz w:val="24"/>
+                <w:szCs w:val="32"/>
+                <w:lang w:eastAsia="ja-JP"/>
+              </w:rPr>
+              <w:t>memisahkan</w:t>
+            </w:r>
+            <w:proofErr w:type="spellEnd"/>
+            <w:r>
+              <w:rPr>
+                <w:rFonts w:ascii="Times New Roman" w:eastAsia="Yu Mincho" w:hAnsi="Times New Roman" w:cs="Times New Roman" w:hint="eastAsia"/>
+                <w:sz w:val="24"/>
+                <w:szCs w:val="32"/>
+                <w:lang w:eastAsia="ja-JP"/>
+              </w:rPr>
+              <w:t xml:space="preserve"> </w:t>
+            </w:r>
+            <w:proofErr w:type="spellStart"/>
+            <w:r>
+              <w:rPr>
+                <w:rFonts w:ascii="Times New Roman" w:eastAsia="Yu Mincho" w:hAnsi="Times New Roman" w:cs="Times New Roman" w:hint="eastAsia"/>
+                <w:sz w:val="24"/>
+                <w:szCs w:val="32"/>
+                <w:lang w:eastAsia="ja-JP"/>
+              </w:rPr>
+              <w:t>organisasi</w:t>
+            </w:r>
+            <w:proofErr w:type="spellEnd"/>
+            <w:r>
+              <w:rPr>
+                <w:rFonts w:ascii="Times New Roman" w:eastAsia="Yu Mincho" w:hAnsi="Times New Roman" w:cs="Times New Roman" w:hint="eastAsia"/>
+                <w:sz w:val="24"/>
+                <w:szCs w:val="32"/>
+                <w:lang w:eastAsia="ja-JP"/>
+              </w:rPr>
+              <w:t xml:space="preserve"> </w:t>
+            </w:r>
+            <w:proofErr w:type="spellStart"/>
+            <w:r>
+              <w:rPr>
+                <w:rFonts w:ascii="Times New Roman" w:eastAsia="Yu Mincho" w:hAnsi="Times New Roman" w:cs="Times New Roman" w:hint="eastAsia"/>
+                <w:sz w:val="24"/>
+                <w:szCs w:val="32"/>
+                <w:lang w:eastAsia="ja-JP"/>
+              </w:rPr>
+              <w:t>bisnis</w:t>
+            </w:r>
+            <w:proofErr w:type="spellEnd"/>
+            <w:r>
+              <w:rPr>
+                <w:rFonts w:ascii="Times New Roman" w:eastAsia="Yu Mincho" w:hAnsi="Times New Roman" w:cs="Times New Roman" w:hint="eastAsia"/>
+                <w:sz w:val="24"/>
+                <w:szCs w:val="32"/>
+                <w:lang w:eastAsia="ja-JP"/>
+              </w:rPr>
+              <w:t xml:space="preserve"> yang </w:t>
+            </w:r>
+            <w:proofErr w:type="spellStart"/>
+            <w:r>
+              <w:rPr>
+                <w:rFonts w:ascii="Times New Roman" w:eastAsia="Yu Mincho" w:hAnsi="Times New Roman" w:cs="Times New Roman" w:hint="eastAsia"/>
+                <w:sz w:val="24"/>
+                <w:szCs w:val="32"/>
+                <w:lang w:eastAsia="ja-JP"/>
+              </w:rPr>
+              <w:lastRenderedPageBreak/>
+              <w:t>bertanggung</w:t>
+            </w:r>
+            <w:proofErr w:type="spellEnd"/>
+            <w:r>
+              <w:rPr>
+                <w:rFonts w:ascii="Times New Roman" w:eastAsia="Yu Mincho" w:hAnsi="Times New Roman" w:cs="Times New Roman" w:hint="eastAsia"/>
+                <w:sz w:val="24"/>
+                <w:szCs w:val="32"/>
+                <w:lang w:eastAsia="ja-JP"/>
+              </w:rPr>
+              <w:t xml:space="preserve"> </w:t>
+            </w:r>
+            <w:proofErr w:type="spellStart"/>
+            <w:r>
+              <w:rPr>
+                <w:rFonts w:ascii="Times New Roman" w:eastAsia="Yu Mincho" w:hAnsi="Times New Roman" w:cs="Times New Roman" w:hint="eastAsia"/>
+                <w:sz w:val="24"/>
+                <w:szCs w:val="32"/>
+                <w:lang w:eastAsia="ja-JP"/>
+              </w:rPr>
+              <w:t>jawab</w:t>
+            </w:r>
+            <w:proofErr w:type="spellEnd"/>
+            <w:r>
+              <w:rPr>
+                <w:rFonts w:ascii="Times New Roman" w:eastAsia="Yu Mincho" w:hAnsi="Times New Roman" w:cs="Times New Roman" w:hint="eastAsia"/>
+                <w:sz w:val="24"/>
+                <w:szCs w:val="32"/>
+                <w:lang w:eastAsia="ja-JP"/>
+              </w:rPr>
+              <w:t xml:space="preserve"> </w:t>
+            </w:r>
+            <w:proofErr w:type="spellStart"/>
+            <w:r>
+              <w:rPr>
+                <w:rFonts w:ascii="Times New Roman" w:eastAsia="Yu Mincho" w:hAnsi="Times New Roman" w:cs="Times New Roman" w:hint="eastAsia"/>
+                <w:sz w:val="24"/>
+                <w:szCs w:val="32"/>
+                <w:lang w:eastAsia="ja-JP"/>
+              </w:rPr>
+              <w:t>terhadap</w:t>
+            </w:r>
+            <w:proofErr w:type="spellEnd"/>
+            <w:r>
+              <w:rPr>
+                <w:rFonts w:ascii="Times New Roman" w:eastAsia="Yu Mincho" w:hAnsi="Times New Roman" w:cs="Times New Roman" w:hint="eastAsia"/>
+                <w:sz w:val="24"/>
+                <w:szCs w:val="32"/>
+                <w:lang w:eastAsia="ja-JP"/>
+              </w:rPr>
+              <w:t xml:space="preserve"> </w:t>
+            </w:r>
+            <w:proofErr w:type="spellStart"/>
+            <w:r>
+              <w:rPr>
+                <w:rFonts w:ascii="Times New Roman" w:eastAsia="Yu Mincho" w:hAnsi="Times New Roman" w:cs="Times New Roman" w:hint="eastAsia"/>
+                <w:sz w:val="24"/>
+                <w:szCs w:val="32"/>
+                <w:lang w:eastAsia="ja-JP"/>
+              </w:rPr>
+              <w:t>aktivitas</w:t>
+            </w:r>
+            <w:proofErr w:type="spellEnd"/>
+            <w:r>
+              <w:rPr>
+                <w:rFonts w:ascii="Times New Roman" w:eastAsia="Yu Mincho" w:hAnsi="Times New Roman" w:cs="Times New Roman" w:hint="eastAsia"/>
+                <w:sz w:val="24"/>
+                <w:szCs w:val="32"/>
+                <w:lang w:eastAsia="ja-JP"/>
+              </w:rPr>
+              <w:t xml:space="preserve"> yang </w:t>
+            </w:r>
+            <w:proofErr w:type="spellStart"/>
+            <w:r>
+              <w:rPr>
+                <w:rFonts w:ascii="Times New Roman" w:eastAsia="Yu Mincho" w:hAnsi="Times New Roman" w:cs="Times New Roman" w:hint="eastAsia"/>
+                <w:sz w:val="24"/>
+                <w:szCs w:val="32"/>
+                <w:lang w:eastAsia="ja-JP"/>
+              </w:rPr>
+              <w:t>terjadi</w:t>
+            </w:r>
+            <w:proofErr w:type="spellEnd"/>
+            <w:r>
+              <w:rPr>
+                <w:rFonts w:ascii="Times New Roman" w:eastAsia="Yu Mincho" w:hAnsi="Times New Roman" w:cs="Times New Roman"/>
+                <w:sz w:val="24"/>
+                <w:szCs w:val="32"/>
+                <w:lang w:val="en-US" w:eastAsia="ja-JP"/>
+              </w:rPr>
+              <w:t>.</w:t>
+            </w:r>
           </w:p>
         </w:tc>
       </w:tr>
@@ -30628,16 +32167,7 @@
                 <w:sz w:val="24"/>
                 <w:szCs w:val="24"/>
               </w:rPr>
-              <w:t xml:space="preserve">, </w:t>
-            </w:r>
-            <w:r>
-              <w:rPr>
-                <w:rFonts w:ascii="Times New Roman" w:hAnsi="Times New Roman" w:cs="Times New Roman"/>
-                <w:sz w:val="24"/>
-                <w:szCs w:val="24"/>
-              </w:rPr>
-              <w:lastRenderedPageBreak/>
-              <w:t>2021</w:t>
+              <w:t>, 2021</w:t>
             </w:r>
           </w:p>
         </w:tc>
@@ -30661,7 +32191,6 @@
                 <w:sz w:val="24"/>
                 <w:szCs w:val="24"/>
               </w:rPr>
-              <w:lastRenderedPageBreak/>
               <w:t>Penerapan</w:t>
             </w:r>
             <w:proofErr w:type="spellEnd"/>
@@ -30680,7 +32209,6 @@
                 <w:sz w:val="24"/>
                 <w:szCs w:val="24"/>
               </w:rPr>
-              <w:lastRenderedPageBreak/>
               <w:t>Algoritma</w:t>
             </w:r>
             <w:proofErr w:type="spellEnd"/>
@@ -30803,305 +32331,304 @@
                 <w:sz w:val="24"/>
                 <w:szCs w:val="24"/>
               </w:rPr>
+              <w:t xml:space="preserve">Tujuan </w:t>
+            </w:r>
+            <w:proofErr w:type="spellStart"/>
+            <w:r>
+              <w:rPr>
+                <w:rFonts w:ascii="Times New Roman" w:hAnsi="Times New Roman" w:cs="Times New Roman"/>
+                <w:sz w:val="24"/>
+                <w:szCs w:val="24"/>
+              </w:rPr>
+              <w:t>dari</w:t>
+            </w:r>
+            <w:proofErr w:type="spellEnd"/>
+            <w:r>
+              <w:rPr>
+                <w:rFonts w:ascii="Times New Roman" w:hAnsi="Times New Roman" w:cs="Times New Roman"/>
+                <w:sz w:val="24"/>
+                <w:szCs w:val="24"/>
+              </w:rPr>
+              <w:t xml:space="preserve"> </w:t>
+            </w:r>
+            <w:proofErr w:type="spellStart"/>
+            <w:r>
+              <w:rPr>
+                <w:rFonts w:ascii="Times New Roman" w:hAnsi="Times New Roman" w:cs="Times New Roman"/>
+                <w:sz w:val="24"/>
+                <w:szCs w:val="24"/>
+              </w:rPr>
+              <w:t>penelitian</w:t>
+            </w:r>
+            <w:proofErr w:type="spellEnd"/>
+            <w:r>
+              <w:rPr>
+                <w:rFonts w:ascii="Times New Roman" w:hAnsi="Times New Roman" w:cs="Times New Roman"/>
+                <w:sz w:val="24"/>
+                <w:szCs w:val="24"/>
+              </w:rPr>
+              <w:t xml:space="preserve"> yang </w:t>
+            </w:r>
+            <w:proofErr w:type="spellStart"/>
+            <w:r>
+              <w:rPr>
+                <w:rFonts w:ascii="Times New Roman" w:hAnsi="Times New Roman" w:cs="Times New Roman"/>
+                <w:sz w:val="24"/>
+                <w:szCs w:val="24"/>
+              </w:rPr>
+              <w:t>dibahas</w:t>
+            </w:r>
+            <w:proofErr w:type="spellEnd"/>
+            <w:r>
+              <w:rPr>
+                <w:rFonts w:ascii="Times New Roman" w:hAnsi="Times New Roman" w:cs="Times New Roman"/>
+                <w:sz w:val="24"/>
+                <w:szCs w:val="24"/>
+              </w:rPr>
+              <w:t xml:space="preserve"> di </w:t>
+            </w:r>
+            <w:proofErr w:type="spellStart"/>
+            <w:r>
+              <w:rPr>
+                <w:rFonts w:ascii="Times New Roman" w:hAnsi="Times New Roman" w:cs="Times New Roman"/>
+                <w:sz w:val="24"/>
+                <w:szCs w:val="24"/>
+              </w:rPr>
+              <w:t>halaman</w:t>
+            </w:r>
+            <w:proofErr w:type="spellEnd"/>
+            <w:r>
+              <w:rPr>
+                <w:rFonts w:ascii="Times New Roman" w:hAnsi="Times New Roman" w:cs="Times New Roman"/>
+                <w:sz w:val="24"/>
+                <w:szCs w:val="24"/>
+              </w:rPr>
+              <w:t xml:space="preserve"> </w:t>
+            </w:r>
+            <w:proofErr w:type="spellStart"/>
+            <w:r>
+              <w:rPr>
+                <w:rFonts w:ascii="Times New Roman" w:hAnsi="Times New Roman" w:cs="Times New Roman"/>
+                <w:sz w:val="24"/>
+                <w:szCs w:val="24"/>
+              </w:rPr>
+              <w:t>ini</w:t>
+            </w:r>
+            <w:proofErr w:type="spellEnd"/>
+            <w:r>
+              <w:rPr>
+                <w:rFonts w:ascii="Times New Roman" w:hAnsi="Times New Roman" w:cs="Times New Roman"/>
+                <w:sz w:val="24"/>
+                <w:szCs w:val="24"/>
+              </w:rPr>
+              <w:t xml:space="preserve"> </w:t>
+            </w:r>
+            <w:proofErr w:type="spellStart"/>
+            <w:r>
+              <w:rPr>
+                <w:rFonts w:ascii="Times New Roman" w:hAnsi="Times New Roman" w:cs="Times New Roman"/>
+                <w:sz w:val="24"/>
+                <w:szCs w:val="24"/>
+              </w:rPr>
+              <w:t>adalah</w:t>
+            </w:r>
+            <w:proofErr w:type="spellEnd"/>
+            <w:r>
+              <w:rPr>
+                <w:rFonts w:ascii="Times New Roman" w:hAnsi="Times New Roman" w:cs="Times New Roman"/>
+                <w:sz w:val="24"/>
+                <w:szCs w:val="24"/>
+              </w:rPr>
+              <w:t xml:space="preserve"> </w:t>
+            </w:r>
+            <w:proofErr w:type="spellStart"/>
+            <w:r>
+              <w:rPr>
+                <w:rFonts w:ascii="Times New Roman" w:hAnsi="Times New Roman" w:cs="Times New Roman"/>
+                <w:sz w:val="24"/>
+                <w:szCs w:val="24"/>
+              </w:rPr>
+              <w:t>untuk</w:t>
+            </w:r>
+            <w:proofErr w:type="spellEnd"/>
+            <w:r>
+              <w:rPr>
+                <w:rFonts w:ascii="Times New Roman" w:hAnsi="Times New Roman" w:cs="Times New Roman"/>
+                <w:sz w:val="24"/>
+                <w:szCs w:val="24"/>
+              </w:rPr>
+              <w:t xml:space="preserve"> </w:t>
+            </w:r>
+            <w:proofErr w:type="spellStart"/>
+            <w:r>
+              <w:rPr>
+                <w:rFonts w:ascii="Times New Roman" w:hAnsi="Times New Roman" w:cs="Times New Roman"/>
+                <w:sz w:val="24"/>
+                <w:szCs w:val="24"/>
+              </w:rPr>
+              <w:t>mengembangkan</w:t>
+            </w:r>
+            <w:proofErr w:type="spellEnd"/>
+            <w:r>
+              <w:rPr>
+                <w:rFonts w:ascii="Times New Roman" w:hAnsi="Times New Roman" w:cs="Times New Roman"/>
+                <w:sz w:val="24"/>
+                <w:szCs w:val="24"/>
+              </w:rPr>
+              <w:t xml:space="preserve"> </w:t>
+            </w:r>
+            <w:proofErr w:type="spellStart"/>
+            <w:r>
+              <w:rPr>
+                <w:rFonts w:ascii="Times New Roman" w:hAnsi="Times New Roman" w:cs="Times New Roman"/>
+                <w:sz w:val="24"/>
+                <w:szCs w:val="24"/>
+              </w:rPr>
+              <w:t>aplikasi</w:t>
+            </w:r>
+            <w:proofErr w:type="spellEnd"/>
+            <w:r>
+              <w:rPr>
+                <w:rFonts w:ascii="Times New Roman" w:hAnsi="Times New Roman" w:cs="Times New Roman"/>
+                <w:sz w:val="24"/>
+                <w:szCs w:val="24"/>
+              </w:rPr>
+              <w:t xml:space="preserve"> repository yang </w:t>
+            </w:r>
+            <w:proofErr w:type="spellStart"/>
+            <w:r>
+              <w:rPr>
+                <w:rFonts w:ascii="Times New Roman" w:hAnsi="Times New Roman" w:cs="Times New Roman"/>
+                <w:sz w:val="24"/>
+                <w:szCs w:val="24"/>
+              </w:rPr>
+              <w:t>dapat</w:t>
+            </w:r>
+            <w:proofErr w:type="spellEnd"/>
+            <w:r>
+              <w:rPr>
+                <w:rFonts w:ascii="Times New Roman" w:hAnsi="Times New Roman" w:cs="Times New Roman"/>
+                <w:sz w:val="24"/>
+                <w:szCs w:val="24"/>
+              </w:rPr>
+              <w:t xml:space="preserve"> </w:t>
+            </w:r>
+            <w:proofErr w:type="spellStart"/>
+            <w:r>
+              <w:rPr>
+                <w:rFonts w:ascii="Times New Roman" w:hAnsi="Times New Roman" w:cs="Times New Roman"/>
+                <w:sz w:val="24"/>
+                <w:szCs w:val="24"/>
+              </w:rPr>
+              <w:t>mengelompokkan</w:t>
+            </w:r>
+            <w:proofErr w:type="spellEnd"/>
+            <w:r>
+              <w:rPr>
+                <w:rFonts w:ascii="Times New Roman" w:hAnsi="Times New Roman" w:cs="Times New Roman"/>
+                <w:sz w:val="24"/>
+                <w:szCs w:val="24"/>
+              </w:rPr>
+              <w:t xml:space="preserve"> </w:t>
+            </w:r>
+            <w:proofErr w:type="spellStart"/>
+            <w:r>
+              <w:rPr>
+                <w:rFonts w:ascii="Times New Roman" w:hAnsi="Times New Roman" w:cs="Times New Roman"/>
+                <w:sz w:val="24"/>
+                <w:szCs w:val="24"/>
+              </w:rPr>
+              <w:t>topik</w:t>
+            </w:r>
+            <w:proofErr w:type="spellEnd"/>
+            <w:r>
+              <w:rPr>
+                <w:rFonts w:ascii="Times New Roman" w:hAnsi="Times New Roman" w:cs="Times New Roman"/>
+                <w:sz w:val="24"/>
+                <w:szCs w:val="24"/>
+              </w:rPr>
+              <w:t xml:space="preserve"> </w:t>
+            </w:r>
+            <w:proofErr w:type="spellStart"/>
+            <w:r>
+              <w:rPr>
+                <w:rFonts w:ascii="Times New Roman" w:hAnsi="Times New Roman" w:cs="Times New Roman"/>
+                <w:sz w:val="24"/>
+                <w:szCs w:val="24"/>
+              </w:rPr>
+              <w:t>skripsi</w:t>
+            </w:r>
+            <w:proofErr w:type="spellEnd"/>
+            <w:r>
+              <w:rPr>
+                <w:rFonts w:ascii="Times New Roman" w:hAnsi="Times New Roman" w:cs="Times New Roman"/>
+                <w:sz w:val="24"/>
+                <w:szCs w:val="24"/>
+              </w:rPr>
+              <w:t xml:space="preserve"> </w:t>
+            </w:r>
+            <w:proofErr w:type="spellStart"/>
+            <w:r>
+              <w:rPr>
+                <w:rFonts w:ascii="Times New Roman" w:hAnsi="Times New Roman" w:cs="Times New Roman"/>
+                <w:sz w:val="24"/>
+                <w:szCs w:val="24"/>
+              </w:rPr>
+              <w:t>secara</w:t>
+            </w:r>
+            <w:proofErr w:type="spellEnd"/>
+            <w:r>
+              <w:rPr>
+                <w:rFonts w:ascii="Times New Roman" w:hAnsi="Times New Roman" w:cs="Times New Roman"/>
+                <w:sz w:val="24"/>
+                <w:szCs w:val="24"/>
+              </w:rPr>
+              <w:t xml:space="preserve"> </w:t>
+            </w:r>
+            <w:proofErr w:type="spellStart"/>
+            <w:r>
+              <w:rPr>
+                <w:rFonts w:ascii="Times New Roman" w:hAnsi="Times New Roman" w:cs="Times New Roman"/>
+                <w:sz w:val="24"/>
+                <w:szCs w:val="24"/>
+              </w:rPr>
+              <w:t>otomatis</w:t>
+            </w:r>
+            <w:proofErr w:type="spellEnd"/>
+            <w:r>
+              <w:rPr>
+                <w:rFonts w:ascii="Times New Roman" w:hAnsi="Times New Roman" w:cs="Times New Roman"/>
+                <w:sz w:val="24"/>
+                <w:szCs w:val="24"/>
+              </w:rPr>
+              <w:t xml:space="preserve"> </w:t>
+            </w:r>
+            <w:proofErr w:type="spellStart"/>
+            <w:r>
+              <w:rPr>
+                <w:rFonts w:ascii="Times New Roman" w:hAnsi="Times New Roman" w:cs="Times New Roman"/>
+                <w:sz w:val="24"/>
+                <w:szCs w:val="24"/>
+              </w:rPr>
+              <w:t>menggunakan</w:t>
+            </w:r>
+            <w:proofErr w:type="spellEnd"/>
+            <w:r>
+              <w:rPr>
+                <w:rFonts w:ascii="Times New Roman" w:hAnsi="Times New Roman" w:cs="Times New Roman"/>
+                <w:sz w:val="24"/>
+                <w:szCs w:val="24"/>
+              </w:rPr>
+              <w:t xml:space="preserve"> </w:t>
+            </w:r>
+            <w:proofErr w:type="spellStart"/>
+            <w:r>
+              <w:rPr>
+                <w:rFonts w:ascii="Times New Roman" w:hAnsi="Times New Roman" w:cs="Times New Roman"/>
+                <w:sz w:val="24"/>
+                <w:szCs w:val="24"/>
+              </w:rPr>
               <w:lastRenderedPageBreak/>
-              <w:t xml:space="preserve">Tujuan </w:t>
-            </w:r>
-            <w:proofErr w:type="spellStart"/>
-            <w:r>
-              <w:rPr>
-                <w:rFonts w:ascii="Times New Roman" w:hAnsi="Times New Roman" w:cs="Times New Roman"/>
-                <w:sz w:val="24"/>
-                <w:szCs w:val="24"/>
-              </w:rPr>
-              <w:t>dari</w:t>
-            </w:r>
-            <w:proofErr w:type="spellEnd"/>
-            <w:r>
-              <w:rPr>
-                <w:rFonts w:ascii="Times New Roman" w:hAnsi="Times New Roman" w:cs="Times New Roman"/>
-                <w:sz w:val="24"/>
-                <w:szCs w:val="24"/>
-              </w:rPr>
-              <w:t xml:space="preserve"> </w:t>
-            </w:r>
-            <w:proofErr w:type="spellStart"/>
-            <w:r>
-              <w:rPr>
-                <w:rFonts w:ascii="Times New Roman" w:hAnsi="Times New Roman" w:cs="Times New Roman"/>
-                <w:sz w:val="24"/>
-                <w:szCs w:val="24"/>
-              </w:rPr>
-              <w:lastRenderedPageBreak/>
-              <w:t>penelitian</w:t>
-            </w:r>
-            <w:proofErr w:type="spellEnd"/>
-            <w:r>
-              <w:rPr>
-                <w:rFonts w:ascii="Times New Roman" w:hAnsi="Times New Roman" w:cs="Times New Roman"/>
-                <w:sz w:val="24"/>
-                <w:szCs w:val="24"/>
-              </w:rPr>
-              <w:t xml:space="preserve"> yang </w:t>
-            </w:r>
-            <w:proofErr w:type="spellStart"/>
-            <w:r>
-              <w:rPr>
-                <w:rFonts w:ascii="Times New Roman" w:hAnsi="Times New Roman" w:cs="Times New Roman"/>
-                <w:sz w:val="24"/>
-                <w:szCs w:val="24"/>
-              </w:rPr>
-              <w:t>dibahas</w:t>
-            </w:r>
-            <w:proofErr w:type="spellEnd"/>
-            <w:r>
-              <w:rPr>
-                <w:rFonts w:ascii="Times New Roman" w:hAnsi="Times New Roman" w:cs="Times New Roman"/>
-                <w:sz w:val="24"/>
-                <w:szCs w:val="24"/>
-              </w:rPr>
-              <w:t xml:space="preserve"> di </w:t>
-            </w:r>
-            <w:proofErr w:type="spellStart"/>
-            <w:r>
-              <w:rPr>
-                <w:rFonts w:ascii="Times New Roman" w:hAnsi="Times New Roman" w:cs="Times New Roman"/>
-                <w:sz w:val="24"/>
-                <w:szCs w:val="24"/>
-              </w:rPr>
-              <w:t>halaman</w:t>
-            </w:r>
-            <w:proofErr w:type="spellEnd"/>
-            <w:r>
-              <w:rPr>
-                <w:rFonts w:ascii="Times New Roman" w:hAnsi="Times New Roman" w:cs="Times New Roman"/>
-                <w:sz w:val="24"/>
-                <w:szCs w:val="24"/>
-              </w:rPr>
-              <w:t xml:space="preserve"> </w:t>
-            </w:r>
-            <w:proofErr w:type="spellStart"/>
-            <w:r>
-              <w:rPr>
-                <w:rFonts w:ascii="Times New Roman" w:hAnsi="Times New Roman" w:cs="Times New Roman"/>
-                <w:sz w:val="24"/>
-                <w:szCs w:val="24"/>
-              </w:rPr>
-              <w:t>ini</w:t>
-            </w:r>
-            <w:proofErr w:type="spellEnd"/>
-            <w:r>
-              <w:rPr>
-                <w:rFonts w:ascii="Times New Roman" w:hAnsi="Times New Roman" w:cs="Times New Roman"/>
-                <w:sz w:val="24"/>
-                <w:szCs w:val="24"/>
-              </w:rPr>
-              <w:t xml:space="preserve"> </w:t>
-            </w:r>
-            <w:proofErr w:type="spellStart"/>
-            <w:r>
-              <w:rPr>
-                <w:rFonts w:ascii="Times New Roman" w:hAnsi="Times New Roman" w:cs="Times New Roman"/>
-                <w:sz w:val="24"/>
-                <w:szCs w:val="24"/>
-              </w:rPr>
-              <w:t>adalah</w:t>
-            </w:r>
-            <w:proofErr w:type="spellEnd"/>
-            <w:r>
-              <w:rPr>
-                <w:rFonts w:ascii="Times New Roman" w:hAnsi="Times New Roman" w:cs="Times New Roman"/>
-                <w:sz w:val="24"/>
-                <w:szCs w:val="24"/>
-              </w:rPr>
-              <w:t xml:space="preserve"> </w:t>
-            </w:r>
-            <w:proofErr w:type="spellStart"/>
-            <w:r>
-              <w:rPr>
-                <w:rFonts w:ascii="Times New Roman" w:hAnsi="Times New Roman" w:cs="Times New Roman"/>
-                <w:sz w:val="24"/>
-                <w:szCs w:val="24"/>
-              </w:rPr>
-              <w:t>untuk</w:t>
-            </w:r>
-            <w:proofErr w:type="spellEnd"/>
-            <w:r>
-              <w:rPr>
-                <w:rFonts w:ascii="Times New Roman" w:hAnsi="Times New Roman" w:cs="Times New Roman"/>
-                <w:sz w:val="24"/>
-                <w:szCs w:val="24"/>
-              </w:rPr>
-              <w:t xml:space="preserve"> </w:t>
-            </w:r>
-            <w:proofErr w:type="spellStart"/>
-            <w:r>
-              <w:rPr>
-                <w:rFonts w:ascii="Times New Roman" w:hAnsi="Times New Roman" w:cs="Times New Roman"/>
-                <w:sz w:val="24"/>
-                <w:szCs w:val="24"/>
-              </w:rPr>
-              <w:t>mengembangkan</w:t>
-            </w:r>
-            <w:proofErr w:type="spellEnd"/>
-            <w:r>
-              <w:rPr>
-                <w:rFonts w:ascii="Times New Roman" w:hAnsi="Times New Roman" w:cs="Times New Roman"/>
-                <w:sz w:val="24"/>
-                <w:szCs w:val="24"/>
-              </w:rPr>
-              <w:t xml:space="preserve"> </w:t>
-            </w:r>
-            <w:proofErr w:type="spellStart"/>
-            <w:r>
-              <w:rPr>
-                <w:rFonts w:ascii="Times New Roman" w:hAnsi="Times New Roman" w:cs="Times New Roman"/>
-                <w:sz w:val="24"/>
-                <w:szCs w:val="24"/>
-              </w:rPr>
-              <w:t>aplikasi</w:t>
-            </w:r>
-            <w:proofErr w:type="spellEnd"/>
-            <w:r>
-              <w:rPr>
-                <w:rFonts w:ascii="Times New Roman" w:hAnsi="Times New Roman" w:cs="Times New Roman"/>
-                <w:sz w:val="24"/>
-                <w:szCs w:val="24"/>
-              </w:rPr>
-              <w:t xml:space="preserve"> repository yang </w:t>
-            </w:r>
-            <w:proofErr w:type="spellStart"/>
-            <w:r>
-              <w:rPr>
-                <w:rFonts w:ascii="Times New Roman" w:hAnsi="Times New Roman" w:cs="Times New Roman"/>
-                <w:sz w:val="24"/>
-                <w:szCs w:val="24"/>
-              </w:rPr>
-              <w:t>dapat</w:t>
-            </w:r>
-            <w:proofErr w:type="spellEnd"/>
-            <w:r>
-              <w:rPr>
-                <w:rFonts w:ascii="Times New Roman" w:hAnsi="Times New Roman" w:cs="Times New Roman"/>
-                <w:sz w:val="24"/>
-                <w:szCs w:val="24"/>
-              </w:rPr>
-              <w:t xml:space="preserve"> </w:t>
-            </w:r>
-            <w:proofErr w:type="spellStart"/>
-            <w:r>
-              <w:rPr>
-                <w:rFonts w:ascii="Times New Roman" w:hAnsi="Times New Roman" w:cs="Times New Roman"/>
-                <w:sz w:val="24"/>
-                <w:szCs w:val="24"/>
-              </w:rPr>
-              <w:t>mengelompokkan</w:t>
-            </w:r>
-            <w:proofErr w:type="spellEnd"/>
-            <w:r>
-              <w:rPr>
-                <w:rFonts w:ascii="Times New Roman" w:hAnsi="Times New Roman" w:cs="Times New Roman"/>
-                <w:sz w:val="24"/>
-                <w:szCs w:val="24"/>
-              </w:rPr>
-              <w:t xml:space="preserve"> </w:t>
-            </w:r>
-            <w:proofErr w:type="spellStart"/>
-            <w:r>
-              <w:rPr>
-                <w:rFonts w:ascii="Times New Roman" w:hAnsi="Times New Roman" w:cs="Times New Roman"/>
-                <w:sz w:val="24"/>
-                <w:szCs w:val="24"/>
-              </w:rPr>
-              <w:t>topik</w:t>
-            </w:r>
-            <w:proofErr w:type="spellEnd"/>
-            <w:r>
-              <w:rPr>
-                <w:rFonts w:ascii="Times New Roman" w:hAnsi="Times New Roman" w:cs="Times New Roman"/>
-                <w:sz w:val="24"/>
-                <w:szCs w:val="24"/>
-              </w:rPr>
-              <w:t xml:space="preserve"> </w:t>
-            </w:r>
-            <w:proofErr w:type="spellStart"/>
-            <w:r>
-              <w:rPr>
-                <w:rFonts w:ascii="Times New Roman" w:hAnsi="Times New Roman" w:cs="Times New Roman"/>
-                <w:sz w:val="24"/>
-                <w:szCs w:val="24"/>
-              </w:rPr>
-              <w:t>skripsi</w:t>
-            </w:r>
-            <w:proofErr w:type="spellEnd"/>
-            <w:r>
-              <w:rPr>
-                <w:rFonts w:ascii="Times New Roman" w:hAnsi="Times New Roman" w:cs="Times New Roman"/>
-                <w:sz w:val="24"/>
-                <w:szCs w:val="24"/>
-              </w:rPr>
-              <w:t xml:space="preserve"> </w:t>
-            </w:r>
-            <w:proofErr w:type="spellStart"/>
-            <w:r>
-              <w:rPr>
-                <w:rFonts w:ascii="Times New Roman" w:hAnsi="Times New Roman" w:cs="Times New Roman"/>
-                <w:sz w:val="24"/>
-                <w:szCs w:val="24"/>
-              </w:rPr>
-              <w:t>secara</w:t>
-            </w:r>
-            <w:proofErr w:type="spellEnd"/>
-            <w:r>
-              <w:rPr>
-                <w:rFonts w:ascii="Times New Roman" w:hAnsi="Times New Roman" w:cs="Times New Roman"/>
-                <w:sz w:val="24"/>
-                <w:szCs w:val="24"/>
-              </w:rPr>
-              <w:t xml:space="preserve"> </w:t>
-            </w:r>
-            <w:proofErr w:type="spellStart"/>
-            <w:r>
-              <w:rPr>
-                <w:rFonts w:ascii="Times New Roman" w:hAnsi="Times New Roman" w:cs="Times New Roman"/>
-                <w:sz w:val="24"/>
-                <w:szCs w:val="24"/>
-              </w:rPr>
-              <w:t>otomatis</w:t>
-            </w:r>
-            <w:proofErr w:type="spellEnd"/>
-            <w:r>
-              <w:rPr>
-                <w:rFonts w:ascii="Times New Roman" w:hAnsi="Times New Roman" w:cs="Times New Roman"/>
-                <w:sz w:val="24"/>
-                <w:szCs w:val="24"/>
-              </w:rPr>
-              <w:t xml:space="preserve"> </w:t>
-            </w:r>
-            <w:proofErr w:type="spellStart"/>
-            <w:r>
-              <w:rPr>
-                <w:rFonts w:ascii="Times New Roman" w:hAnsi="Times New Roman" w:cs="Times New Roman"/>
-                <w:sz w:val="24"/>
-                <w:szCs w:val="24"/>
-              </w:rPr>
-              <w:t>menggunakan</w:t>
-            </w:r>
-            <w:proofErr w:type="spellEnd"/>
-            <w:r>
-              <w:rPr>
-                <w:rFonts w:ascii="Times New Roman" w:hAnsi="Times New Roman" w:cs="Times New Roman"/>
-                <w:sz w:val="24"/>
-                <w:szCs w:val="24"/>
-              </w:rPr>
-              <w:t xml:space="preserve"> </w:t>
-            </w:r>
-            <w:proofErr w:type="spellStart"/>
-            <w:r>
-              <w:rPr>
-                <w:rFonts w:ascii="Times New Roman" w:hAnsi="Times New Roman" w:cs="Times New Roman"/>
-                <w:sz w:val="24"/>
-                <w:szCs w:val="24"/>
-              </w:rPr>
               <w:t>algoritma</w:t>
             </w:r>
             <w:proofErr w:type="spellEnd"/>
@@ -31180,7 +32707,6 @@
                 <w:sz w:val="24"/>
                 <w:szCs w:val="24"/>
               </w:rPr>
-              <w:lastRenderedPageBreak/>
               <w:t>bagaimana</w:t>
             </w:r>
             <w:proofErr w:type="spellEnd"/>
@@ -32163,7 +33689,6 @@
                 <w:sz w:val="24"/>
                 <w:szCs w:val="24"/>
               </w:rPr>
-              <w:lastRenderedPageBreak/>
               <w:t>untuk</w:t>
             </w:r>
             <w:proofErr w:type="spellEnd"/>
@@ -32528,6 +34053,7 @@
                 <w:sz w:val="24"/>
                 <w:szCs w:val="24"/>
               </w:rPr>
+              <w:lastRenderedPageBreak/>
               <w:t>Penelitian</w:t>
             </w:r>
             <w:proofErr w:type="spellEnd"/>
@@ -33065,8 +34591,243 @@
                 <w:sz w:val="24"/>
                 <w:szCs w:val="24"/>
               </w:rPr>
-              <w:t xml:space="preserve"> Cosine </w:t>
-            </w:r>
+              <w:t xml:space="preserve"> Cosine Similarity dan TF-IDF, </w:t>
+            </w:r>
+            <w:proofErr w:type="spellStart"/>
+            <w:r>
+              <w:rPr>
+                <w:rFonts w:ascii="Times New Roman" w:hAnsi="Times New Roman" w:cs="Times New Roman"/>
+                <w:sz w:val="24"/>
+                <w:szCs w:val="24"/>
+              </w:rPr>
+              <w:t>berfokus</w:t>
+            </w:r>
+            <w:proofErr w:type="spellEnd"/>
+            <w:r>
+              <w:rPr>
+                <w:rFonts w:ascii="Times New Roman" w:hAnsi="Times New Roman" w:cs="Times New Roman"/>
+                <w:sz w:val="24"/>
+                <w:szCs w:val="24"/>
+              </w:rPr>
+              <w:t xml:space="preserve"> pada </w:t>
+            </w:r>
+            <w:proofErr w:type="spellStart"/>
+            <w:r>
+              <w:rPr>
+                <w:rFonts w:ascii="Times New Roman" w:hAnsi="Times New Roman" w:cs="Times New Roman"/>
+                <w:sz w:val="24"/>
+                <w:szCs w:val="24"/>
+              </w:rPr>
+              <w:t>pengembangan</w:t>
+            </w:r>
+            <w:proofErr w:type="spellEnd"/>
+            <w:r>
+              <w:rPr>
+                <w:rFonts w:ascii="Times New Roman" w:hAnsi="Times New Roman" w:cs="Times New Roman"/>
+                <w:sz w:val="24"/>
+                <w:szCs w:val="24"/>
+              </w:rPr>
+              <w:t xml:space="preserve"> </w:t>
+            </w:r>
+            <w:proofErr w:type="spellStart"/>
+            <w:r>
+              <w:rPr>
+                <w:rFonts w:ascii="Times New Roman" w:hAnsi="Times New Roman" w:cs="Times New Roman"/>
+                <w:sz w:val="24"/>
+                <w:szCs w:val="24"/>
+              </w:rPr>
+              <w:t>sistem</w:t>
+            </w:r>
+            <w:proofErr w:type="spellEnd"/>
+            <w:r>
+              <w:rPr>
+                <w:rFonts w:ascii="Times New Roman" w:hAnsi="Times New Roman" w:cs="Times New Roman"/>
+                <w:sz w:val="24"/>
+                <w:szCs w:val="24"/>
+              </w:rPr>
+              <w:t xml:space="preserve"> </w:t>
+            </w:r>
+            <w:proofErr w:type="spellStart"/>
+            <w:r>
+              <w:rPr>
+                <w:rFonts w:ascii="Times New Roman" w:hAnsi="Times New Roman" w:cs="Times New Roman"/>
+                <w:sz w:val="24"/>
+                <w:szCs w:val="24"/>
+              </w:rPr>
+              <w:t>secara</w:t>
+            </w:r>
+            <w:proofErr w:type="spellEnd"/>
+            <w:r>
+              <w:rPr>
+                <w:rFonts w:ascii="Times New Roman" w:hAnsi="Times New Roman" w:cs="Times New Roman"/>
+                <w:sz w:val="24"/>
+                <w:szCs w:val="24"/>
+              </w:rPr>
+              <w:t xml:space="preserve"> </w:t>
+            </w:r>
+            <w:proofErr w:type="spellStart"/>
+            <w:r>
+              <w:rPr>
+                <w:rFonts w:ascii="Times New Roman" w:hAnsi="Times New Roman" w:cs="Times New Roman"/>
+                <w:sz w:val="24"/>
+                <w:szCs w:val="24"/>
+              </w:rPr>
+              <w:t>otomatis</w:t>
+            </w:r>
+            <w:proofErr w:type="spellEnd"/>
+            <w:r>
+              <w:rPr>
+                <w:rFonts w:ascii="Times New Roman" w:hAnsi="Times New Roman" w:cs="Times New Roman"/>
+                <w:sz w:val="24"/>
+                <w:szCs w:val="24"/>
+              </w:rPr>
+              <w:t xml:space="preserve"> </w:t>
+            </w:r>
+            <w:proofErr w:type="spellStart"/>
+            <w:r>
+              <w:rPr>
+                <w:rFonts w:ascii="Times New Roman" w:hAnsi="Times New Roman" w:cs="Times New Roman"/>
+                <w:sz w:val="24"/>
+                <w:szCs w:val="24"/>
+              </w:rPr>
+              <w:t>mengkategorikan</w:t>
+            </w:r>
+            <w:proofErr w:type="spellEnd"/>
+            <w:r>
+              <w:rPr>
+                <w:rFonts w:ascii="Times New Roman" w:hAnsi="Times New Roman" w:cs="Times New Roman"/>
+                <w:sz w:val="24"/>
+                <w:szCs w:val="24"/>
+              </w:rPr>
+              <w:t xml:space="preserve"> </w:t>
+            </w:r>
+            <w:proofErr w:type="spellStart"/>
+            <w:r>
+              <w:rPr>
+                <w:rFonts w:ascii="Times New Roman" w:hAnsi="Times New Roman" w:cs="Times New Roman"/>
+                <w:sz w:val="24"/>
+                <w:szCs w:val="24"/>
+              </w:rPr>
+              <w:t>judul</w:t>
+            </w:r>
+            <w:proofErr w:type="spellEnd"/>
+            <w:r>
+              <w:rPr>
+                <w:rFonts w:ascii="Times New Roman" w:hAnsi="Times New Roman" w:cs="Times New Roman"/>
+                <w:sz w:val="24"/>
+                <w:szCs w:val="24"/>
+              </w:rPr>
+              <w:t xml:space="preserve"> </w:t>
+            </w:r>
+            <w:proofErr w:type="spellStart"/>
+            <w:r>
+              <w:rPr>
+                <w:rFonts w:ascii="Times New Roman" w:hAnsi="Times New Roman" w:cs="Times New Roman"/>
+                <w:sz w:val="24"/>
+                <w:szCs w:val="24"/>
+              </w:rPr>
+              <w:t>berdasarkan</w:t>
+            </w:r>
+            <w:proofErr w:type="spellEnd"/>
+            <w:r>
+              <w:rPr>
+                <w:rFonts w:ascii="Times New Roman" w:hAnsi="Times New Roman" w:cs="Times New Roman"/>
+                <w:sz w:val="24"/>
+                <w:szCs w:val="24"/>
+              </w:rPr>
+              <w:t xml:space="preserve"> </w:t>
+            </w:r>
+            <w:proofErr w:type="spellStart"/>
+            <w:r>
+              <w:rPr>
+                <w:rFonts w:ascii="Times New Roman" w:hAnsi="Times New Roman" w:cs="Times New Roman"/>
+                <w:sz w:val="24"/>
+                <w:szCs w:val="24"/>
+              </w:rPr>
+              <w:t>kesamaan</w:t>
+            </w:r>
+            <w:proofErr w:type="spellEnd"/>
+            <w:r>
+              <w:rPr>
+                <w:rFonts w:ascii="Times New Roman" w:hAnsi="Times New Roman" w:cs="Times New Roman"/>
+                <w:sz w:val="24"/>
+                <w:szCs w:val="24"/>
+              </w:rPr>
+              <w:t xml:space="preserve"> </w:t>
+            </w:r>
+            <w:proofErr w:type="spellStart"/>
+            <w:r>
+              <w:rPr>
+                <w:rFonts w:ascii="Times New Roman" w:hAnsi="Times New Roman" w:cs="Times New Roman"/>
+                <w:sz w:val="24"/>
+                <w:szCs w:val="24"/>
+              </w:rPr>
+              <w:t>konten</w:t>
+            </w:r>
+            <w:proofErr w:type="spellEnd"/>
+            <w:r>
+              <w:rPr>
+                <w:rFonts w:ascii="Times New Roman" w:hAnsi="Times New Roman" w:cs="Times New Roman"/>
+                <w:sz w:val="24"/>
+                <w:szCs w:val="24"/>
+              </w:rPr>
+              <w:t xml:space="preserve">, </w:t>
+            </w:r>
+            <w:proofErr w:type="spellStart"/>
+            <w:r>
+              <w:rPr>
+                <w:rFonts w:ascii="Times New Roman" w:hAnsi="Times New Roman" w:cs="Times New Roman"/>
+                <w:sz w:val="24"/>
+                <w:szCs w:val="24"/>
+              </w:rPr>
+              <w:t>sehingga</w:t>
+            </w:r>
+            <w:proofErr w:type="spellEnd"/>
+            <w:r>
+              <w:rPr>
+                <w:rFonts w:ascii="Times New Roman" w:hAnsi="Times New Roman" w:cs="Times New Roman"/>
+                <w:sz w:val="24"/>
+                <w:szCs w:val="24"/>
+              </w:rPr>
+              <w:t xml:space="preserve"> </w:t>
+            </w:r>
+            <w:proofErr w:type="spellStart"/>
+            <w:r>
+              <w:rPr>
+                <w:rFonts w:ascii="Times New Roman" w:hAnsi="Times New Roman" w:cs="Times New Roman"/>
+                <w:sz w:val="24"/>
+                <w:szCs w:val="24"/>
+              </w:rPr>
+              <w:t>memmbantu</w:t>
+            </w:r>
+            <w:proofErr w:type="spellEnd"/>
+            <w:r>
+              <w:rPr>
+                <w:rFonts w:ascii="Times New Roman" w:hAnsi="Times New Roman" w:cs="Times New Roman"/>
+                <w:sz w:val="24"/>
+                <w:szCs w:val="24"/>
+              </w:rPr>
+              <w:t xml:space="preserve"> </w:t>
+            </w:r>
+            <w:proofErr w:type="spellStart"/>
+            <w:r>
+              <w:rPr>
+                <w:rFonts w:ascii="Times New Roman" w:hAnsi="Times New Roman" w:cs="Times New Roman"/>
+                <w:sz w:val="24"/>
+                <w:szCs w:val="24"/>
+              </w:rPr>
+              <w:t>pengelolaan</w:t>
+            </w:r>
+            <w:proofErr w:type="spellEnd"/>
+            <w:r>
+              <w:rPr>
+                <w:rFonts w:ascii="Times New Roman" w:hAnsi="Times New Roman" w:cs="Times New Roman"/>
+                <w:sz w:val="24"/>
+                <w:szCs w:val="24"/>
+              </w:rPr>
+              <w:t xml:space="preserve"> </w:t>
+            </w:r>
+            <w:proofErr w:type="spellStart"/>
             <w:r>
               <w:rPr>
                 <w:rFonts w:ascii="Times New Roman" w:hAnsi="Times New Roman" w:cs="Times New Roman"/>
@@ -33074,249 +34835,6 @@
                 <w:szCs w:val="24"/>
               </w:rPr>
               <w:lastRenderedPageBreak/>
-              <w:t xml:space="preserve">Similarity dan TF-IDF, </w:t>
-            </w:r>
-            <w:proofErr w:type="spellStart"/>
-            <w:r>
-              <w:rPr>
-                <w:rFonts w:ascii="Times New Roman" w:hAnsi="Times New Roman" w:cs="Times New Roman"/>
-                <w:sz w:val="24"/>
-                <w:szCs w:val="24"/>
-              </w:rPr>
-              <w:t>berfokus</w:t>
-            </w:r>
-            <w:proofErr w:type="spellEnd"/>
-            <w:r>
-              <w:rPr>
-                <w:rFonts w:ascii="Times New Roman" w:hAnsi="Times New Roman" w:cs="Times New Roman"/>
-                <w:sz w:val="24"/>
-                <w:szCs w:val="24"/>
-              </w:rPr>
-              <w:t xml:space="preserve"> pada </w:t>
-            </w:r>
-            <w:proofErr w:type="spellStart"/>
-            <w:r>
-              <w:rPr>
-                <w:rFonts w:ascii="Times New Roman" w:hAnsi="Times New Roman" w:cs="Times New Roman"/>
-                <w:sz w:val="24"/>
-                <w:szCs w:val="24"/>
-              </w:rPr>
-              <w:t>pengembangan</w:t>
-            </w:r>
-            <w:proofErr w:type="spellEnd"/>
-            <w:r>
-              <w:rPr>
-                <w:rFonts w:ascii="Times New Roman" w:hAnsi="Times New Roman" w:cs="Times New Roman"/>
-                <w:sz w:val="24"/>
-                <w:szCs w:val="24"/>
-              </w:rPr>
-              <w:t xml:space="preserve"> </w:t>
-            </w:r>
-            <w:proofErr w:type="spellStart"/>
-            <w:r>
-              <w:rPr>
-                <w:rFonts w:ascii="Times New Roman" w:hAnsi="Times New Roman" w:cs="Times New Roman"/>
-                <w:sz w:val="24"/>
-                <w:szCs w:val="24"/>
-              </w:rPr>
-              <w:t>sistem</w:t>
-            </w:r>
-            <w:proofErr w:type="spellEnd"/>
-            <w:r>
-              <w:rPr>
-                <w:rFonts w:ascii="Times New Roman" w:hAnsi="Times New Roman" w:cs="Times New Roman"/>
-                <w:sz w:val="24"/>
-                <w:szCs w:val="24"/>
-              </w:rPr>
-              <w:t xml:space="preserve"> </w:t>
-            </w:r>
-            <w:proofErr w:type="spellStart"/>
-            <w:r>
-              <w:rPr>
-                <w:rFonts w:ascii="Times New Roman" w:hAnsi="Times New Roman" w:cs="Times New Roman"/>
-                <w:sz w:val="24"/>
-                <w:szCs w:val="24"/>
-              </w:rPr>
-              <w:t>secara</w:t>
-            </w:r>
-            <w:proofErr w:type="spellEnd"/>
-            <w:r>
-              <w:rPr>
-                <w:rFonts w:ascii="Times New Roman" w:hAnsi="Times New Roman" w:cs="Times New Roman"/>
-                <w:sz w:val="24"/>
-                <w:szCs w:val="24"/>
-              </w:rPr>
-              <w:t xml:space="preserve"> </w:t>
-            </w:r>
-            <w:proofErr w:type="spellStart"/>
-            <w:r>
-              <w:rPr>
-                <w:rFonts w:ascii="Times New Roman" w:hAnsi="Times New Roman" w:cs="Times New Roman"/>
-                <w:sz w:val="24"/>
-                <w:szCs w:val="24"/>
-              </w:rPr>
-              <w:t>otomatis</w:t>
-            </w:r>
-            <w:proofErr w:type="spellEnd"/>
-            <w:r>
-              <w:rPr>
-                <w:rFonts w:ascii="Times New Roman" w:hAnsi="Times New Roman" w:cs="Times New Roman"/>
-                <w:sz w:val="24"/>
-                <w:szCs w:val="24"/>
-              </w:rPr>
-              <w:t xml:space="preserve"> </w:t>
-            </w:r>
-            <w:proofErr w:type="spellStart"/>
-            <w:r>
-              <w:rPr>
-                <w:rFonts w:ascii="Times New Roman" w:hAnsi="Times New Roman" w:cs="Times New Roman"/>
-                <w:sz w:val="24"/>
-                <w:szCs w:val="24"/>
-              </w:rPr>
-              <w:t>mengkategorikan</w:t>
-            </w:r>
-            <w:proofErr w:type="spellEnd"/>
-            <w:r>
-              <w:rPr>
-                <w:rFonts w:ascii="Times New Roman" w:hAnsi="Times New Roman" w:cs="Times New Roman"/>
-                <w:sz w:val="24"/>
-                <w:szCs w:val="24"/>
-              </w:rPr>
-              <w:t xml:space="preserve"> </w:t>
-            </w:r>
-            <w:proofErr w:type="spellStart"/>
-            <w:r>
-              <w:rPr>
-                <w:rFonts w:ascii="Times New Roman" w:hAnsi="Times New Roman" w:cs="Times New Roman"/>
-                <w:sz w:val="24"/>
-                <w:szCs w:val="24"/>
-              </w:rPr>
-              <w:t>judul</w:t>
-            </w:r>
-            <w:proofErr w:type="spellEnd"/>
-            <w:r>
-              <w:rPr>
-                <w:rFonts w:ascii="Times New Roman" w:hAnsi="Times New Roman" w:cs="Times New Roman"/>
-                <w:sz w:val="24"/>
-                <w:szCs w:val="24"/>
-              </w:rPr>
-              <w:t xml:space="preserve"> </w:t>
-            </w:r>
-            <w:proofErr w:type="spellStart"/>
-            <w:r>
-              <w:rPr>
-                <w:rFonts w:ascii="Times New Roman" w:hAnsi="Times New Roman" w:cs="Times New Roman"/>
-                <w:sz w:val="24"/>
-                <w:szCs w:val="24"/>
-              </w:rPr>
-              <w:t>berdasarkan</w:t>
-            </w:r>
-            <w:proofErr w:type="spellEnd"/>
-            <w:r>
-              <w:rPr>
-                <w:rFonts w:ascii="Times New Roman" w:hAnsi="Times New Roman" w:cs="Times New Roman"/>
-                <w:sz w:val="24"/>
-                <w:szCs w:val="24"/>
-              </w:rPr>
-              <w:t xml:space="preserve"> </w:t>
-            </w:r>
-            <w:proofErr w:type="spellStart"/>
-            <w:r>
-              <w:rPr>
-                <w:rFonts w:ascii="Times New Roman" w:hAnsi="Times New Roman" w:cs="Times New Roman"/>
-                <w:sz w:val="24"/>
-                <w:szCs w:val="24"/>
-              </w:rPr>
-              <w:t>kesamaan</w:t>
-            </w:r>
-            <w:proofErr w:type="spellEnd"/>
-            <w:r>
-              <w:rPr>
-                <w:rFonts w:ascii="Times New Roman" w:hAnsi="Times New Roman" w:cs="Times New Roman"/>
-                <w:sz w:val="24"/>
-                <w:szCs w:val="24"/>
-              </w:rPr>
-              <w:t xml:space="preserve"> </w:t>
-            </w:r>
-            <w:proofErr w:type="spellStart"/>
-            <w:r>
-              <w:rPr>
-                <w:rFonts w:ascii="Times New Roman" w:hAnsi="Times New Roman" w:cs="Times New Roman"/>
-                <w:sz w:val="24"/>
-                <w:szCs w:val="24"/>
-              </w:rPr>
-              <w:t>konten</w:t>
-            </w:r>
-            <w:proofErr w:type="spellEnd"/>
-            <w:r>
-              <w:rPr>
-                <w:rFonts w:ascii="Times New Roman" w:hAnsi="Times New Roman" w:cs="Times New Roman"/>
-                <w:sz w:val="24"/>
-                <w:szCs w:val="24"/>
-              </w:rPr>
-              <w:t xml:space="preserve">, </w:t>
-            </w:r>
-            <w:proofErr w:type="spellStart"/>
-            <w:r>
-              <w:rPr>
-                <w:rFonts w:ascii="Times New Roman" w:hAnsi="Times New Roman" w:cs="Times New Roman"/>
-                <w:sz w:val="24"/>
-                <w:szCs w:val="24"/>
-              </w:rPr>
-              <w:t>sehingga</w:t>
-            </w:r>
-            <w:proofErr w:type="spellEnd"/>
-            <w:r>
-              <w:rPr>
-                <w:rFonts w:ascii="Times New Roman" w:hAnsi="Times New Roman" w:cs="Times New Roman"/>
-                <w:sz w:val="24"/>
-                <w:szCs w:val="24"/>
-              </w:rPr>
-              <w:t xml:space="preserve"> </w:t>
-            </w:r>
-            <w:proofErr w:type="spellStart"/>
-            <w:r>
-              <w:rPr>
-                <w:rFonts w:ascii="Times New Roman" w:hAnsi="Times New Roman" w:cs="Times New Roman"/>
-                <w:sz w:val="24"/>
-                <w:szCs w:val="24"/>
-              </w:rPr>
-              <w:t>memmbantu</w:t>
-            </w:r>
-            <w:proofErr w:type="spellEnd"/>
-            <w:r>
-              <w:rPr>
-                <w:rFonts w:ascii="Times New Roman" w:hAnsi="Times New Roman" w:cs="Times New Roman"/>
-                <w:sz w:val="24"/>
-                <w:szCs w:val="24"/>
-              </w:rPr>
-              <w:t xml:space="preserve"> </w:t>
-            </w:r>
-            <w:proofErr w:type="spellStart"/>
-            <w:r>
-              <w:rPr>
-                <w:rFonts w:ascii="Times New Roman" w:hAnsi="Times New Roman" w:cs="Times New Roman"/>
-                <w:sz w:val="24"/>
-                <w:szCs w:val="24"/>
-              </w:rPr>
-              <w:t>pengelolaan</w:t>
-            </w:r>
-            <w:proofErr w:type="spellEnd"/>
-            <w:r>
-              <w:rPr>
-                <w:rFonts w:ascii="Times New Roman" w:hAnsi="Times New Roman" w:cs="Times New Roman"/>
-                <w:sz w:val="24"/>
-                <w:szCs w:val="24"/>
-              </w:rPr>
-              <w:t xml:space="preserve"> </w:t>
-            </w:r>
-            <w:proofErr w:type="spellStart"/>
-            <w:r>
-              <w:rPr>
-                <w:rFonts w:ascii="Times New Roman" w:hAnsi="Times New Roman" w:cs="Times New Roman"/>
-                <w:sz w:val="24"/>
-                <w:szCs w:val="24"/>
-              </w:rPr>
               <w:t>pengetahuan</w:t>
             </w:r>
             <w:proofErr w:type="spellEnd"/>
@@ -33595,16 +35113,7 @@
                 <w:sz w:val="24"/>
                 <w:szCs w:val="24"/>
               </w:rPr>
-              <w:t xml:space="preserve"> Cosine Similarity dan TF-IDF (Term </w:t>
-            </w:r>
-            <w:r>
-              <w:rPr>
-                <w:rFonts w:ascii="Times New Roman" w:hAnsi="Times New Roman" w:cs="Times New Roman"/>
-                <w:sz w:val="24"/>
-                <w:szCs w:val="24"/>
-              </w:rPr>
-              <w:lastRenderedPageBreak/>
-              <w:t xml:space="preserve">Frequency-Inverse Document Frequency) </w:t>
+              <w:t xml:space="preserve"> Cosine Similarity dan TF-IDF (Term Frequency-Inverse Document Frequency) </w:t>
             </w:r>
             <w:proofErr w:type="spellStart"/>
             <w:r>
@@ -34170,7 +35679,6 @@
                 <w:sz w:val="24"/>
                 <w:szCs w:val="24"/>
               </w:rPr>
-              <w:lastRenderedPageBreak/>
               <w:t>meningkatkan</w:t>
             </w:r>
             <w:proofErr w:type="spellEnd"/>
@@ -34259,7 +35767,6 @@
                 <w:sz w:val="24"/>
                 <w:szCs w:val="24"/>
               </w:rPr>
-              <w:lastRenderedPageBreak/>
               <w:t>Penelitian</w:t>
             </w:r>
             <w:proofErr w:type="spellEnd"/>
@@ -34666,6 +36173,7 @@
                 <w:sz w:val="24"/>
                 <w:szCs w:val="24"/>
               </w:rPr>
+              <w:lastRenderedPageBreak/>
               <w:t>Berbasis</w:t>
             </w:r>
             <w:proofErr w:type="spellEnd"/>
@@ -34699,6 +36207,7 @@
                 <w:sz w:val="24"/>
                 <w:szCs w:val="24"/>
               </w:rPr>
+              <w:lastRenderedPageBreak/>
               <w:t xml:space="preserve">Tujuan </w:t>
             </w:r>
             <w:proofErr w:type="spellStart"/>
@@ -34861,7 +36370,16 @@
                 <w:sz w:val="24"/>
                 <w:szCs w:val="24"/>
               </w:rPr>
-              <w:t xml:space="preserve"> Android yang </w:t>
+              <w:t xml:space="preserve"> </w:t>
+            </w:r>
+            <w:r>
+              <w:rPr>
+                <w:rFonts w:ascii="Times New Roman" w:hAnsi="Times New Roman" w:cs="Times New Roman"/>
+                <w:sz w:val="24"/>
+                <w:szCs w:val="24"/>
+              </w:rPr>
+              <w:lastRenderedPageBreak/>
+              <w:t xml:space="preserve">Android yang </w:t>
             </w:r>
             <w:proofErr w:type="spellStart"/>
             <w:r>
@@ -34922,6 +36440,7 @@
                 <w:sz w:val="24"/>
                 <w:szCs w:val="24"/>
               </w:rPr>
+              <w:lastRenderedPageBreak/>
               <w:t>Aplikasi</w:t>
             </w:r>
             <w:proofErr w:type="spellEnd"/>
@@ -35174,6 +36693,7 @@
                 <w:sz w:val="24"/>
                 <w:szCs w:val="24"/>
               </w:rPr>
+              <w:lastRenderedPageBreak/>
               <w:t>aplikasi</w:t>
             </w:r>
             <w:proofErr w:type="spellEnd"/>
@@ -36222,7 +37742,7 @@
           <w:rStyle w:val="Hyperlink"/>
         </w:rPr>
       </w:pPr>
-      <w:hyperlink r:id="rId12" w:history="1">
+      <w:hyperlink r:id="rId13" w:history="1">
         <w:r>
           <w:rPr>
             <w:rStyle w:val="Hyperlink"/>
@@ -36378,7 +37898,7 @@
           <w:rStyle w:val="Hyperlink"/>
         </w:rPr>
       </w:pPr>
-      <w:hyperlink r:id="rId13" w:anchor=":~:text=In%20information%20retrieval%2C%20tf%E2%80%93idf%20%28also%20TF%2AIDF%2C%20TFIDF%2C%20TF%E2%80%93IDF%2C,some%20words%20appear%20more%20frequently%20in%20general.%20" w:history="1">
+      <w:hyperlink r:id="rId14" w:anchor=":~:text=In%20information%20retrieval%2C%20tf%E2%80%93idf%20%28also%20TF%2AIDF%2C%20TFIDF%2C%20TF%E2%80%93IDF%2C,some%20words%20appear%20more%20frequently%20in%20general.%20" w:history="1">
         <w:r>
           <w:rPr>
             <w:rStyle w:val="Hyperlink"/>
@@ -36398,7 +37918,7 @@
           <w:szCs w:val="24"/>
         </w:rPr>
       </w:pPr>
-      <w:hyperlink r:id="rId14" w:history="1">
+      <w:hyperlink r:id="rId15" w:history="1">
         <w:r>
           <w:rPr>
             <w:rStyle w:val="Hyperlink"/>
@@ -36421,7 +37941,7 @@
           <w:szCs w:val="24"/>
         </w:rPr>
       </w:pPr>
-      <w:hyperlink r:id="rId15" w:history="1">
+      <w:hyperlink r:id="rId16" w:history="1">
         <w:r>
           <w:rPr>
             <w:rStyle w:val="Hyperlink"/>
@@ -36444,7 +37964,7 @@
           <w:szCs w:val="24"/>
         </w:rPr>
       </w:pPr>
-      <w:hyperlink r:id="rId16" w:history="1">
+      <w:hyperlink r:id="rId17" w:history="1">
         <w:r>
           <w:rPr>
             <w:rStyle w:val="Hyperlink"/>
@@ -36467,7 +37987,7 @@
           <w:szCs w:val="24"/>
         </w:rPr>
       </w:pPr>
-      <w:hyperlink r:id="rId17" w:history="1">
+      <w:hyperlink r:id="rId18" w:history="1">
         <w:r>
           <w:rPr>
             <w:rStyle w:val="Hyperlink"/>
@@ -36491,7 +38011,7 @@
           <w:szCs w:val="24"/>
         </w:rPr>
       </w:pPr>
-      <w:hyperlink r:id="rId18" w:history="1">
+      <w:hyperlink r:id="rId19" w:history="1">
         <w:r>
           <w:rPr>
             <w:rStyle w:val="Hyperlink"/>
@@ -36514,7 +38034,7 @@
           <w:szCs w:val="24"/>
         </w:rPr>
       </w:pPr>
-      <w:hyperlink r:id="rId19" w:history="1">
+      <w:hyperlink r:id="rId20" w:history="1">
         <w:r>
           <w:rPr>
             <w:rStyle w:val="Hyperlink"/>
@@ -38752,7 +40272,7 @@
   <w:docDefaults>
     <w:rPrDefault>
       <w:rPr>
-        <w:rFonts w:asciiTheme="minorHAnsi" w:eastAsiaTheme="minorHAnsi" w:hAnsiTheme="minorHAnsi" w:cstheme="minorBidi"/>
+        <w:rFonts w:asciiTheme="minorHAnsi" w:eastAsia="MS Mincho" w:hAnsiTheme="minorHAnsi" w:cstheme="minorBidi"/>
         <w:sz w:val="22"/>
         <w:szCs w:val="28"/>
         <w:lang w:val="en-ID" w:eastAsia="en-US" w:bidi="th-TH"/>

--- a/LATAR BELAKANG SKRIPSI.docx
+++ b/LATAR BELAKANG SKRIPSI.docx
@@ -5194,336 +5194,9 @@
     </w:p>
     <w:p>
       <w:pPr>
-        <w:spacing w:after="110" w:line="360" w:lineRule="auto"/>
-        <w:ind w:left="720" w:firstLine="360"/>
-        <w:jc w:val="both"/>
-        <w:rPr>
-          <w:rFonts w:ascii="Times New Roman" w:hAnsi="Times New Roman" w:cs="Times New Roman"/>
-          <w:sz w:val="24"/>
-          <w:szCs w:val="24"/>
-        </w:rPr>
-      </w:pPr>
-    </w:p>
-    <w:p>
-      <w:pPr>
-        <w:spacing w:after="110" w:line="360" w:lineRule="auto"/>
-        <w:ind w:left="720" w:firstLine="360"/>
-        <w:jc w:val="both"/>
-        <w:rPr>
-          <w:rFonts w:ascii="Times New Roman" w:hAnsi="Times New Roman" w:cs="Times New Roman"/>
-          <w:sz w:val="24"/>
-          <w:szCs w:val="24"/>
-        </w:rPr>
-      </w:pPr>
-      <w:r>
-        <w:rPr>
-          <w:rFonts w:ascii="Times New Roman" w:hAnsi="Times New Roman" w:cs="Times New Roman"/>
-          <w:sz w:val="24"/>
-          <w:szCs w:val="24"/>
-        </w:rPr>
-        <w:t>[</w:t>
-      </w:r>
-      <w:proofErr w:type="spellStart"/>
-      <w:r>
-        <w:rPr>
-          <w:rFonts w:ascii="Times New Roman" w:hAnsi="Times New Roman" w:cs="Times New Roman"/>
-          <w:sz w:val="24"/>
-          <w:szCs w:val="24"/>
-        </w:rPr>
-        <w:t>Biasanya</w:t>
-      </w:r>
-      <w:proofErr w:type="spellEnd"/>
-      <w:r>
-        <w:rPr>
-          <w:rFonts w:ascii="Times New Roman" w:hAnsi="Times New Roman" w:cs="Times New Roman"/>
-          <w:sz w:val="24"/>
-          <w:szCs w:val="24"/>
-        </w:rPr>
-        <w:t xml:space="preserve"> KBK </w:t>
-      </w:r>
-      <w:proofErr w:type="spellStart"/>
-      <w:r>
-        <w:rPr>
-          <w:rFonts w:ascii="Times New Roman" w:hAnsi="Times New Roman" w:cs="Times New Roman"/>
-          <w:sz w:val="24"/>
-          <w:szCs w:val="24"/>
-        </w:rPr>
-        <w:t>akan</w:t>
-      </w:r>
-      <w:proofErr w:type="spellEnd"/>
-      <w:r>
-        <w:rPr>
-          <w:rFonts w:ascii="Times New Roman" w:hAnsi="Times New Roman" w:cs="Times New Roman"/>
-          <w:sz w:val="24"/>
-          <w:szCs w:val="24"/>
-        </w:rPr>
-        <w:t xml:space="preserve"> </w:t>
-      </w:r>
-      <w:proofErr w:type="spellStart"/>
-      <w:r>
-        <w:rPr>
-          <w:rFonts w:ascii="Times New Roman" w:hAnsi="Times New Roman" w:cs="Times New Roman"/>
-          <w:sz w:val="24"/>
-          <w:szCs w:val="24"/>
-        </w:rPr>
-        <w:t>melakukan</w:t>
-      </w:r>
-      <w:proofErr w:type="spellEnd"/>
-      <w:r>
-        <w:rPr>
-          <w:rFonts w:ascii="Times New Roman" w:hAnsi="Times New Roman" w:cs="Times New Roman"/>
-          <w:sz w:val="24"/>
-          <w:szCs w:val="24"/>
-        </w:rPr>
-        <w:t xml:space="preserve"> </w:t>
-      </w:r>
-      <w:proofErr w:type="spellStart"/>
-      <w:r>
-        <w:rPr>
-          <w:rFonts w:ascii="Times New Roman" w:hAnsi="Times New Roman" w:cs="Times New Roman"/>
-          <w:sz w:val="24"/>
-          <w:szCs w:val="24"/>
-        </w:rPr>
-        <w:t>pengecekan</w:t>
-      </w:r>
-      <w:proofErr w:type="spellEnd"/>
-      <w:r>
-        <w:rPr>
-          <w:rFonts w:ascii="Times New Roman" w:hAnsi="Times New Roman" w:cs="Times New Roman"/>
-          <w:sz w:val="24"/>
-          <w:szCs w:val="24"/>
-        </w:rPr>
-        <w:t xml:space="preserve"> </w:t>
-      </w:r>
-      <w:proofErr w:type="spellStart"/>
-      <w:r>
-        <w:rPr>
-          <w:rFonts w:ascii="Times New Roman" w:hAnsi="Times New Roman" w:cs="Times New Roman"/>
-          <w:sz w:val="24"/>
-          <w:szCs w:val="24"/>
-        </w:rPr>
-        <w:t>tahap</w:t>
-      </w:r>
-      <w:proofErr w:type="spellEnd"/>
-      <w:r>
-        <w:rPr>
-          <w:rFonts w:ascii="Times New Roman" w:hAnsi="Times New Roman" w:cs="Times New Roman"/>
-          <w:sz w:val="24"/>
-          <w:szCs w:val="24"/>
-        </w:rPr>
-        <w:t xml:space="preserve"> </w:t>
-      </w:r>
-      <w:proofErr w:type="spellStart"/>
-      <w:r>
-        <w:rPr>
-          <w:rFonts w:ascii="Times New Roman" w:hAnsi="Times New Roman" w:cs="Times New Roman"/>
-          <w:sz w:val="24"/>
-          <w:szCs w:val="24"/>
-        </w:rPr>
-        <w:t>pertama</w:t>
-      </w:r>
-      <w:proofErr w:type="spellEnd"/>
-      <w:r>
-        <w:rPr>
-          <w:rFonts w:ascii="Times New Roman" w:hAnsi="Times New Roman" w:cs="Times New Roman"/>
-          <w:sz w:val="24"/>
-          <w:szCs w:val="24"/>
-        </w:rPr>
-        <w:t xml:space="preserve"> </w:t>
-      </w:r>
-      <w:proofErr w:type="spellStart"/>
-      <w:r>
-        <w:rPr>
-          <w:rFonts w:ascii="Times New Roman" w:hAnsi="Times New Roman" w:cs="Times New Roman"/>
-          <w:sz w:val="24"/>
-          <w:szCs w:val="24"/>
-        </w:rPr>
-        <w:t>dengan</w:t>
-      </w:r>
-      <w:proofErr w:type="spellEnd"/>
-      <w:r>
-        <w:rPr>
-          <w:rFonts w:ascii="Times New Roman" w:hAnsi="Times New Roman" w:cs="Times New Roman"/>
-          <w:sz w:val="24"/>
-          <w:szCs w:val="24"/>
-        </w:rPr>
-        <w:t xml:space="preserve"> </w:t>
-      </w:r>
-      <w:proofErr w:type="spellStart"/>
-      <w:r>
-        <w:rPr>
-          <w:rFonts w:ascii="Times New Roman" w:hAnsi="Times New Roman" w:cs="Times New Roman"/>
-          <w:sz w:val="24"/>
-          <w:szCs w:val="24"/>
-        </w:rPr>
-        <w:t>melakukan</w:t>
-      </w:r>
-      <w:proofErr w:type="spellEnd"/>
-      <w:r>
-        <w:rPr>
-          <w:rFonts w:ascii="Times New Roman" w:hAnsi="Times New Roman" w:cs="Times New Roman"/>
-          <w:sz w:val="24"/>
-          <w:szCs w:val="24"/>
-        </w:rPr>
-        <w:t xml:space="preserve"> </w:t>
-      </w:r>
-      <w:proofErr w:type="spellStart"/>
-      <w:r>
-        <w:rPr>
-          <w:rFonts w:ascii="Times New Roman" w:hAnsi="Times New Roman" w:cs="Times New Roman"/>
-          <w:sz w:val="24"/>
-          <w:szCs w:val="24"/>
-        </w:rPr>
-        <w:t>pencarian</w:t>
-      </w:r>
-      <w:proofErr w:type="spellEnd"/>
-      <w:r>
-        <w:rPr>
-          <w:rFonts w:ascii="Times New Roman" w:hAnsi="Times New Roman" w:cs="Times New Roman"/>
-          <w:sz w:val="24"/>
-          <w:szCs w:val="24"/>
-        </w:rPr>
-        <w:t xml:space="preserve"> </w:t>
-      </w:r>
-      <w:proofErr w:type="spellStart"/>
-      <w:r>
-        <w:rPr>
-          <w:rFonts w:ascii="Times New Roman" w:hAnsi="Times New Roman" w:cs="Times New Roman"/>
-          <w:sz w:val="24"/>
-          <w:szCs w:val="24"/>
-        </w:rPr>
-        <w:t>kemiripan</w:t>
-      </w:r>
-      <w:proofErr w:type="spellEnd"/>
-      <w:r>
-        <w:rPr>
-          <w:rFonts w:ascii="Times New Roman" w:hAnsi="Times New Roman" w:cs="Times New Roman"/>
-          <w:sz w:val="24"/>
-          <w:szCs w:val="24"/>
-        </w:rPr>
-        <w:t xml:space="preserve"> </w:t>
-      </w:r>
-      <w:proofErr w:type="spellStart"/>
-      <w:r>
-        <w:rPr>
-          <w:rFonts w:ascii="Times New Roman" w:hAnsi="Times New Roman" w:cs="Times New Roman"/>
-          <w:sz w:val="24"/>
-          <w:szCs w:val="24"/>
-        </w:rPr>
-        <w:t>judul</w:t>
-      </w:r>
-      <w:proofErr w:type="spellEnd"/>
-      <w:r>
-        <w:rPr>
-          <w:rFonts w:ascii="Times New Roman" w:hAnsi="Times New Roman" w:cs="Times New Roman"/>
-          <w:sz w:val="24"/>
-          <w:szCs w:val="24"/>
-        </w:rPr>
-        <w:t xml:space="preserve"> </w:t>
-      </w:r>
-      <w:proofErr w:type="spellStart"/>
-      <w:r>
-        <w:rPr>
-          <w:rFonts w:ascii="Times New Roman" w:hAnsi="Times New Roman" w:cs="Times New Roman"/>
-          <w:sz w:val="24"/>
-          <w:szCs w:val="24"/>
-        </w:rPr>
-        <w:t>skripsi</w:t>
-      </w:r>
-      <w:proofErr w:type="spellEnd"/>
-      <w:r>
-        <w:rPr>
-          <w:rFonts w:ascii="Times New Roman" w:hAnsi="Times New Roman" w:cs="Times New Roman"/>
-          <w:sz w:val="24"/>
-          <w:szCs w:val="24"/>
-        </w:rPr>
-        <w:t xml:space="preserve"> </w:t>
-      </w:r>
-      <w:r>
-        <w:rPr>
-          <w:rFonts w:ascii="Times New Roman" w:hAnsi="Times New Roman" w:cs="Times New Roman"/>
-          <w:sz w:val="24"/>
-          <w:szCs w:val="24"/>
-        </w:rPr>
-        <w:t>pada</w:t>
-      </w:r>
-      <w:r>
-        <w:rPr>
-          <w:rFonts w:ascii="Times New Roman" w:hAnsi="Times New Roman" w:cs="Times New Roman"/>
-          <w:sz w:val="24"/>
-          <w:szCs w:val="24"/>
-        </w:rPr>
-        <w:t xml:space="preserve"> spreadsheet </w:t>
-      </w:r>
-      <w:r>
-        <w:rPr>
-          <w:rFonts w:ascii="Times New Roman" w:hAnsi="Times New Roman" w:cs="Times New Roman"/>
-          <w:sz w:val="24"/>
-          <w:szCs w:val="24"/>
-        </w:rPr>
-        <w:t xml:space="preserve">Kumpulan </w:t>
-      </w:r>
-      <w:proofErr w:type="spellStart"/>
-      <w:r>
-        <w:rPr>
-          <w:rFonts w:ascii="Times New Roman" w:hAnsi="Times New Roman" w:cs="Times New Roman"/>
-          <w:sz w:val="24"/>
-          <w:szCs w:val="24"/>
-        </w:rPr>
-        <w:t>judul</w:t>
-      </w:r>
-      <w:proofErr w:type="spellEnd"/>
-      <w:r>
-        <w:rPr>
-          <w:rFonts w:ascii="Times New Roman" w:hAnsi="Times New Roman" w:cs="Times New Roman"/>
-          <w:sz w:val="24"/>
-          <w:szCs w:val="24"/>
-        </w:rPr>
-        <w:t xml:space="preserve"> </w:t>
-      </w:r>
-      <w:proofErr w:type="spellStart"/>
-      <w:r>
-        <w:rPr>
-          <w:rFonts w:ascii="Times New Roman" w:hAnsi="Times New Roman" w:cs="Times New Roman"/>
-          <w:sz w:val="24"/>
-          <w:szCs w:val="24"/>
-        </w:rPr>
-        <w:t>skripsi</w:t>
-      </w:r>
-      <w:proofErr w:type="spellEnd"/>
-      <w:r>
-        <w:rPr>
-          <w:rFonts w:ascii="Times New Roman" w:hAnsi="Times New Roman" w:cs="Times New Roman"/>
-          <w:sz w:val="24"/>
-          <w:szCs w:val="24"/>
-        </w:rPr>
-        <w:t>.</w:t>
-      </w:r>
-      <w:r>
-        <w:rPr>
-          <w:rFonts w:ascii="Times New Roman" w:hAnsi="Times New Roman" w:cs="Times New Roman"/>
-          <w:sz w:val="24"/>
-          <w:szCs w:val="24"/>
-        </w:rPr>
-        <w:t>]</w:t>
-      </w:r>
-    </w:p>
-    <w:p>
-      <w:pPr>
-        <w:spacing w:after="110" w:line="360" w:lineRule="auto"/>
-        <w:jc w:val="both"/>
-        <w:rPr>
-          <w:rFonts w:ascii="Times New Roman" w:hAnsi="Times New Roman" w:cs="Times New Roman"/>
-          <w:sz w:val="24"/>
-          <w:szCs w:val="24"/>
-        </w:rPr>
-      </w:pPr>
-    </w:p>
-    <w:p>
-      <w:pPr>
         <w:pStyle w:val="NoSpacing"/>
         <w:spacing w:line="360" w:lineRule="auto"/>
-        <w:ind w:left="720"/>
+        <w:ind w:left="720" w:firstLine="360"/>
         <w:jc w:val="both"/>
         <w:rPr>
           <w:rFonts w:ascii="Times New Roman" w:hAnsi="Times New Roman" w:cs="Times New Roman"/>
@@ -7619,16 +7292,7 @@
           <w:sz w:val="24"/>
           <w:szCs w:val="24"/>
         </w:rPr>
-        <w:t xml:space="preserve"> </w:t>
-      </w:r>
-      <w:r>
-        <w:rPr>
-          <w:rFonts w:ascii="Times New Roman" w:hAnsi="Times New Roman" w:cs="Times New Roman"/>
-          <w:sz w:val="24"/>
-          <w:szCs w:val="24"/>
-        </w:rPr>
-        <w:lastRenderedPageBreak/>
-        <w:t xml:space="preserve">oleh </w:t>
+        <w:t xml:space="preserve"> oleh </w:t>
       </w:r>
       <w:proofErr w:type="spellStart"/>
       <w:r>
@@ -8203,6 +7867,7 @@
           <w:sz w:val="24"/>
           <w:szCs w:val="32"/>
         </w:rPr>
+        <w:lastRenderedPageBreak/>
         <w:t xml:space="preserve">Ruang </w:t>
       </w:r>
       <w:proofErr w:type="spellStart"/>
@@ -8444,7 +8109,7 @@
           <w:sz w:val="24"/>
           <w:szCs w:val="32"/>
         </w:rPr>
-        <w:t>hanya</w:t>
+        <w:t>adalah</w:t>
       </w:r>
       <w:proofErr w:type="spellEnd"/>
       <w:r>
@@ -8507,7 +8172,87 @@
           <w:sz w:val="24"/>
           <w:szCs w:val="24"/>
         </w:rPr>
-        <w:t xml:space="preserve"> (KBK).</w:t>
+        <w:t xml:space="preserve"> (KBK)</w:t>
+      </w:r>
+      <w:r>
+        <w:rPr>
+          <w:rFonts w:ascii="Times New Roman" w:hAnsi="Times New Roman" w:cs="Times New Roman"/>
+          <w:sz w:val="24"/>
+          <w:szCs w:val="24"/>
+        </w:rPr>
+        <w:t xml:space="preserve"> dan </w:t>
+      </w:r>
+      <w:proofErr w:type="spellStart"/>
+      <w:r>
+        <w:rPr>
+          <w:rFonts w:ascii="Times New Roman" w:hAnsi="Times New Roman" w:cs="Times New Roman"/>
+          <w:sz w:val="24"/>
+          <w:szCs w:val="24"/>
+        </w:rPr>
+        <w:t>mahasiswa</w:t>
+      </w:r>
+      <w:proofErr w:type="spellEnd"/>
+      <w:r>
+        <w:rPr>
+          <w:rFonts w:ascii="Times New Roman" w:hAnsi="Times New Roman" w:cs="Times New Roman"/>
+          <w:sz w:val="24"/>
+          <w:szCs w:val="24"/>
+        </w:rPr>
+        <w:t xml:space="preserve"> program </w:t>
+      </w:r>
+      <w:proofErr w:type="spellStart"/>
+      <w:r>
+        <w:rPr>
+          <w:rFonts w:ascii="Times New Roman" w:hAnsi="Times New Roman" w:cs="Times New Roman"/>
+          <w:sz w:val="24"/>
+          <w:szCs w:val="24"/>
+        </w:rPr>
+        <w:t>studi</w:t>
+      </w:r>
+      <w:proofErr w:type="spellEnd"/>
+      <w:r>
+        <w:rPr>
+          <w:rFonts w:ascii="Times New Roman" w:hAnsi="Times New Roman" w:cs="Times New Roman"/>
+          <w:sz w:val="24"/>
+          <w:szCs w:val="24"/>
+        </w:rPr>
+        <w:t xml:space="preserve"> </w:t>
+      </w:r>
+      <w:proofErr w:type="spellStart"/>
+      <w:r>
+        <w:rPr>
+          <w:rFonts w:ascii="Times New Roman" w:hAnsi="Times New Roman" w:cs="Times New Roman"/>
+          <w:sz w:val="24"/>
+          <w:szCs w:val="24"/>
+        </w:rPr>
+        <w:t>teknik</w:t>
+      </w:r>
+      <w:proofErr w:type="spellEnd"/>
+      <w:r>
+        <w:rPr>
+          <w:rFonts w:ascii="Times New Roman" w:hAnsi="Times New Roman" w:cs="Times New Roman"/>
+          <w:sz w:val="24"/>
+          <w:szCs w:val="24"/>
+        </w:rPr>
+        <w:t xml:space="preserve"> </w:t>
+      </w:r>
+      <w:proofErr w:type="spellStart"/>
+      <w:r>
+        <w:rPr>
+          <w:rFonts w:ascii="Times New Roman" w:hAnsi="Times New Roman" w:cs="Times New Roman"/>
+          <w:sz w:val="24"/>
+          <w:szCs w:val="24"/>
+        </w:rPr>
+        <w:t>informatika</w:t>
+      </w:r>
+      <w:proofErr w:type="spellEnd"/>
+      <w:r>
+        <w:rPr>
+          <w:rFonts w:ascii="Times New Roman" w:hAnsi="Times New Roman" w:cs="Times New Roman"/>
+          <w:sz w:val="24"/>
+          <w:szCs w:val="24"/>
+        </w:rPr>
+        <w:t>.</w:t>
       </w:r>
     </w:p>
     <w:p>
@@ -9966,42 +9711,6 @@
       <w:pPr>
         <w:pStyle w:val="NoSpacing"/>
         <w:spacing w:line="360" w:lineRule="auto"/>
-        <w:jc w:val="both"/>
-        <w:rPr>
-          <w:rFonts w:ascii="Times New Roman" w:hAnsi="Times New Roman" w:cs="Times New Roman"/>
-          <w:sz w:val="24"/>
-          <w:szCs w:val="32"/>
-        </w:rPr>
-      </w:pPr>
-    </w:p>
-    <w:p>
-      <w:pPr>
-        <w:pStyle w:val="NoSpacing"/>
-        <w:spacing w:line="360" w:lineRule="auto"/>
-        <w:jc w:val="both"/>
-        <w:rPr>
-          <w:rFonts w:ascii="Times New Roman" w:hAnsi="Times New Roman" w:cs="Times New Roman"/>
-          <w:sz w:val="24"/>
-          <w:szCs w:val="32"/>
-        </w:rPr>
-      </w:pPr>
-    </w:p>
-    <w:p>
-      <w:pPr>
-        <w:pStyle w:val="NoSpacing"/>
-        <w:spacing w:line="360" w:lineRule="auto"/>
-        <w:jc w:val="both"/>
-        <w:rPr>
-          <w:rFonts w:ascii="Times New Roman" w:hAnsi="Times New Roman" w:cs="Times New Roman"/>
-          <w:sz w:val="24"/>
-          <w:szCs w:val="32"/>
-        </w:rPr>
-      </w:pPr>
-    </w:p>
-    <w:p>
-      <w:pPr>
-        <w:pStyle w:val="NoSpacing"/>
-        <w:spacing w:line="360" w:lineRule="auto"/>
         <w:ind w:left="360" w:firstLine="360"/>
         <w:jc w:val="both"/>
         <w:rPr>
@@ -11444,6 +11153,7 @@
           <w:sz w:val="24"/>
           <w:szCs w:val="32"/>
         </w:rPr>
+        <w:lastRenderedPageBreak/>
         <w:t xml:space="preserve">BAB II TINJAUAN PUSTAKA </w:t>
       </w:r>
     </w:p>
@@ -12180,7 +11890,6 @@
           <w:sz w:val="24"/>
           <w:szCs w:val="24"/>
         </w:rPr>
-        <w:lastRenderedPageBreak/>
         <w:t xml:space="preserve">BAB </w:t>
       </w:r>
       <w:r>
@@ -12563,6 +12272,7 @@
           <w:sz w:val="24"/>
           <w:szCs w:val="24"/>
         </w:rPr>
+        <w:lastRenderedPageBreak/>
         <w:t>kepada</w:t>
       </w:r>
       <w:proofErr w:type="spellEnd"/>
@@ -15364,7 +15074,6 @@
           <w:sz w:val="24"/>
           <w:szCs w:val="32"/>
         </w:rPr>
-        <w:lastRenderedPageBreak/>
         <w:t>Aplikasi</w:t>
       </w:r>
       <w:proofErr w:type="spellEnd"/>
@@ -16160,6 +15869,7 @@
           <w:sz w:val="24"/>
           <w:szCs w:val="24"/>
         </w:rPr>
+        <w:lastRenderedPageBreak/>
         <w:t>Sehingga</w:t>
       </w:r>
       <w:proofErr w:type="spellEnd"/>
@@ -18923,7 +18633,6 @@
           <w:sz w:val="24"/>
           <w:szCs w:val="24"/>
         </w:rPr>
-        <w:lastRenderedPageBreak/>
         <w:t>Analisis</w:t>
       </w:r>
       <w:proofErr w:type="spellEnd"/>
@@ -19613,6 +19322,7 @@
         <w:rPr>
           <w:noProof/>
         </w:rPr>
+        <w:lastRenderedPageBreak/>
         <w:drawing>
           <wp:inline distT="0" distB="0" distL="0" distR="0" wp14:anchorId="6710F0DD" wp14:editId="0FF52DD2">
             <wp:extent cx="3057143" cy="619048"/>
@@ -21368,7 +21078,6 @@
           <w:sz w:val="24"/>
           <w:szCs w:val="24"/>
         </w:rPr>
-        <w:lastRenderedPageBreak/>
         <w:drawing>
           <wp:inline distT="0" distB="0" distL="0" distR="0" wp14:anchorId="2C0D83FB" wp14:editId="1D8CEC88">
             <wp:extent cx="2505425" cy="342948"/>
@@ -21726,6 +21435,7 @@
           <w:sz w:val="24"/>
           <w:szCs w:val="24"/>
         </w:rPr>
+        <w:lastRenderedPageBreak/>
         <w:tab/>
       </w:r>
       <w:proofErr w:type="spellStart"/>
@@ -23369,7 +23079,6 @@
           <w:sz w:val="24"/>
           <w:szCs w:val="24"/>
         </w:rPr>
-        <w:lastRenderedPageBreak/>
         <w:t xml:space="preserve">Dari </w:t>
       </w:r>
       <w:proofErr w:type="spellStart"/>
@@ -24429,6 +24138,7 @@
           <w:sz w:val="24"/>
           <w:szCs w:val="24"/>
         </w:rPr>
+        <w:lastRenderedPageBreak/>
         <w:t>Algoritma</w:t>
       </w:r>
       <w:proofErr w:type="spellEnd"/>
@@ -26685,7 +26395,6 @@
           <w:sz w:val="24"/>
           <w:szCs w:val="24"/>
         </w:rPr>
-        <w:lastRenderedPageBreak/>
         <w:t xml:space="preserve">UML </w:t>
       </w:r>
       <w:proofErr w:type="spellStart"/>
@@ -27552,7 +27261,16 @@
           <w:sz w:val="24"/>
           <w:szCs w:val="24"/>
         </w:rPr>
-        <w:t xml:space="preserve"> yang </w:t>
+        <w:t xml:space="preserve"> </w:t>
+      </w:r>
+      <w:r>
+        <w:rPr>
+          <w:rFonts w:ascii="Times New Roman" w:hAnsi="Times New Roman" w:cs="Times New Roman"/>
+          <w:sz w:val="24"/>
+          <w:szCs w:val="24"/>
+        </w:rPr>
+        <w:lastRenderedPageBreak/>
+        <w:t xml:space="preserve">yang </w:t>
       </w:r>
       <w:proofErr w:type="spellStart"/>
       <w:r>
@@ -29162,7 +28880,6 @@
                 <w:sz w:val="24"/>
                 <w:szCs w:val="32"/>
               </w:rPr>
-              <w:lastRenderedPageBreak/>
               <w:t>Extend</w:t>
             </w:r>
           </w:p>
@@ -29924,6 +29641,7 @@
                 <w:sz w:val="24"/>
                 <w:szCs w:val="32"/>
               </w:rPr>
+              <w:lastRenderedPageBreak/>
               <w:t>Simbol</w:t>
             </w:r>
             <w:proofErr w:type="spellEnd"/>
@@ -31631,7 +31349,6 @@
           <w:sz w:val="24"/>
           <w:szCs w:val="24"/>
         </w:rPr>
-        <w:lastRenderedPageBreak/>
         <w:tab/>
       </w:r>
       <w:proofErr w:type="spellStart"/>
@@ -32769,6 +32486,7 @@
           <w:sz w:val="24"/>
           <w:szCs w:val="32"/>
         </w:rPr>
+        <w:lastRenderedPageBreak/>
         <w:t>Tabel 2.</w:t>
       </w:r>
       <w:r>
@@ -33922,16 +33640,7 @@
                 <w:sz w:val="24"/>
                 <w:szCs w:val="24"/>
               </w:rPr>
-              <w:t xml:space="preserve"> </w:t>
-            </w:r>
-            <w:r>
-              <w:rPr>
-                <w:rFonts w:ascii="Times New Roman" w:hAnsi="Times New Roman" w:cs="Times New Roman"/>
-                <w:sz w:val="24"/>
-                <w:szCs w:val="24"/>
-              </w:rPr>
-              <w:lastRenderedPageBreak/>
-              <w:t>Yuliani</w:t>
+              <w:t xml:space="preserve"> Yuliani</w:t>
             </w:r>
             <w:r>
               <w:rPr>
@@ -33964,7 +33673,6 @@
                 <w:sz w:val="24"/>
                 <w:szCs w:val="24"/>
               </w:rPr>
-              <w:lastRenderedPageBreak/>
               <w:t>Sistem</w:t>
             </w:r>
             <w:proofErr w:type="spellEnd"/>
@@ -33992,16 +33700,7 @@
                 <w:sz w:val="24"/>
                 <w:szCs w:val="24"/>
               </w:rPr>
-              <w:t xml:space="preserve"> </w:t>
-            </w:r>
-            <w:r>
-              <w:rPr>
-                <w:rFonts w:ascii="Times New Roman" w:hAnsi="Times New Roman" w:cs="Times New Roman"/>
-                <w:sz w:val="24"/>
-                <w:szCs w:val="24"/>
-              </w:rPr>
-              <w:lastRenderedPageBreak/>
-              <w:t xml:space="preserve">Balik </w:t>
+              <w:t xml:space="preserve"> Balik </w:t>
             </w:r>
             <w:proofErr w:type="spellStart"/>
             <w:r>
@@ -34089,233 +33788,232 @@
                 <w:sz w:val="24"/>
                 <w:szCs w:val="24"/>
               </w:rPr>
+              <w:t xml:space="preserve">Tujuan </w:t>
+            </w:r>
+            <w:proofErr w:type="spellStart"/>
+            <w:r>
+              <w:rPr>
+                <w:rFonts w:ascii="Times New Roman" w:hAnsi="Times New Roman" w:cs="Times New Roman"/>
+                <w:sz w:val="24"/>
+                <w:szCs w:val="24"/>
+              </w:rPr>
+              <w:t>penelitian</w:t>
+            </w:r>
+            <w:proofErr w:type="spellEnd"/>
+            <w:r>
+              <w:rPr>
+                <w:rFonts w:ascii="Times New Roman" w:hAnsi="Times New Roman" w:cs="Times New Roman"/>
+                <w:sz w:val="24"/>
+                <w:szCs w:val="24"/>
+              </w:rPr>
+              <w:t xml:space="preserve"> </w:t>
+            </w:r>
+            <w:proofErr w:type="spellStart"/>
+            <w:r>
+              <w:rPr>
+                <w:rFonts w:ascii="Times New Roman" w:hAnsi="Times New Roman" w:cs="Times New Roman"/>
+                <w:sz w:val="24"/>
+                <w:szCs w:val="24"/>
+              </w:rPr>
+              <w:t>dari</w:t>
+            </w:r>
+            <w:proofErr w:type="spellEnd"/>
+            <w:r>
+              <w:rPr>
+                <w:rFonts w:ascii="Times New Roman" w:hAnsi="Times New Roman" w:cs="Times New Roman"/>
+                <w:sz w:val="24"/>
+                <w:szCs w:val="24"/>
+              </w:rPr>
+              <w:t xml:space="preserve"> </w:t>
+            </w:r>
+            <w:proofErr w:type="spellStart"/>
+            <w:r>
+              <w:rPr>
+                <w:rFonts w:ascii="Times New Roman" w:hAnsi="Times New Roman" w:cs="Times New Roman"/>
+                <w:sz w:val="24"/>
+                <w:szCs w:val="24"/>
+              </w:rPr>
+              <w:t>jurnal</w:t>
+            </w:r>
+            <w:proofErr w:type="spellEnd"/>
+            <w:r>
+              <w:rPr>
+                <w:rFonts w:ascii="Times New Roman" w:hAnsi="Times New Roman" w:cs="Times New Roman"/>
+                <w:sz w:val="24"/>
+                <w:szCs w:val="24"/>
+              </w:rPr>
+              <w:t xml:space="preserve"> </w:t>
+            </w:r>
+            <w:proofErr w:type="spellStart"/>
+            <w:r>
+              <w:rPr>
+                <w:rFonts w:ascii="Times New Roman" w:hAnsi="Times New Roman" w:cs="Times New Roman"/>
+                <w:sz w:val="24"/>
+                <w:szCs w:val="24"/>
+              </w:rPr>
+              <w:t>tersebut</w:t>
+            </w:r>
+            <w:proofErr w:type="spellEnd"/>
+            <w:r>
+              <w:rPr>
+                <w:rFonts w:ascii="Times New Roman" w:hAnsi="Times New Roman" w:cs="Times New Roman"/>
+                <w:sz w:val="24"/>
+                <w:szCs w:val="24"/>
+              </w:rPr>
+              <w:t xml:space="preserve"> </w:t>
+            </w:r>
+            <w:proofErr w:type="spellStart"/>
+            <w:r>
+              <w:rPr>
+                <w:rFonts w:ascii="Times New Roman" w:hAnsi="Times New Roman" w:cs="Times New Roman"/>
+                <w:sz w:val="24"/>
+                <w:szCs w:val="24"/>
+              </w:rPr>
+              <w:t>adalah</w:t>
+            </w:r>
+            <w:proofErr w:type="spellEnd"/>
+            <w:r>
+              <w:rPr>
+                <w:rFonts w:ascii="Times New Roman" w:hAnsi="Times New Roman" w:cs="Times New Roman"/>
+                <w:sz w:val="24"/>
+                <w:szCs w:val="24"/>
+              </w:rPr>
+              <w:t xml:space="preserve"> </w:t>
+            </w:r>
+            <w:proofErr w:type="spellStart"/>
+            <w:r>
+              <w:rPr>
+                <w:rFonts w:ascii="Times New Roman" w:hAnsi="Times New Roman" w:cs="Times New Roman"/>
+                <w:sz w:val="24"/>
+                <w:szCs w:val="24"/>
+              </w:rPr>
+              <w:t>untuk</w:t>
+            </w:r>
+            <w:proofErr w:type="spellEnd"/>
+            <w:r>
+              <w:rPr>
+                <w:rFonts w:ascii="Times New Roman" w:hAnsi="Times New Roman" w:cs="Times New Roman"/>
+                <w:sz w:val="24"/>
+                <w:szCs w:val="24"/>
+              </w:rPr>
+              <w:t xml:space="preserve"> </w:t>
+            </w:r>
+            <w:proofErr w:type="spellStart"/>
+            <w:r>
+              <w:rPr>
+                <w:rFonts w:ascii="Times New Roman" w:hAnsi="Times New Roman" w:cs="Times New Roman"/>
+                <w:sz w:val="24"/>
+                <w:szCs w:val="24"/>
+              </w:rPr>
+              <w:t>mengembangkan</w:t>
+            </w:r>
+            <w:proofErr w:type="spellEnd"/>
+            <w:r>
+              <w:rPr>
+                <w:rFonts w:ascii="Times New Roman" w:hAnsi="Times New Roman" w:cs="Times New Roman"/>
+                <w:sz w:val="24"/>
+                <w:szCs w:val="24"/>
+              </w:rPr>
+              <w:t xml:space="preserve"> </w:t>
+            </w:r>
+            <w:proofErr w:type="spellStart"/>
+            <w:r>
+              <w:rPr>
+                <w:rFonts w:ascii="Times New Roman" w:hAnsi="Times New Roman" w:cs="Times New Roman"/>
+                <w:sz w:val="24"/>
+                <w:szCs w:val="24"/>
+              </w:rPr>
+              <w:t>Sistem</w:t>
+            </w:r>
+            <w:proofErr w:type="spellEnd"/>
+            <w:r>
+              <w:rPr>
+                <w:rFonts w:ascii="Times New Roman" w:hAnsi="Times New Roman" w:cs="Times New Roman"/>
+                <w:sz w:val="24"/>
+                <w:szCs w:val="24"/>
+              </w:rPr>
+              <w:t xml:space="preserve"> </w:t>
+            </w:r>
+            <w:proofErr w:type="spellStart"/>
+            <w:r>
+              <w:rPr>
+                <w:rFonts w:ascii="Times New Roman" w:hAnsi="Times New Roman" w:cs="Times New Roman"/>
+                <w:sz w:val="24"/>
+                <w:szCs w:val="24"/>
+              </w:rPr>
+              <w:t>Temu</w:t>
+            </w:r>
+            <w:proofErr w:type="spellEnd"/>
+            <w:r>
+              <w:rPr>
+                <w:rFonts w:ascii="Times New Roman" w:hAnsi="Times New Roman" w:cs="Times New Roman"/>
+                <w:sz w:val="24"/>
+                <w:szCs w:val="24"/>
+              </w:rPr>
+              <w:t xml:space="preserve"> Balik </w:t>
+            </w:r>
+            <w:proofErr w:type="spellStart"/>
+            <w:r>
+              <w:rPr>
+                <w:rFonts w:ascii="Times New Roman" w:hAnsi="Times New Roman" w:cs="Times New Roman"/>
+                <w:sz w:val="24"/>
+                <w:szCs w:val="24"/>
+              </w:rPr>
+              <w:t>Dokumen</w:t>
+            </w:r>
+            <w:proofErr w:type="spellEnd"/>
+            <w:r>
+              <w:rPr>
+                <w:rFonts w:ascii="Times New Roman" w:hAnsi="Times New Roman" w:cs="Times New Roman"/>
+                <w:sz w:val="24"/>
+                <w:szCs w:val="24"/>
+              </w:rPr>
+              <w:t xml:space="preserve"> Teks yang </w:t>
+            </w:r>
+            <w:proofErr w:type="spellStart"/>
+            <w:r>
+              <w:rPr>
+                <w:rFonts w:ascii="Times New Roman" w:hAnsi="Times New Roman" w:cs="Times New Roman"/>
+                <w:sz w:val="24"/>
+                <w:szCs w:val="24"/>
+              </w:rPr>
+              <w:t>efisien</w:t>
+            </w:r>
+            <w:proofErr w:type="spellEnd"/>
+            <w:r>
+              <w:rPr>
+                <w:rFonts w:ascii="Times New Roman" w:hAnsi="Times New Roman" w:cs="Times New Roman"/>
+                <w:sz w:val="24"/>
+                <w:szCs w:val="24"/>
+              </w:rPr>
+              <w:t xml:space="preserve"> </w:t>
+            </w:r>
+            <w:proofErr w:type="spellStart"/>
+            <w:r>
+              <w:rPr>
+                <w:rFonts w:ascii="Times New Roman" w:hAnsi="Times New Roman" w:cs="Times New Roman"/>
+                <w:sz w:val="24"/>
+                <w:szCs w:val="24"/>
+              </w:rPr>
+              <w:t>menggunakan</w:t>
+            </w:r>
+            <w:proofErr w:type="spellEnd"/>
+            <w:r>
+              <w:rPr>
+                <w:rFonts w:ascii="Times New Roman" w:hAnsi="Times New Roman" w:cs="Times New Roman"/>
+                <w:sz w:val="24"/>
+                <w:szCs w:val="24"/>
+              </w:rPr>
+              <w:t xml:space="preserve"> </w:t>
+            </w:r>
+            <w:proofErr w:type="spellStart"/>
+            <w:r>
+              <w:rPr>
+                <w:rFonts w:ascii="Times New Roman" w:hAnsi="Times New Roman" w:cs="Times New Roman"/>
+                <w:sz w:val="24"/>
+                <w:szCs w:val="24"/>
+              </w:rPr>
               <w:lastRenderedPageBreak/>
-              <w:t xml:space="preserve">Tujuan </w:t>
-            </w:r>
-            <w:proofErr w:type="spellStart"/>
-            <w:r>
-              <w:rPr>
-                <w:rFonts w:ascii="Times New Roman" w:hAnsi="Times New Roman" w:cs="Times New Roman"/>
-                <w:sz w:val="24"/>
-                <w:szCs w:val="24"/>
-              </w:rPr>
-              <w:t>penelitian</w:t>
-            </w:r>
-            <w:proofErr w:type="spellEnd"/>
-            <w:r>
-              <w:rPr>
-                <w:rFonts w:ascii="Times New Roman" w:hAnsi="Times New Roman" w:cs="Times New Roman"/>
-                <w:sz w:val="24"/>
-                <w:szCs w:val="24"/>
-              </w:rPr>
-              <w:t xml:space="preserve"> </w:t>
-            </w:r>
-            <w:proofErr w:type="spellStart"/>
-            <w:r>
-              <w:rPr>
-                <w:rFonts w:ascii="Times New Roman" w:hAnsi="Times New Roman" w:cs="Times New Roman"/>
-                <w:sz w:val="24"/>
-                <w:szCs w:val="24"/>
-              </w:rPr>
-              <w:lastRenderedPageBreak/>
-              <w:t>dari</w:t>
-            </w:r>
-            <w:proofErr w:type="spellEnd"/>
-            <w:r>
-              <w:rPr>
-                <w:rFonts w:ascii="Times New Roman" w:hAnsi="Times New Roman" w:cs="Times New Roman"/>
-                <w:sz w:val="24"/>
-                <w:szCs w:val="24"/>
-              </w:rPr>
-              <w:t xml:space="preserve"> </w:t>
-            </w:r>
-            <w:proofErr w:type="spellStart"/>
-            <w:r>
-              <w:rPr>
-                <w:rFonts w:ascii="Times New Roman" w:hAnsi="Times New Roman" w:cs="Times New Roman"/>
-                <w:sz w:val="24"/>
-                <w:szCs w:val="24"/>
-              </w:rPr>
-              <w:t>jurnal</w:t>
-            </w:r>
-            <w:proofErr w:type="spellEnd"/>
-            <w:r>
-              <w:rPr>
-                <w:rFonts w:ascii="Times New Roman" w:hAnsi="Times New Roman" w:cs="Times New Roman"/>
-                <w:sz w:val="24"/>
-                <w:szCs w:val="24"/>
-              </w:rPr>
-              <w:t xml:space="preserve"> </w:t>
-            </w:r>
-            <w:proofErr w:type="spellStart"/>
-            <w:r>
-              <w:rPr>
-                <w:rFonts w:ascii="Times New Roman" w:hAnsi="Times New Roman" w:cs="Times New Roman"/>
-                <w:sz w:val="24"/>
-                <w:szCs w:val="24"/>
-              </w:rPr>
-              <w:t>tersebut</w:t>
-            </w:r>
-            <w:proofErr w:type="spellEnd"/>
-            <w:r>
-              <w:rPr>
-                <w:rFonts w:ascii="Times New Roman" w:hAnsi="Times New Roman" w:cs="Times New Roman"/>
-                <w:sz w:val="24"/>
-                <w:szCs w:val="24"/>
-              </w:rPr>
-              <w:t xml:space="preserve"> </w:t>
-            </w:r>
-            <w:proofErr w:type="spellStart"/>
-            <w:r>
-              <w:rPr>
-                <w:rFonts w:ascii="Times New Roman" w:hAnsi="Times New Roman" w:cs="Times New Roman"/>
-                <w:sz w:val="24"/>
-                <w:szCs w:val="24"/>
-              </w:rPr>
-              <w:t>adalah</w:t>
-            </w:r>
-            <w:proofErr w:type="spellEnd"/>
-            <w:r>
-              <w:rPr>
-                <w:rFonts w:ascii="Times New Roman" w:hAnsi="Times New Roman" w:cs="Times New Roman"/>
-                <w:sz w:val="24"/>
-                <w:szCs w:val="24"/>
-              </w:rPr>
-              <w:t xml:space="preserve"> </w:t>
-            </w:r>
-            <w:proofErr w:type="spellStart"/>
-            <w:r>
-              <w:rPr>
-                <w:rFonts w:ascii="Times New Roman" w:hAnsi="Times New Roman" w:cs="Times New Roman"/>
-                <w:sz w:val="24"/>
-                <w:szCs w:val="24"/>
-              </w:rPr>
-              <w:t>untuk</w:t>
-            </w:r>
-            <w:proofErr w:type="spellEnd"/>
-            <w:r>
-              <w:rPr>
-                <w:rFonts w:ascii="Times New Roman" w:hAnsi="Times New Roman" w:cs="Times New Roman"/>
-                <w:sz w:val="24"/>
-                <w:szCs w:val="24"/>
-              </w:rPr>
-              <w:t xml:space="preserve"> </w:t>
-            </w:r>
-            <w:proofErr w:type="spellStart"/>
-            <w:r>
-              <w:rPr>
-                <w:rFonts w:ascii="Times New Roman" w:hAnsi="Times New Roman" w:cs="Times New Roman"/>
-                <w:sz w:val="24"/>
-                <w:szCs w:val="24"/>
-              </w:rPr>
-              <w:t>mengembangkan</w:t>
-            </w:r>
-            <w:proofErr w:type="spellEnd"/>
-            <w:r>
-              <w:rPr>
-                <w:rFonts w:ascii="Times New Roman" w:hAnsi="Times New Roman" w:cs="Times New Roman"/>
-                <w:sz w:val="24"/>
-                <w:szCs w:val="24"/>
-              </w:rPr>
-              <w:t xml:space="preserve"> </w:t>
-            </w:r>
-            <w:proofErr w:type="spellStart"/>
-            <w:r>
-              <w:rPr>
-                <w:rFonts w:ascii="Times New Roman" w:hAnsi="Times New Roman" w:cs="Times New Roman"/>
-                <w:sz w:val="24"/>
-                <w:szCs w:val="24"/>
-              </w:rPr>
-              <w:t>Sistem</w:t>
-            </w:r>
-            <w:proofErr w:type="spellEnd"/>
-            <w:r>
-              <w:rPr>
-                <w:rFonts w:ascii="Times New Roman" w:hAnsi="Times New Roman" w:cs="Times New Roman"/>
-                <w:sz w:val="24"/>
-                <w:szCs w:val="24"/>
-              </w:rPr>
-              <w:t xml:space="preserve"> </w:t>
-            </w:r>
-            <w:proofErr w:type="spellStart"/>
-            <w:r>
-              <w:rPr>
-                <w:rFonts w:ascii="Times New Roman" w:hAnsi="Times New Roman" w:cs="Times New Roman"/>
-                <w:sz w:val="24"/>
-                <w:szCs w:val="24"/>
-              </w:rPr>
-              <w:t>Temu</w:t>
-            </w:r>
-            <w:proofErr w:type="spellEnd"/>
-            <w:r>
-              <w:rPr>
-                <w:rFonts w:ascii="Times New Roman" w:hAnsi="Times New Roman" w:cs="Times New Roman"/>
-                <w:sz w:val="24"/>
-                <w:szCs w:val="24"/>
-              </w:rPr>
-              <w:t xml:space="preserve"> Balik </w:t>
-            </w:r>
-            <w:proofErr w:type="spellStart"/>
-            <w:r>
-              <w:rPr>
-                <w:rFonts w:ascii="Times New Roman" w:hAnsi="Times New Roman" w:cs="Times New Roman"/>
-                <w:sz w:val="24"/>
-                <w:szCs w:val="24"/>
-              </w:rPr>
-              <w:t>Dokumen</w:t>
-            </w:r>
-            <w:proofErr w:type="spellEnd"/>
-            <w:r>
-              <w:rPr>
-                <w:rFonts w:ascii="Times New Roman" w:hAnsi="Times New Roman" w:cs="Times New Roman"/>
-                <w:sz w:val="24"/>
-                <w:szCs w:val="24"/>
-              </w:rPr>
-              <w:t xml:space="preserve"> Teks yang </w:t>
-            </w:r>
-            <w:proofErr w:type="spellStart"/>
-            <w:r>
-              <w:rPr>
-                <w:rFonts w:ascii="Times New Roman" w:hAnsi="Times New Roman" w:cs="Times New Roman"/>
-                <w:sz w:val="24"/>
-                <w:szCs w:val="24"/>
-              </w:rPr>
-              <w:t>efisien</w:t>
-            </w:r>
-            <w:proofErr w:type="spellEnd"/>
-            <w:r>
-              <w:rPr>
-                <w:rFonts w:ascii="Times New Roman" w:hAnsi="Times New Roman" w:cs="Times New Roman"/>
-                <w:sz w:val="24"/>
-                <w:szCs w:val="24"/>
-              </w:rPr>
-              <w:t xml:space="preserve"> </w:t>
-            </w:r>
-            <w:proofErr w:type="spellStart"/>
-            <w:r>
-              <w:rPr>
-                <w:rFonts w:ascii="Times New Roman" w:hAnsi="Times New Roman" w:cs="Times New Roman"/>
-                <w:sz w:val="24"/>
-                <w:szCs w:val="24"/>
-              </w:rPr>
-              <w:t>menggunakan</w:t>
-            </w:r>
-            <w:proofErr w:type="spellEnd"/>
-            <w:r>
-              <w:rPr>
-                <w:rFonts w:ascii="Times New Roman" w:hAnsi="Times New Roman" w:cs="Times New Roman"/>
-                <w:sz w:val="24"/>
-                <w:szCs w:val="24"/>
-              </w:rPr>
-              <w:t xml:space="preserve"> </w:t>
-            </w:r>
-            <w:proofErr w:type="spellStart"/>
-            <w:r>
-              <w:rPr>
-                <w:rFonts w:ascii="Times New Roman" w:hAnsi="Times New Roman" w:cs="Times New Roman"/>
-                <w:sz w:val="24"/>
-                <w:szCs w:val="24"/>
-              </w:rPr>
               <w:t>metode</w:t>
             </w:r>
             <w:proofErr w:type="spellEnd"/>
@@ -34359,7 +34057,6 @@
                 <w:sz w:val="24"/>
                 <w:szCs w:val="24"/>
               </w:rPr>
-              <w:lastRenderedPageBreak/>
               <w:t>Penelitian</w:t>
             </w:r>
             <w:proofErr w:type="spellEnd"/>
@@ -34577,6 +34274,7 @@
                 <w:sz w:val="24"/>
                 <w:szCs w:val="24"/>
               </w:rPr>
+              <w:lastRenderedPageBreak/>
               <w:t>mengimplementasikan</w:t>
             </w:r>
             <w:proofErr w:type="spellEnd"/>
@@ -35139,7 +34837,6 @@
                 <w:sz w:val="24"/>
                 <w:szCs w:val="24"/>
               </w:rPr>
-              <w:lastRenderedPageBreak/>
               <w:t>dalam</w:t>
             </w:r>
             <w:proofErr w:type="spellEnd"/>
@@ -35347,7 +35044,16 @@
                 <w:sz w:val="24"/>
                 <w:szCs w:val="24"/>
               </w:rPr>
-              <w:t xml:space="preserve">  Seminar  Proposal  Pada </w:t>
+              <w:t xml:space="preserve">  Seminar  Proposal  </w:t>
+            </w:r>
+            <w:r>
+              <w:rPr>
+                <w:rFonts w:ascii="Times New Roman" w:hAnsi="Times New Roman" w:cs="Times New Roman"/>
+                <w:sz w:val="24"/>
+                <w:szCs w:val="24"/>
+              </w:rPr>
+              <w:lastRenderedPageBreak/>
+              <w:t xml:space="preserve">Pada </w:t>
             </w:r>
             <w:proofErr w:type="spellStart"/>
             <w:r>
@@ -35389,6 +35095,7 @@
                 <w:sz w:val="24"/>
                 <w:szCs w:val="24"/>
               </w:rPr>
+              <w:lastRenderedPageBreak/>
               <w:t xml:space="preserve">Tujuan </w:t>
             </w:r>
             <w:proofErr w:type="spellStart"/>
@@ -35497,7 +35204,16 @@
                 <w:sz w:val="24"/>
                 <w:szCs w:val="24"/>
               </w:rPr>
-              <w:t xml:space="preserve"> Teknik Universitas Jabal Ghafur </w:t>
+              <w:t xml:space="preserve"> Teknik </w:t>
+            </w:r>
+            <w:r>
+              <w:rPr>
+                <w:rFonts w:ascii="Times New Roman" w:hAnsi="Times New Roman" w:cs="Times New Roman"/>
+                <w:sz w:val="24"/>
+                <w:szCs w:val="24"/>
+              </w:rPr>
+              <w:lastRenderedPageBreak/>
+              <w:t xml:space="preserve">Universitas Jabal Ghafur </w:t>
             </w:r>
             <w:proofErr w:type="spellStart"/>
             <w:r>
@@ -35846,6 +35562,7 @@
                 <w:sz w:val="24"/>
                 <w:szCs w:val="24"/>
               </w:rPr>
+              <w:lastRenderedPageBreak/>
               <w:t>Penelitian</w:t>
             </w:r>
             <w:proofErr w:type="spellEnd"/>
@@ -36026,6 +35743,7 @@
                 <w:sz w:val="24"/>
                 <w:szCs w:val="24"/>
               </w:rPr>
+              <w:lastRenderedPageBreak/>
               <w:t>menggunakan</w:t>
             </w:r>
             <w:proofErr w:type="spellEnd"/>
@@ -36389,7 +36107,16 @@
                 <w:sz w:val="24"/>
                 <w:szCs w:val="24"/>
               </w:rPr>
-              <w:t xml:space="preserve"> Publik Kesehatan Di Kota Malang</w:t>
+              <w:t xml:space="preserve"> Publik Kesehatan </w:t>
+            </w:r>
+            <w:r>
+              <w:rPr>
+                <w:rFonts w:ascii="Times New Roman" w:hAnsi="Times New Roman" w:cs="Times New Roman"/>
+                <w:sz w:val="24"/>
+                <w:szCs w:val="24"/>
+              </w:rPr>
+              <w:lastRenderedPageBreak/>
+              <w:t>Di Kota Malang</w:t>
             </w:r>
           </w:p>
         </w:tc>
@@ -36413,6 +36140,7 @@
                 <w:sz w:val="24"/>
                 <w:szCs w:val="24"/>
               </w:rPr>
+              <w:lastRenderedPageBreak/>
               <w:t xml:space="preserve">Tujuan </w:t>
             </w:r>
             <w:proofErr w:type="spellStart"/>
@@ -36584,6 +36312,7 @@
                 <w:sz w:val="24"/>
                 <w:szCs w:val="24"/>
               </w:rPr>
+              <w:lastRenderedPageBreak/>
               <w:t>metode</w:t>
             </w:r>
             <w:proofErr w:type="spellEnd"/>
@@ -36708,6 +36437,7 @@
                 <w:sz w:val="24"/>
                 <w:szCs w:val="24"/>
               </w:rPr>
+              <w:lastRenderedPageBreak/>
               <w:t>Penelitian</w:t>
             </w:r>
             <w:proofErr w:type="spellEnd"/>
@@ -36906,6 +36636,7 @@
                 <w:sz w:val="24"/>
                 <w:szCs w:val="24"/>
               </w:rPr>
+              <w:lastRenderedPageBreak/>
               <w:t>kesehatan</w:t>
             </w:r>
             <w:proofErr w:type="spellEnd"/>
@@ -36944,6 +36675,7 @@
                 <w:sz w:val="24"/>
                 <w:szCs w:val="24"/>
               </w:rPr>
+              <w:lastRenderedPageBreak/>
               <w:t>5</w:t>
             </w:r>
           </w:p>
@@ -37345,16 +37077,7 @@
                 <w:sz w:val="24"/>
                 <w:szCs w:val="24"/>
               </w:rPr>
-              <w:t xml:space="preserve"> Fuzzy </w:t>
-            </w:r>
-            <w:r>
-              <w:rPr>
-                <w:rFonts w:ascii="Times New Roman" w:hAnsi="Times New Roman" w:cs="Times New Roman"/>
-                <w:sz w:val="24"/>
-                <w:szCs w:val="24"/>
-              </w:rPr>
-              <w:lastRenderedPageBreak/>
-              <w:t>String Matching</w:t>
+              <w:t xml:space="preserve"> Fuzzy String Matching</w:t>
             </w:r>
           </w:p>
         </w:tc>
@@ -37379,7 +37102,6 @@
                 <w:sz w:val="24"/>
                 <w:szCs w:val="24"/>
               </w:rPr>
-              <w:lastRenderedPageBreak/>
               <w:t>Aplikasi</w:t>
             </w:r>
             <w:proofErr w:type="spellEnd"/>
@@ -37767,16 +37489,7 @@
                 <w:sz w:val="24"/>
                 <w:szCs w:val="24"/>
               </w:rPr>
-              <w:t xml:space="preserve"> pada STMIK </w:t>
-            </w:r>
-            <w:r>
-              <w:rPr>
-                <w:rFonts w:ascii="Times New Roman" w:hAnsi="Times New Roman" w:cs="Times New Roman"/>
-                <w:sz w:val="24"/>
-                <w:szCs w:val="24"/>
-              </w:rPr>
-              <w:lastRenderedPageBreak/>
-              <w:t xml:space="preserve">Budi Darma dan </w:t>
+              <w:t xml:space="preserve"> pada STMIK Budi Darma dan </w:t>
             </w:r>
             <w:proofErr w:type="spellStart"/>
             <w:r>
@@ -37844,188 +37557,6 @@
     <w:p>
       <w:pPr>
         <w:spacing w:after="110" w:line="480" w:lineRule="auto"/>
-        <w:ind w:left="720"/>
-        <w:rPr>
-          <w:rFonts w:ascii="Times New Roman" w:hAnsi="Times New Roman" w:cs="Times New Roman"/>
-          <w:b/>
-          <w:bCs/>
-          <w:sz w:val="24"/>
-          <w:szCs w:val="24"/>
-        </w:rPr>
-      </w:pPr>
-    </w:p>
-    <w:p>
-      <w:pPr>
-        <w:spacing w:after="110" w:line="480" w:lineRule="auto"/>
-        <w:ind w:left="720"/>
-        <w:rPr>
-          <w:rFonts w:ascii="Times New Roman" w:hAnsi="Times New Roman" w:cs="Times New Roman"/>
-          <w:b/>
-          <w:bCs/>
-          <w:sz w:val="24"/>
-          <w:szCs w:val="24"/>
-        </w:rPr>
-      </w:pPr>
-    </w:p>
-    <w:p>
-      <w:pPr>
-        <w:spacing w:after="110" w:line="480" w:lineRule="auto"/>
-        <w:ind w:left="720"/>
-        <w:rPr>
-          <w:rFonts w:ascii="Times New Roman" w:hAnsi="Times New Roman" w:cs="Times New Roman"/>
-          <w:b/>
-          <w:bCs/>
-          <w:sz w:val="24"/>
-          <w:szCs w:val="24"/>
-        </w:rPr>
-      </w:pPr>
-    </w:p>
-    <w:p>
-      <w:pPr>
-        <w:spacing w:after="110" w:line="480" w:lineRule="auto"/>
-        <w:ind w:left="720"/>
-        <w:rPr>
-          <w:rFonts w:ascii="Times New Roman" w:hAnsi="Times New Roman" w:cs="Times New Roman"/>
-          <w:b/>
-          <w:bCs/>
-          <w:sz w:val="24"/>
-          <w:szCs w:val="24"/>
-        </w:rPr>
-      </w:pPr>
-    </w:p>
-    <w:p>
-      <w:pPr>
-        <w:spacing w:after="110" w:line="480" w:lineRule="auto"/>
-        <w:ind w:left="720"/>
-        <w:rPr>
-          <w:rFonts w:ascii="Times New Roman" w:hAnsi="Times New Roman" w:cs="Times New Roman"/>
-          <w:b/>
-          <w:bCs/>
-          <w:sz w:val="24"/>
-          <w:szCs w:val="24"/>
-        </w:rPr>
-      </w:pPr>
-    </w:p>
-    <w:p>
-      <w:pPr>
-        <w:spacing w:after="110" w:line="480" w:lineRule="auto"/>
-        <w:ind w:left="720"/>
-        <w:rPr>
-          <w:rFonts w:ascii="Times New Roman" w:hAnsi="Times New Roman" w:cs="Times New Roman"/>
-          <w:b/>
-          <w:bCs/>
-          <w:sz w:val="24"/>
-          <w:szCs w:val="24"/>
-        </w:rPr>
-      </w:pPr>
-    </w:p>
-    <w:p>
-      <w:pPr>
-        <w:spacing w:after="110" w:line="480" w:lineRule="auto"/>
-        <w:ind w:left="720"/>
-        <w:rPr>
-          <w:rFonts w:ascii="Times New Roman" w:hAnsi="Times New Roman" w:cs="Times New Roman"/>
-          <w:b/>
-          <w:bCs/>
-          <w:sz w:val="24"/>
-          <w:szCs w:val="24"/>
-        </w:rPr>
-      </w:pPr>
-    </w:p>
-    <w:p>
-      <w:pPr>
-        <w:spacing w:after="110" w:line="480" w:lineRule="auto"/>
-        <w:ind w:left="720"/>
-        <w:rPr>
-          <w:rFonts w:ascii="Times New Roman" w:hAnsi="Times New Roman" w:cs="Times New Roman"/>
-          <w:b/>
-          <w:bCs/>
-          <w:sz w:val="24"/>
-          <w:szCs w:val="24"/>
-        </w:rPr>
-      </w:pPr>
-    </w:p>
-    <w:p>
-      <w:pPr>
-        <w:spacing w:after="110" w:line="480" w:lineRule="auto"/>
-        <w:ind w:left="720"/>
-        <w:rPr>
-          <w:rFonts w:ascii="Times New Roman" w:hAnsi="Times New Roman" w:cs="Times New Roman"/>
-          <w:b/>
-          <w:bCs/>
-          <w:sz w:val="24"/>
-          <w:szCs w:val="24"/>
-        </w:rPr>
-      </w:pPr>
-    </w:p>
-    <w:p>
-      <w:pPr>
-        <w:spacing w:after="110" w:line="480" w:lineRule="auto"/>
-        <w:ind w:left="720"/>
-        <w:rPr>
-          <w:rFonts w:ascii="Times New Roman" w:hAnsi="Times New Roman" w:cs="Times New Roman"/>
-          <w:b/>
-          <w:bCs/>
-          <w:sz w:val="24"/>
-          <w:szCs w:val="24"/>
-        </w:rPr>
-      </w:pPr>
-    </w:p>
-    <w:p>
-      <w:pPr>
-        <w:spacing w:after="110" w:line="480" w:lineRule="auto"/>
-        <w:ind w:left="720"/>
-        <w:rPr>
-          <w:rFonts w:ascii="Times New Roman" w:hAnsi="Times New Roman" w:cs="Times New Roman"/>
-          <w:b/>
-          <w:bCs/>
-          <w:sz w:val="24"/>
-          <w:szCs w:val="24"/>
-        </w:rPr>
-      </w:pPr>
-    </w:p>
-    <w:p>
-      <w:pPr>
-        <w:spacing w:after="110" w:line="480" w:lineRule="auto"/>
-        <w:ind w:left="720"/>
-        <w:rPr>
-          <w:rFonts w:ascii="Times New Roman" w:hAnsi="Times New Roman" w:cs="Times New Roman"/>
-          <w:b/>
-          <w:bCs/>
-          <w:sz w:val="24"/>
-          <w:szCs w:val="24"/>
-        </w:rPr>
-      </w:pPr>
-    </w:p>
-    <w:p>
-      <w:pPr>
-        <w:spacing w:after="110" w:line="480" w:lineRule="auto"/>
-        <w:ind w:left="720"/>
-        <w:rPr>
-          <w:rFonts w:ascii="Times New Roman" w:hAnsi="Times New Roman" w:cs="Times New Roman"/>
-          <w:b/>
-          <w:bCs/>
-          <w:sz w:val="24"/>
-          <w:szCs w:val="24"/>
-        </w:rPr>
-      </w:pPr>
-    </w:p>
-    <w:p>
-      <w:pPr>
-        <w:spacing w:after="110" w:line="480" w:lineRule="auto"/>
-        <w:ind w:left="720"/>
-        <w:rPr>
-          <w:rFonts w:ascii="Times New Roman" w:hAnsi="Times New Roman" w:cs="Times New Roman"/>
-          <w:b/>
-          <w:bCs/>
-          <w:sz w:val="24"/>
-          <w:szCs w:val="24"/>
-        </w:rPr>
-      </w:pPr>
-    </w:p>
-    <w:p>
-      <w:pPr>
-        <w:spacing w:after="110" w:line="480" w:lineRule="auto"/>
         <w:rPr>
           <w:rFonts w:ascii="Times New Roman" w:hAnsi="Times New Roman" w:cs="Times New Roman"/>
           <w:b/>
@@ -38209,6 +37740,320 @@
           <w:sz w:val="24"/>
           <w:szCs w:val="24"/>
         </w:rPr>
+        <w:t xml:space="preserve"> data</w:t>
+      </w:r>
+      <w:r>
+        <w:rPr>
+          <w:rFonts w:ascii="Times New Roman" w:hAnsi="Times New Roman" w:cs="Times New Roman"/>
+          <w:sz w:val="24"/>
+          <w:szCs w:val="24"/>
+        </w:rPr>
+        <w:t xml:space="preserve"> </w:t>
+      </w:r>
+      <w:proofErr w:type="spellStart"/>
+      <w:r>
+        <w:rPr>
+          <w:rFonts w:ascii="Times New Roman" w:hAnsi="Times New Roman" w:cs="Times New Roman"/>
+          <w:sz w:val="24"/>
+          <w:szCs w:val="24"/>
+        </w:rPr>
+        <w:t>memiliki</w:t>
+      </w:r>
+      <w:proofErr w:type="spellEnd"/>
+      <w:r>
+        <w:rPr>
+          <w:rFonts w:ascii="Times New Roman" w:hAnsi="Times New Roman" w:cs="Times New Roman"/>
+          <w:sz w:val="24"/>
+          <w:szCs w:val="24"/>
+        </w:rPr>
+        <w:t xml:space="preserve"> </w:t>
+      </w:r>
+      <w:proofErr w:type="spellStart"/>
+      <w:r>
+        <w:rPr>
+          <w:rFonts w:ascii="Times New Roman" w:hAnsi="Times New Roman" w:cs="Times New Roman"/>
+          <w:sz w:val="24"/>
+          <w:szCs w:val="24"/>
+        </w:rPr>
+        <w:t>peranan</w:t>
+      </w:r>
+      <w:proofErr w:type="spellEnd"/>
+      <w:r>
+        <w:rPr>
+          <w:rFonts w:ascii="Times New Roman" w:hAnsi="Times New Roman" w:cs="Times New Roman"/>
+          <w:sz w:val="24"/>
+          <w:szCs w:val="24"/>
+        </w:rPr>
+        <w:t xml:space="preserve"> yang </w:t>
+      </w:r>
+      <w:proofErr w:type="spellStart"/>
+      <w:r>
+        <w:rPr>
+          <w:rFonts w:ascii="Times New Roman" w:hAnsi="Times New Roman" w:cs="Times New Roman"/>
+          <w:sz w:val="24"/>
+          <w:szCs w:val="24"/>
+        </w:rPr>
+        <w:t>penting</w:t>
+      </w:r>
+      <w:proofErr w:type="spellEnd"/>
+      <w:r>
+        <w:rPr>
+          <w:rFonts w:ascii="Times New Roman" w:hAnsi="Times New Roman" w:cs="Times New Roman"/>
+          <w:sz w:val="24"/>
+          <w:szCs w:val="24"/>
+        </w:rPr>
+        <w:t xml:space="preserve"> </w:t>
+      </w:r>
+      <w:proofErr w:type="spellStart"/>
+      <w:r>
+        <w:rPr>
+          <w:rFonts w:ascii="Times New Roman" w:hAnsi="Times New Roman" w:cs="Times New Roman"/>
+          <w:sz w:val="24"/>
+          <w:szCs w:val="24"/>
+        </w:rPr>
+        <w:t>dalam</w:t>
+      </w:r>
+      <w:proofErr w:type="spellEnd"/>
+      <w:r>
+        <w:rPr>
+          <w:rFonts w:ascii="Times New Roman" w:hAnsi="Times New Roman" w:cs="Times New Roman"/>
+          <w:sz w:val="24"/>
+          <w:szCs w:val="24"/>
+        </w:rPr>
+        <w:t xml:space="preserve"> </w:t>
+      </w:r>
+      <w:proofErr w:type="spellStart"/>
+      <w:r>
+        <w:rPr>
+          <w:rFonts w:ascii="Times New Roman" w:hAnsi="Times New Roman" w:cs="Times New Roman"/>
+          <w:sz w:val="24"/>
+          <w:szCs w:val="24"/>
+        </w:rPr>
+        <w:t>mendapatkan</w:t>
+      </w:r>
+      <w:proofErr w:type="spellEnd"/>
+      <w:r>
+        <w:rPr>
+          <w:rFonts w:ascii="Times New Roman" w:hAnsi="Times New Roman" w:cs="Times New Roman"/>
+          <w:sz w:val="24"/>
+          <w:szCs w:val="24"/>
+        </w:rPr>
+        <w:t xml:space="preserve"> </w:t>
+      </w:r>
+      <w:proofErr w:type="spellStart"/>
+      <w:r>
+        <w:rPr>
+          <w:rFonts w:ascii="Times New Roman" w:hAnsi="Times New Roman" w:cs="Times New Roman"/>
+          <w:sz w:val="24"/>
+          <w:szCs w:val="24"/>
+        </w:rPr>
+        <w:t>suatu</w:t>
+      </w:r>
+      <w:proofErr w:type="spellEnd"/>
+      <w:r>
+        <w:rPr>
+          <w:rFonts w:ascii="Times New Roman" w:hAnsi="Times New Roman" w:cs="Times New Roman"/>
+          <w:sz w:val="24"/>
+          <w:szCs w:val="24"/>
+        </w:rPr>
+        <w:t xml:space="preserve"> </w:t>
+      </w:r>
+      <w:proofErr w:type="spellStart"/>
+      <w:r>
+        <w:rPr>
+          <w:rFonts w:ascii="Times New Roman" w:hAnsi="Times New Roman" w:cs="Times New Roman"/>
+          <w:sz w:val="24"/>
+          <w:szCs w:val="24"/>
+        </w:rPr>
+        <w:t>informasi</w:t>
+      </w:r>
+      <w:proofErr w:type="spellEnd"/>
+      <w:r>
+        <w:rPr>
+          <w:rFonts w:ascii="Times New Roman" w:hAnsi="Times New Roman" w:cs="Times New Roman"/>
+          <w:sz w:val="24"/>
+          <w:szCs w:val="24"/>
+        </w:rPr>
+        <w:t xml:space="preserve">. Data yang </w:t>
+      </w:r>
+      <w:proofErr w:type="spellStart"/>
+      <w:r>
+        <w:rPr>
+          <w:rFonts w:ascii="Times New Roman" w:hAnsi="Times New Roman" w:cs="Times New Roman"/>
+          <w:sz w:val="24"/>
+          <w:szCs w:val="24"/>
+        </w:rPr>
+        <w:t>relevan</w:t>
+      </w:r>
+      <w:proofErr w:type="spellEnd"/>
+      <w:r>
+        <w:rPr>
+          <w:rFonts w:ascii="Times New Roman" w:hAnsi="Times New Roman" w:cs="Times New Roman"/>
+          <w:sz w:val="24"/>
+          <w:szCs w:val="24"/>
+        </w:rPr>
+        <w:t xml:space="preserve"> </w:t>
+      </w:r>
+      <w:proofErr w:type="spellStart"/>
+      <w:r>
+        <w:rPr>
+          <w:rFonts w:ascii="Times New Roman" w:hAnsi="Times New Roman" w:cs="Times New Roman"/>
+          <w:sz w:val="24"/>
+          <w:szCs w:val="24"/>
+        </w:rPr>
+        <w:t>dengan</w:t>
+      </w:r>
+      <w:proofErr w:type="spellEnd"/>
+      <w:r>
+        <w:rPr>
+          <w:rFonts w:ascii="Times New Roman" w:hAnsi="Times New Roman" w:cs="Times New Roman"/>
+          <w:sz w:val="24"/>
+          <w:szCs w:val="24"/>
+        </w:rPr>
+        <w:t xml:space="preserve"> </w:t>
+      </w:r>
+      <w:proofErr w:type="spellStart"/>
+      <w:r>
+        <w:rPr>
+          <w:rFonts w:ascii="Times New Roman" w:hAnsi="Times New Roman" w:cs="Times New Roman"/>
+          <w:sz w:val="24"/>
+          <w:szCs w:val="24"/>
+        </w:rPr>
+        <w:t>pokok</w:t>
+      </w:r>
+      <w:proofErr w:type="spellEnd"/>
+      <w:r>
+        <w:rPr>
+          <w:rFonts w:ascii="Times New Roman" w:hAnsi="Times New Roman" w:cs="Times New Roman"/>
+          <w:sz w:val="24"/>
+          <w:szCs w:val="24"/>
+        </w:rPr>
+        <w:t xml:space="preserve"> </w:t>
+      </w:r>
+      <w:proofErr w:type="spellStart"/>
+      <w:r>
+        <w:rPr>
+          <w:rFonts w:ascii="Times New Roman" w:hAnsi="Times New Roman" w:cs="Times New Roman"/>
+          <w:sz w:val="24"/>
+          <w:szCs w:val="24"/>
+        </w:rPr>
+        <w:t>pembahasannya</w:t>
+      </w:r>
+      <w:proofErr w:type="spellEnd"/>
+      <w:r>
+        <w:rPr>
+          <w:rFonts w:ascii="Times New Roman" w:hAnsi="Times New Roman" w:cs="Times New Roman"/>
+          <w:sz w:val="24"/>
+          <w:szCs w:val="24"/>
+        </w:rPr>
+        <w:t xml:space="preserve"> </w:t>
+      </w:r>
+      <w:proofErr w:type="spellStart"/>
+      <w:r>
+        <w:rPr>
+          <w:rFonts w:ascii="Times New Roman" w:hAnsi="Times New Roman" w:cs="Times New Roman"/>
+          <w:sz w:val="24"/>
+          <w:szCs w:val="24"/>
+        </w:rPr>
+        <w:t>adalah</w:t>
+      </w:r>
+      <w:proofErr w:type="spellEnd"/>
+      <w:r>
+        <w:rPr>
+          <w:rFonts w:ascii="Times New Roman" w:hAnsi="Times New Roman" w:cs="Times New Roman"/>
+          <w:sz w:val="24"/>
+          <w:szCs w:val="24"/>
+        </w:rPr>
+        <w:t xml:space="preserve"> </w:t>
+      </w:r>
+      <w:proofErr w:type="spellStart"/>
+      <w:r>
+        <w:rPr>
+          <w:rFonts w:ascii="Times New Roman" w:hAnsi="Times New Roman" w:cs="Times New Roman"/>
+          <w:sz w:val="24"/>
+          <w:szCs w:val="24"/>
+        </w:rPr>
+        <w:t>indikator</w:t>
+      </w:r>
+      <w:proofErr w:type="spellEnd"/>
+      <w:r>
+        <w:rPr>
+          <w:rFonts w:ascii="Times New Roman" w:hAnsi="Times New Roman" w:cs="Times New Roman"/>
+          <w:sz w:val="24"/>
+          <w:szCs w:val="24"/>
+        </w:rPr>
+        <w:t xml:space="preserve"> </w:t>
+      </w:r>
+      <w:proofErr w:type="spellStart"/>
+      <w:r>
+        <w:rPr>
+          <w:rFonts w:ascii="Times New Roman" w:hAnsi="Times New Roman" w:cs="Times New Roman"/>
+          <w:sz w:val="24"/>
+          <w:szCs w:val="24"/>
+        </w:rPr>
+        <w:t>keberhasilan</w:t>
+      </w:r>
+      <w:proofErr w:type="spellEnd"/>
+      <w:r>
+        <w:rPr>
+          <w:rFonts w:ascii="Times New Roman" w:hAnsi="Times New Roman" w:cs="Times New Roman"/>
+          <w:sz w:val="24"/>
+          <w:szCs w:val="24"/>
+        </w:rPr>
+        <w:t xml:space="preserve"> </w:t>
+      </w:r>
+      <w:proofErr w:type="spellStart"/>
+      <w:r>
+        <w:rPr>
+          <w:rFonts w:ascii="Times New Roman" w:hAnsi="Times New Roman" w:cs="Times New Roman"/>
+          <w:sz w:val="24"/>
+          <w:szCs w:val="24"/>
+        </w:rPr>
+        <w:t>suatu</w:t>
+      </w:r>
+      <w:proofErr w:type="spellEnd"/>
+      <w:r>
+        <w:rPr>
+          <w:rFonts w:ascii="Times New Roman" w:hAnsi="Times New Roman" w:cs="Times New Roman"/>
+          <w:sz w:val="24"/>
+          <w:szCs w:val="24"/>
+        </w:rPr>
+        <w:t xml:space="preserve"> </w:t>
+      </w:r>
+      <w:proofErr w:type="spellStart"/>
+      <w:r>
+        <w:rPr>
+          <w:rFonts w:ascii="Times New Roman" w:hAnsi="Times New Roman" w:cs="Times New Roman"/>
+          <w:sz w:val="24"/>
+          <w:szCs w:val="24"/>
+        </w:rPr>
+        <w:t>penelitian</w:t>
+      </w:r>
+      <w:proofErr w:type="spellEnd"/>
+      <w:r>
+        <w:rPr>
+          <w:rFonts w:ascii="Times New Roman" w:hAnsi="Times New Roman" w:cs="Times New Roman"/>
+          <w:sz w:val="24"/>
+          <w:szCs w:val="24"/>
+        </w:rPr>
+        <w:t xml:space="preserve">. Dalam </w:t>
+      </w:r>
+      <w:proofErr w:type="spellStart"/>
+      <w:r>
+        <w:rPr>
+          <w:rFonts w:ascii="Times New Roman" w:hAnsi="Times New Roman" w:cs="Times New Roman"/>
+          <w:sz w:val="24"/>
+          <w:szCs w:val="24"/>
+        </w:rPr>
+        <w:t>pengumpulan</w:t>
+      </w:r>
+      <w:proofErr w:type="spellEnd"/>
+      <w:r>
+        <w:rPr>
+          <w:rFonts w:ascii="Times New Roman" w:hAnsi="Times New Roman" w:cs="Times New Roman"/>
+          <w:sz w:val="24"/>
+          <w:szCs w:val="24"/>
+        </w:rPr>
         <w:t xml:space="preserve"> data, </w:t>
       </w:r>
       <w:proofErr w:type="spellStart"/>
@@ -38218,6 +38063,24 @@
           <w:sz w:val="24"/>
           <w:szCs w:val="24"/>
         </w:rPr>
+        <w:t>beberapa</w:t>
+      </w:r>
+      <w:proofErr w:type="spellEnd"/>
+      <w:r>
+        <w:rPr>
+          <w:rFonts w:ascii="Times New Roman" w:hAnsi="Times New Roman" w:cs="Times New Roman"/>
+          <w:sz w:val="24"/>
+          <w:szCs w:val="24"/>
+        </w:rPr>
+        <w:t xml:space="preserve"> </w:t>
+      </w:r>
+      <w:proofErr w:type="spellStart"/>
+      <w:r>
+        <w:rPr>
+          <w:rFonts w:ascii="Times New Roman" w:hAnsi="Times New Roman" w:cs="Times New Roman"/>
+          <w:sz w:val="24"/>
+          <w:szCs w:val="24"/>
+        </w:rPr>
         <w:t>metode</w:t>
       </w:r>
       <w:proofErr w:type="spellEnd"/>
@@ -38236,68 +38099,384 @@
           <w:sz w:val="24"/>
           <w:szCs w:val="24"/>
         </w:rPr>
-        <w:t>diterapkan</w:t>
-      </w:r>
-      <w:proofErr w:type="spellEnd"/>
-      <w:r>
-        <w:rPr>
-          <w:rFonts w:ascii="Times New Roman" w:hAnsi="Times New Roman" w:cs="Times New Roman"/>
-          <w:sz w:val="24"/>
-          <w:szCs w:val="24"/>
-        </w:rPr>
-        <w:t xml:space="preserve"> </w:t>
-      </w:r>
-      <w:proofErr w:type="spellStart"/>
-      <w:r>
-        <w:rPr>
-          <w:rFonts w:ascii="Times New Roman" w:hAnsi="Times New Roman" w:cs="Times New Roman"/>
-          <w:sz w:val="24"/>
-          <w:szCs w:val="24"/>
-        </w:rPr>
-        <w:t>dalam</w:t>
-      </w:r>
-      <w:proofErr w:type="spellEnd"/>
-      <w:r>
-        <w:rPr>
-          <w:rFonts w:ascii="Times New Roman" w:hAnsi="Times New Roman" w:cs="Times New Roman"/>
-          <w:sz w:val="24"/>
-          <w:szCs w:val="24"/>
-        </w:rPr>
-        <w:t xml:space="preserve"> </w:t>
-      </w:r>
-      <w:proofErr w:type="spellStart"/>
-      <w:r>
-        <w:rPr>
-          <w:rFonts w:ascii="Times New Roman" w:hAnsi="Times New Roman" w:cs="Times New Roman"/>
-          <w:sz w:val="24"/>
-          <w:szCs w:val="24"/>
-        </w:rPr>
-        <w:t>mendapatkan</w:t>
-      </w:r>
-      <w:proofErr w:type="spellEnd"/>
-      <w:r>
-        <w:rPr>
-          <w:rFonts w:ascii="Times New Roman" w:hAnsi="Times New Roman" w:cs="Times New Roman"/>
-          <w:sz w:val="24"/>
-          <w:szCs w:val="24"/>
-        </w:rPr>
-        <w:t xml:space="preserve"> data dan </w:t>
-      </w:r>
-      <w:proofErr w:type="spellStart"/>
-      <w:r>
-        <w:rPr>
-          <w:rFonts w:ascii="Times New Roman" w:hAnsi="Times New Roman" w:cs="Times New Roman"/>
-          <w:sz w:val="24"/>
-          <w:szCs w:val="24"/>
-        </w:rPr>
-        <w:t>informasi</w:t>
-      </w:r>
-      <w:proofErr w:type="spellEnd"/>
-      <w:r>
-        <w:rPr>
-          <w:rFonts w:ascii="Times New Roman" w:hAnsi="Times New Roman" w:cs="Times New Roman"/>
-          <w:sz w:val="24"/>
-          <w:szCs w:val="24"/>
+        <w:t>digunakan</w:t>
+      </w:r>
+      <w:proofErr w:type="spellEnd"/>
+      <w:r>
+        <w:rPr>
+          <w:rFonts w:ascii="Times New Roman" w:hAnsi="Times New Roman" w:cs="Times New Roman"/>
+          <w:sz w:val="24"/>
+          <w:szCs w:val="24"/>
+        </w:rPr>
+        <w:t xml:space="preserve"> </w:t>
+      </w:r>
+      <w:proofErr w:type="spellStart"/>
+      <w:r>
+        <w:rPr>
+          <w:rFonts w:ascii="Times New Roman" w:hAnsi="Times New Roman" w:cs="Times New Roman"/>
+          <w:sz w:val="24"/>
+          <w:szCs w:val="24"/>
+        </w:rPr>
+        <w:t>diantaranya</w:t>
+      </w:r>
+      <w:proofErr w:type="spellEnd"/>
+      <w:r>
+        <w:rPr>
+          <w:rFonts w:ascii="Times New Roman" w:hAnsi="Times New Roman" w:cs="Times New Roman"/>
+          <w:sz w:val="24"/>
+          <w:szCs w:val="24"/>
+        </w:rPr>
+        <w:t>:</w:t>
+      </w:r>
+      <w:r>
+        <w:rPr>
+          <w:rFonts w:ascii="Times New Roman" w:hAnsi="Times New Roman" w:cs="Times New Roman"/>
+          <w:sz w:val="24"/>
+          <w:szCs w:val="24"/>
+        </w:rPr>
+        <w:t xml:space="preserve"> </w:t>
+      </w:r>
+    </w:p>
+    <w:p>
+      <w:pPr>
+        <w:spacing w:after="110" w:line="480" w:lineRule="auto"/>
+        <w:ind w:left="720" w:firstLine="720"/>
+        <w:jc w:val="both"/>
+        <w:rPr>
+          <w:rFonts w:ascii="Times New Roman" w:hAnsi="Times New Roman" w:cs="Times New Roman"/>
+          <w:b/>
+          <w:bCs/>
+          <w:sz w:val="24"/>
+          <w:szCs w:val="24"/>
+        </w:rPr>
+      </w:pPr>
+      <w:r>
+        <w:rPr>
+          <w:rFonts w:ascii="Times New Roman" w:hAnsi="Times New Roman" w:cs="Times New Roman"/>
+          <w:b/>
+          <w:bCs/>
+          <w:sz w:val="24"/>
+          <w:szCs w:val="24"/>
+        </w:rPr>
+        <w:t>3.1.1</w:t>
+      </w:r>
+      <w:r>
+        <w:rPr>
+          <w:rFonts w:ascii="Times New Roman" w:hAnsi="Times New Roman" w:cs="Times New Roman"/>
+          <w:sz w:val="24"/>
+          <w:szCs w:val="24"/>
+        </w:rPr>
+        <w:t xml:space="preserve"> </w:t>
+      </w:r>
+      <w:proofErr w:type="spellStart"/>
+      <w:r>
+        <w:rPr>
+          <w:rFonts w:ascii="Times New Roman" w:hAnsi="Times New Roman" w:cs="Times New Roman"/>
+          <w:b/>
+          <w:bCs/>
+          <w:sz w:val="24"/>
+          <w:szCs w:val="24"/>
+        </w:rPr>
+        <w:t>Wawancara</w:t>
+      </w:r>
+      <w:proofErr w:type="spellEnd"/>
+    </w:p>
+    <w:p>
+      <w:pPr>
+        <w:spacing w:after="110" w:line="480" w:lineRule="auto"/>
+        <w:ind w:left="1440" w:firstLine="720"/>
+        <w:jc w:val="both"/>
+        <w:rPr>
+          <w:rFonts w:ascii="Times New Roman" w:hAnsi="Times New Roman" w:cs="Times New Roman"/>
+          <w:sz w:val="24"/>
+          <w:szCs w:val="32"/>
+        </w:rPr>
+      </w:pPr>
+      <w:proofErr w:type="spellStart"/>
+      <w:r>
+        <w:rPr>
+          <w:rFonts w:ascii="Times New Roman" w:hAnsi="Times New Roman" w:cs="Times New Roman"/>
+          <w:sz w:val="24"/>
+          <w:szCs w:val="32"/>
+        </w:rPr>
+        <w:t>Wawancara</w:t>
+      </w:r>
+      <w:proofErr w:type="spellEnd"/>
+      <w:r>
+        <w:rPr>
+          <w:rFonts w:ascii="Times New Roman" w:hAnsi="Times New Roman" w:cs="Times New Roman"/>
+          <w:sz w:val="24"/>
+          <w:szCs w:val="32"/>
+        </w:rPr>
+        <w:t xml:space="preserve"> </w:t>
+      </w:r>
+      <w:proofErr w:type="spellStart"/>
+      <w:r>
+        <w:rPr>
+          <w:rFonts w:ascii="Times New Roman" w:hAnsi="Times New Roman" w:cs="Times New Roman"/>
+          <w:sz w:val="24"/>
+          <w:szCs w:val="32"/>
+        </w:rPr>
+        <w:t>adalah</w:t>
+      </w:r>
+      <w:proofErr w:type="spellEnd"/>
+      <w:r>
+        <w:rPr>
+          <w:rFonts w:ascii="Times New Roman" w:hAnsi="Times New Roman" w:cs="Times New Roman"/>
+          <w:sz w:val="24"/>
+          <w:szCs w:val="32"/>
+        </w:rPr>
+        <w:t xml:space="preserve"> proses </w:t>
+      </w:r>
+      <w:proofErr w:type="spellStart"/>
+      <w:r>
+        <w:rPr>
+          <w:rFonts w:ascii="Times New Roman" w:hAnsi="Times New Roman" w:cs="Times New Roman"/>
+          <w:sz w:val="24"/>
+          <w:szCs w:val="32"/>
+        </w:rPr>
+        <w:t>pengumpulan</w:t>
+      </w:r>
+      <w:proofErr w:type="spellEnd"/>
+      <w:r>
+        <w:rPr>
+          <w:rFonts w:ascii="Times New Roman" w:hAnsi="Times New Roman" w:cs="Times New Roman"/>
+          <w:sz w:val="24"/>
+          <w:szCs w:val="32"/>
+        </w:rPr>
+        <w:t xml:space="preserve"> data </w:t>
+      </w:r>
+      <w:proofErr w:type="spellStart"/>
+      <w:r>
+        <w:rPr>
+          <w:rFonts w:ascii="Times New Roman" w:hAnsi="Times New Roman" w:cs="Times New Roman"/>
+          <w:sz w:val="24"/>
+          <w:szCs w:val="32"/>
+        </w:rPr>
+        <w:t>dengan</w:t>
+      </w:r>
+      <w:proofErr w:type="spellEnd"/>
+      <w:r>
+        <w:rPr>
+          <w:rFonts w:ascii="Times New Roman" w:hAnsi="Times New Roman" w:cs="Times New Roman"/>
+          <w:sz w:val="24"/>
+          <w:szCs w:val="32"/>
+        </w:rPr>
+        <w:t xml:space="preserve"> </w:t>
+      </w:r>
+      <w:proofErr w:type="spellStart"/>
+      <w:r>
+        <w:rPr>
+          <w:rFonts w:ascii="Times New Roman" w:hAnsi="Times New Roman" w:cs="Times New Roman"/>
+          <w:sz w:val="24"/>
+          <w:szCs w:val="32"/>
+        </w:rPr>
+        <w:t>tanya</w:t>
+      </w:r>
+      <w:proofErr w:type="spellEnd"/>
+      <w:r>
+        <w:rPr>
+          <w:rFonts w:ascii="Times New Roman" w:hAnsi="Times New Roman" w:cs="Times New Roman"/>
+          <w:sz w:val="24"/>
+          <w:szCs w:val="32"/>
+        </w:rPr>
+        <w:t xml:space="preserve"> </w:t>
+      </w:r>
+      <w:proofErr w:type="spellStart"/>
+      <w:r>
+        <w:rPr>
+          <w:rFonts w:ascii="Times New Roman" w:hAnsi="Times New Roman" w:cs="Times New Roman"/>
+          <w:sz w:val="24"/>
+          <w:szCs w:val="32"/>
+        </w:rPr>
+        <w:t>jawab</w:t>
+      </w:r>
+      <w:proofErr w:type="spellEnd"/>
+      <w:r>
+        <w:rPr>
+          <w:rFonts w:ascii="Times New Roman" w:hAnsi="Times New Roman" w:cs="Times New Roman"/>
+          <w:sz w:val="24"/>
+          <w:szCs w:val="32"/>
+        </w:rPr>
+        <w:t xml:space="preserve"> </w:t>
+      </w:r>
+      <w:proofErr w:type="spellStart"/>
+      <w:r>
+        <w:rPr>
+          <w:rFonts w:ascii="Times New Roman" w:hAnsi="Times New Roman" w:cs="Times New Roman"/>
+          <w:sz w:val="24"/>
+          <w:szCs w:val="32"/>
+        </w:rPr>
+        <w:t>secara</w:t>
+      </w:r>
+      <w:proofErr w:type="spellEnd"/>
+      <w:r>
+        <w:rPr>
+          <w:rFonts w:ascii="Times New Roman" w:hAnsi="Times New Roman" w:cs="Times New Roman"/>
+          <w:sz w:val="24"/>
+          <w:szCs w:val="32"/>
+        </w:rPr>
+        <w:t xml:space="preserve"> </w:t>
+      </w:r>
+      <w:proofErr w:type="spellStart"/>
+      <w:r>
+        <w:rPr>
+          <w:rFonts w:ascii="Times New Roman" w:hAnsi="Times New Roman" w:cs="Times New Roman"/>
+          <w:sz w:val="24"/>
+          <w:szCs w:val="32"/>
+        </w:rPr>
+        <w:t>langsung</w:t>
+      </w:r>
+      <w:proofErr w:type="spellEnd"/>
+      <w:r>
+        <w:rPr>
+          <w:rFonts w:ascii="Times New Roman" w:hAnsi="Times New Roman" w:cs="Times New Roman"/>
+          <w:sz w:val="24"/>
+          <w:szCs w:val="32"/>
+        </w:rPr>
+        <w:t xml:space="preserve"> </w:t>
+      </w:r>
+      <w:proofErr w:type="spellStart"/>
+      <w:r>
+        <w:rPr>
+          <w:rFonts w:ascii="Times New Roman" w:hAnsi="Times New Roman" w:cs="Times New Roman"/>
+          <w:sz w:val="24"/>
+          <w:szCs w:val="32"/>
+        </w:rPr>
+        <w:t>dengan</w:t>
+      </w:r>
+      <w:proofErr w:type="spellEnd"/>
+      <w:r>
+        <w:rPr>
+          <w:rFonts w:ascii="Times New Roman" w:hAnsi="Times New Roman" w:cs="Times New Roman"/>
+          <w:sz w:val="24"/>
+          <w:szCs w:val="32"/>
+        </w:rPr>
+        <w:t xml:space="preserve"> orang – orang yang </w:t>
+      </w:r>
+      <w:proofErr w:type="spellStart"/>
+      <w:r>
+        <w:rPr>
+          <w:rFonts w:ascii="Times New Roman" w:hAnsi="Times New Roman" w:cs="Times New Roman"/>
+          <w:sz w:val="24"/>
+          <w:szCs w:val="32"/>
+        </w:rPr>
+        <w:t>terkait</w:t>
+      </w:r>
+      <w:proofErr w:type="spellEnd"/>
+      <w:r>
+        <w:rPr>
+          <w:rFonts w:ascii="Times New Roman" w:hAnsi="Times New Roman" w:cs="Times New Roman"/>
+          <w:sz w:val="24"/>
+          <w:szCs w:val="32"/>
+        </w:rPr>
+        <w:t xml:space="preserve">. </w:t>
+      </w:r>
+      <w:proofErr w:type="spellStart"/>
+      <w:r>
+        <w:rPr>
+          <w:rFonts w:ascii="Times New Roman" w:hAnsi="Times New Roman" w:cs="Times New Roman"/>
+          <w:sz w:val="24"/>
+          <w:szCs w:val="32"/>
+        </w:rPr>
+        <w:t>Berikut</w:t>
+      </w:r>
+      <w:proofErr w:type="spellEnd"/>
+      <w:r>
+        <w:rPr>
+          <w:rFonts w:ascii="Times New Roman" w:hAnsi="Times New Roman" w:cs="Times New Roman"/>
+          <w:sz w:val="24"/>
+          <w:szCs w:val="32"/>
+        </w:rPr>
+        <w:t xml:space="preserve"> </w:t>
+      </w:r>
+      <w:proofErr w:type="spellStart"/>
+      <w:r>
+        <w:rPr>
+          <w:rFonts w:ascii="Times New Roman" w:hAnsi="Times New Roman" w:cs="Times New Roman"/>
+          <w:sz w:val="24"/>
+          <w:szCs w:val="32"/>
+        </w:rPr>
+        <w:t>ini</w:t>
+      </w:r>
+      <w:proofErr w:type="spellEnd"/>
+      <w:r>
+        <w:rPr>
+          <w:rFonts w:ascii="Times New Roman" w:hAnsi="Times New Roman" w:cs="Times New Roman"/>
+          <w:sz w:val="24"/>
+          <w:szCs w:val="32"/>
+        </w:rPr>
+        <w:t xml:space="preserve"> </w:t>
+      </w:r>
+      <w:proofErr w:type="spellStart"/>
+      <w:r>
+        <w:rPr>
+          <w:rFonts w:ascii="Times New Roman" w:hAnsi="Times New Roman" w:cs="Times New Roman"/>
+          <w:sz w:val="24"/>
+          <w:szCs w:val="32"/>
+        </w:rPr>
+        <w:t>merupakan</w:t>
+      </w:r>
+      <w:proofErr w:type="spellEnd"/>
+      <w:r>
+        <w:rPr>
+          <w:rFonts w:ascii="Times New Roman" w:hAnsi="Times New Roman" w:cs="Times New Roman"/>
+          <w:sz w:val="24"/>
+          <w:szCs w:val="32"/>
+        </w:rPr>
+        <w:t xml:space="preserve"> </w:t>
+      </w:r>
+      <w:proofErr w:type="spellStart"/>
+      <w:r>
+        <w:rPr>
+          <w:rFonts w:ascii="Times New Roman" w:hAnsi="Times New Roman" w:cs="Times New Roman"/>
+          <w:sz w:val="24"/>
+          <w:szCs w:val="32"/>
+        </w:rPr>
+        <w:t>beberapa</w:t>
+      </w:r>
+      <w:proofErr w:type="spellEnd"/>
+      <w:r>
+        <w:rPr>
+          <w:rFonts w:ascii="Times New Roman" w:hAnsi="Times New Roman" w:cs="Times New Roman"/>
+          <w:sz w:val="24"/>
+          <w:szCs w:val="32"/>
+        </w:rPr>
+        <w:t xml:space="preserve"> </w:t>
+      </w:r>
+      <w:proofErr w:type="spellStart"/>
+      <w:r>
+        <w:rPr>
+          <w:rFonts w:ascii="Times New Roman" w:hAnsi="Times New Roman" w:cs="Times New Roman"/>
+          <w:sz w:val="24"/>
+          <w:szCs w:val="32"/>
+        </w:rPr>
+        <w:t>pertanyaan</w:t>
+      </w:r>
+      <w:proofErr w:type="spellEnd"/>
+      <w:r>
+        <w:rPr>
+          <w:rFonts w:ascii="Times New Roman" w:hAnsi="Times New Roman" w:cs="Times New Roman"/>
+          <w:sz w:val="24"/>
+          <w:szCs w:val="32"/>
+        </w:rPr>
+        <w:t xml:space="preserve"> </w:t>
+      </w:r>
+      <w:proofErr w:type="spellStart"/>
+      <w:r>
+        <w:rPr>
+          <w:rFonts w:ascii="Times New Roman" w:hAnsi="Times New Roman" w:cs="Times New Roman"/>
+          <w:sz w:val="24"/>
+          <w:szCs w:val="32"/>
+        </w:rPr>
+        <w:t>wawancara</w:t>
+      </w:r>
+      <w:proofErr w:type="spellEnd"/>
+      <w:r>
+        <w:rPr>
+          <w:rFonts w:ascii="Times New Roman" w:hAnsi="Times New Roman" w:cs="Times New Roman"/>
+          <w:sz w:val="24"/>
+          <w:szCs w:val="32"/>
         </w:rPr>
         <w:t xml:space="preserve"> yang </w:t>
       </w:r>
@@ -38306,124 +38485,34 @@
         <w:rPr>
           <w:rFonts w:ascii="Times New Roman" w:hAnsi="Times New Roman" w:cs="Times New Roman"/>
           <w:sz w:val="24"/>
-          <w:szCs w:val="24"/>
-        </w:rPr>
-        <w:t>mendukung</w:t>
-      </w:r>
-      <w:proofErr w:type="spellEnd"/>
-      <w:r>
-        <w:rPr>
-          <w:rFonts w:ascii="Times New Roman" w:hAnsi="Times New Roman" w:cs="Times New Roman"/>
-          <w:sz w:val="24"/>
-          <w:szCs w:val="24"/>
-        </w:rPr>
-        <w:t xml:space="preserve"> </w:t>
-      </w:r>
-      <w:proofErr w:type="spellStart"/>
-      <w:r>
-        <w:rPr>
-          <w:rFonts w:ascii="Times New Roman" w:hAnsi="Times New Roman" w:cs="Times New Roman"/>
-          <w:sz w:val="24"/>
-          <w:szCs w:val="24"/>
-        </w:rPr>
-        <w:t>dalam</w:t>
-      </w:r>
-      <w:proofErr w:type="spellEnd"/>
-      <w:r>
-        <w:rPr>
-          <w:rFonts w:ascii="Times New Roman" w:hAnsi="Times New Roman" w:cs="Times New Roman"/>
-          <w:sz w:val="24"/>
-          <w:szCs w:val="24"/>
-        </w:rPr>
-        <w:t xml:space="preserve"> </w:t>
-      </w:r>
-      <w:proofErr w:type="spellStart"/>
-      <w:r>
-        <w:rPr>
-          <w:rFonts w:ascii="Times New Roman" w:hAnsi="Times New Roman" w:cs="Times New Roman"/>
-          <w:sz w:val="24"/>
-          <w:szCs w:val="24"/>
-        </w:rPr>
-        <w:t>penelitian</w:t>
-      </w:r>
-      <w:proofErr w:type="spellEnd"/>
-      <w:r>
-        <w:rPr>
-          <w:rFonts w:ascii="Times New Roman" w:hAnsi="Times New Roman" w:cs="Times New Roman"/>
-          <w:sz w:val="24"/>
-          <w:szCs w:val="24"/>
-        </w:rPr>
-        <w:t xml:space="preserve"> </w:t>
-      </w:r>
-      <w:proofErr w:type="spellStart"/>
-      <w:r>
-        <w:rPr>
-          <w:rFonts w:ascii="Times New Roman" w:hAnsi="Times New Roman" w:cs="Times New Roman"/>
-          <w:sz w:val="24"/>
-          <w:szCs w:val="24"/>
-        </w:rPr>
-        <w:t>ini</w:t>
-      </w:r>
-      <w:proofErr w:type="spellEnd"/>
-      <w:r>
-        <w:rPr>
-          <w:rFonts w:ascii="Times New Roman" w:hAnsi="Times New Roman" w:cs="Times New Roman"/>
-          <w:sz w:val="24"/>
-          <w:szCs w:val="24"/>
-        </w:rPr>
-        <w:t xml:space="preserve"> </w:t>
-      </w:r>
-      <w:proofErr w:type="spellStart"/>
-      <w:r>
-        <w:rPr>
-          <w:rFonts w:ascii="Times New Roman" w:hAnsi="Times New Roman" w:cs="Times New Roman"/>
-          <w:sz w:val="24"/>
-          <w:szCs w:val="24"/>
-        </w:rPr>
-        <w:t>adalah</w:t>
-      </w:r>
-      <w:proofErr w:type="spellEnd"/>
-      <w:r>
-        <w:rPr>
-          <w:rFonts w:ascii="Times New Roman" w:hAnsi="Times New Roman" w:cs="Times New Roman"/>
-          <w:sz w:val="24"/>
-          <w:szCs w:val="24"/>
-        </w:rPr>
-        <w:t xml:space="preserve"> </w:t>
-      </w:r>
-      <w:proofErr w:type="spellStart"/>
-      <w:r>
-        <w:rPr>
-          <w:rFonts w:ascii="Times New Roman" w:hAnsi="Times New Roman" w:cs="Times New Roman"/>
-          <w:sz w:val="24"/>
-          <w:szCs w:val="24"/>
-        </w:rPr>
-        <w:t>sebagai</w:t>
-      </w:r>
-      <w:proofErr w:type="spellEnd"/>
-      <w:r>
-        <w:rPr>
-          <w:rFonts w:ascii="Times New Roman" w:hAnsi="Times New Roman" w:cs="Times New Roman"/>
-          <w:sz w:val="24"/>
-          <w:szCs w:val="24"/>
-        </w:rPr>
-        <w:t xml:space="preserve"> </w:t>
-      </w:r>
-      <w:proofErr w:type="spellStart"/>
-      <w:r>
-        <w:rPr>
-          <w:rFonts w:ascii="Times New Roman" w:hAnsi="Times New Roman" w:cs="Times New Roman"/>
-          <w:sz w:val="24"/>
-          <w:szCs w:val="24"/>
-        </w:rPr>
-        <w:t>berikut</w:t>
-      </w:r>
-      <w:proofErr w:type="spellEnd"/>
-      <w:r>
-        <w:rPr>
-          <w:rFonts w:ascii="Times New Roman" w:hAnsi="Times New Roman" w:cs="Times New Roman"/>
-          <w:sz w:val="24"/>
-          <w:szCs w:val="24"/>
+          <w:szCs w:val="32"/>
+        </w:rPr>
+        <w:t>dilakukan</w:t>
+      </w:r>
+      <w:proofErr w:type="spellEnd"/>
+      <w:r>
+        <w:rPr>
+          <w:rFonts w:ascii="Times New Roman" w:hAnsi="Times New Roman" w:cs="Times New Roman"/>
+          <w:sz w:val="24"/>
+          <w:szCs w:val="32"/>
+        </w:rPr>
+        <w:t xml:space="preserve"> </w:t>
+      </w:r>
+      <w:proofErr w:type="spellStart"/>
+      <w:r>
+        <w:rPr>
+          <w:rFonts w:ascii="Times New Roman" w:hAnsi="Times New Roman" w:cs="Times New Roman"/>
+          <w:sz w:val="24"/>
+          <w:szCs w:val="32"/>
+        </w:rPr>
+        <w:t>yaitu</w:t>
+      </w:r>
+      <w:proofErr w:type="spellEnd"/>
+      <w:r>
+        <w:rPr>
+          <w:rFonts w:ascii="Times New Roman" w:hAnsi="Times New Roman" w:cs="Times New Roman"/>
+          <w:sz w:val="24"/>
+          <w:szCs w:val="32"/>
         </w:rPr>
         <w:t>:</w:t>
       </w:r>
@@ -38433,7 +38522,7 @@
         <w:pStyle w:val="ListParagraph"/>
         <w:numPr>
           <w:ilvl w:val="0"/>
-          <w:numId w:val="24"/>
+          <w:numId w:val="26"/>
         </w:numPr>
         <w:spacing w:after="110" w:line="480" w:lineRule="auto"/>
         <w:jc w:val="both"/>
@@ -38449,66 +38538,57 @@
           <w:sz w:val="24"/>
           <w:szCs w:val="32"/>
         </w:rPr>
-        <w:t xml:space="preserve">Studi </w:t>
-      </w:r>
-      <w:proofErr w:type="spellStart"/>
-      <w:r>
-        <w:rPr>
-          <w:rFonts w:ascii="Times New Roman" w:hAnsi="Times New Roman" w:cs="Times New Roman"/>
-          <w:sz w:val="24"/>
-          <w:szCs w:val="32"/>
-        </w:rPr>
-        <w:t>Lapangan</w:t>
-      </w:r>
-      <w:proofErr w:type="spellEnd"/>
+        <w:t>…</w:t>
+      </w:r>
     </w:p>
     <w:p>
       <w:pPr>
-        <w:pStyle w:val="ListParagraph"/>
-        <w:numPr>
-          <w:ilvl w:val="0"/>
-          <w:numId w:val="25"/>
-        </w:numPr>
         <w:spacing w:after="110" w:line="480" w:lineRule="auto"/>
+        <w:ind w:left="1440"/>
         <w:jc w:val="both"/>
         <w:rPr>
           <w:rFonts w:ascii="Times New Roman" w:hAnsi="Times New Roman" w:cs="Times New Roman"/>
-          <w:sz w:val="24"/>
-          <w:szCs w:val="32"/>
-        </w:rPr>
-      </w:pPr>
-      <w:r>
-        <w:rPr>
-          <w:rFonts w:ascii="Times New Roman" w:hAnsi="Times New Roman" w:cs="Times New Roman"/>
-          <w:sz w:val="24"/>
-          <w:szCs w:val="32"/>
-        </w:rPr>
-        <w:t xml:space="preserve">Teknik </w:t>
-      </w:r>
-      <w:proofErr w:type="spellStart"/>
-      <w:r>
-        <w:rPr>
-          <w:rFonts w:ascii="Times New Roman" w:hAnsi="Times New Roman" w:cs="Times New Roman"/>
-          <w:sz w:val="24"/>
-          <w:szCs w:val="32"/>
-        </w:rPr>
-        <w:t>wawancara</w:t>
-      </w:r>
-      <w:proofErr w:type="spellEnd"/>
-      <w:r>
-        <w:rPr>
-          <w:rFonts w:ascii="Times New Roman" w:hAnsi="Times New Roman" w:cs="Times New Roman"/>
-          <w:sz w:val="24"/>
-          <w:szCs w:val="32"/>
-        </w:rPr>
-        <w:t xml:space="preserve">, </w:t>
-      </w:r>
+          <w:b/>
+          <w:bCs/>
+          <w:sz w:val="24"/>
+          <w:szCs w:val="32"/>
+        </w:rPr>
+      </w:pPr>
+      <w:r>
+        <w:rPr>
+          <w:rFonts w:ascii="Times New Roman" w:hAnsi="Times New Roman" w:cs="Times New Roman"/>
+          <w:b/>
+          <w:bCs/>
+          <w:sz w:val="24"/>
+          <w:szCs w:val="32"/>
+        </w:rPr>
+        <w:t xml:space="preserve">3.1.2 </w:t>
+      </w:r>
+      <w:proofErr w:type="spellStart"/>
+      <w:r>
+        <w:rPr>
+          <w:rFonts w:ascii="Times New Roman" w:hAnsi="Times New Roman" w:cs="Times New Roman"/>
+          <w:b/>
+          <w:bCs/>
+          <w:sz w:val="24"/>
+          <w:szCs w:val="32"/>
+        </w:rPr>
+        <w:t>Pengamatan</w:t>
+      </w:r>
+      <w:proofErr w:type="spellEnd"/>
     </w:p>
     <w:p>
       <w:pPr>
         <w:spacing w:after="110" w:line="480" w:lineRule="auto"/>
-        <w:ind w:left="720"/>
+        <w:ind w:left="1440"/>
         <w:jc w:val="both"/>
+        <w:rPr>
+          <w:rFonts w:ascii="Times New Roman" w:hAnsi="Times New Roman" w:cs="Times New Roman"/>
+          <w:sz w:val="24"/>
+          <w:szCs w:val="32"/>
+        </w:rPr>
+      </w:pPr>
+      <w:r>
         <w:rPr>
           <w:rFonts w:ascii="Times New Roman" w:hAnsi="Times New Roman" w:cs="Times New Roman"/>
           <w:b/>
@@ -38516,8 +38596,320 @@
           <w:sz w:val="24"/>
           <w:szCs w:val="32"/>
         </w:rPr>
-      </w:pPr>
-      <w:r>
+        <w:tab/>
+      </w:r>
+      <w:proofErr w:type="spellStart"/>
+      <w:r>
+        <w:rPr>
+          <w:rFonts w:ascii="Times New Roman" w:hAnsi="Times New Roman" w:cs="Times New Roman"/>
+          <w:sz w:val="24"/>
+          <w:szCs w:val="32"/>
+        </w:rPr>
+        <w:t>Penulis</w:t>
+      </w:r>
+      <w:proofErr w:type="spellEnd"/>
+      <w:r>
+        <w:rPr>
+          <w:rFonts w:ascii="Times New Roman" w:hAnsi="Times New Roman" w:cs="Times New Roman"/>
+          <w:sz w:val="24"/>
+          <w:szCs w:val="32"/>
+        </w:rPr>
+        <w:t xml:space="preserve"> </w:t>
+      </w:r>
+      <w:proofErr w:type="spellStart"/>
+      <w:r>
+        <w:rPr>
+          <w:rFonts w:ascii="Times New Roman" w:hAnsi="Times New Roman" w:cs="Times New Roman"/>
+          <w:sz w:val="24"/>
+          <w:szCs w:val="32"/>
+        </w:rPr>
+        <w:t>mengamati</w:t>
+      </w:r>
+      <w:proofErr w:type="spellEnd"/>
+      <w:r>
+        <w:rPr>
+          <w:rFonts w:ascii="Times New Roman" w:hAnsi="Times New Roman" w:cs="Times New Roman"/>
+          <w:sz w:val="24"/>
+          <w:szCs w:val="32"/>
+        </w:rPr>
+        <w:t xml:space="preserve"> </w:t>
+      </w:r>
+      <w:proofErr w:type="spellStart"/>
+      <w:r>
+        <w:rPr>
+          <w:rFonts w:ascii="Times New Roman" w:hAnsi="Times New Roman" w:cs="Times New Roman"/>
+          <w:sz w:val="24"/>
+          <w:szCs w:val="32"/>
+        </w:rPr>
+        <w:t>secara</w:t>
+      </w:r>
+      <w:proofErr w:type="spellEnd"/>
+      <w:r>
+        <w:rPr>
+          <w:rFonts w:ascii="Times New Roman" w:hAnsi="Times New Roman" w:cs="Times New Roman"/>
+          <w:sz w:val="24"/>
+          <w:szCs w:val="32"/>
+        </w:rPr>
+        <w:t xml:space="preserve"> </w:t>
+      </w:r>
+      <w:proofErr w:type="spellStart"/>
+      <w:r>
+        <w:rPr>
+          <w:rFonts w:ascii="Times New Roman" w:hAnsi="Times New Roman" w:cs="Times New Roman"/>
+          <w:sz w:val="24"/>
+          <w:szCs w:val="32"/>
+        </w:rPr>
+        <w:t>langsung</w:t>
+      </w:r>
+      <w:proofErr w:type="spellEnd"/>
+      <w:r>
+        <w:rPr>
+          <w:rFonts w:ascii="Times New Roman" w:hAnsi="Times New Roman" w:cs="Times New Roman"/>
+          <w:sz w:val="24"/>
+          <w:szCs w:val="32"/>
+        </w:rPr>
+        <w:t xml:space="preserve"> </w:t>
+      </w:r>
+      <w:proofErr w:type="spellStart"/>
+      <w:r>
+        <w:rPr>
+          <w:rFonts w:ascii="Times New Roman" w:hAnsi="Times New Roman" w:cs="Times New Roman"/>
+          <w:sz w:val="24"/>
+          <w:szCs w:val="32"/>
+        </w:rPr>
+        <w:t>lingkungan</w:t>
+      </w:r>
+      <w:proofErr w:type="spellEnd"/>
+      <w:r>
+        <w:rPr>
+          <w:rFonts w:ascii="Times New Roman" w:hAnsi="Times New Roman" w:cs="Times New Roman"/>
+          <w:sz w:val="24"/>
+          <w:szCs w:val="32"/>
+        </w:rPr>
+        <w:t xml:space="preserve"> </w:t>
+      </w:r>
+      <w:proofErr w:type="spellStart"/>
+      <w:r>
+        <w:rPr>
+          <w:rFonts w:ascii="Times New Roman" w:hAnsi="Times New Roman" w:cs="Times New Roman"/>
+          <w:sz w:val="24"/>
+          <w:szCs w:val="32"/>
+        </w:rPr>
+        <w:t>sistem</w:t>
+      </w:r>
+      <w:proofErr w:type="spellEnd"/>
+      <w:r>
+        <w:rPr>
+          <w:rFonts w:ascii="Times New Roman" w:hAnsi="Times New Roman" w:cs="Times New Roman"/>
+          <w:sz w:val="24"/>
+          <w:szCs w:val="32"/>
+        </w:rPr>
+        <w:t xml:space="preserve"> yang </w:t>
+      </w:r>
+      <w:proofErr w:type="spellStart"/>
+      <w:r>
+        <w:rPr>
+          <w:rFonts w:ascii="Times New Roman" w:hAnsi="Times New Roman" w:cs="Times New Roman"/>
+          <w:sz w:val="24"/>
+          <w:szCs w:val="32"/>
+        </w:rPr>
+        <w:t>akan</w:t>
+      </w:r>
+      <w:proofErr w:type="spellEnd"/>
+      <w:r>
+        <w:rPr>
+          <w:rFonts w:ascii="Times New Roman" w:hAnsi="Times New Roman" w:cs="Times New Roman"/>
+          <w:sz w:val="24"/>
+          <w:szCs w:val="32"/>
+        </w:rPr>
+        <w:t xml:space="preserve"> </w:t>
+      </w:r>
+      <w:proofErr w:type="spellStart"/>
+      <w:r>
+        <w:rPr>
+          <w:rFonts w:ascii="Times New Roman" w:hAnsi="Times New Roman" w:cs="Times New Roman"/>
+          <w:sz w:val="24"/>
+          <w:szCs w:val="32"/>
+        </w:rPr>
+        <w:t>dibangun</w:t>
+      </w:r>
+      <w:proofErr w:type="spellEnd"/>
+      <w:r>
+        <w:rPr>
+          <w:rFonts w:ascii="Times New Roman" w:hAnsi="Times New Roman" w:cs="Times New Roman"/>
+          <w:sz w:val="24"/>
+          <w:szCs w:val="32"/>
+        </w:rPr>
+        <w:t xml:space="preserve">. Ini </w:t>
+      </w:r>
+      <w:proofErr w:type="spellStart"/>
+      <w:r>
+        <w:rPr>
+          <w:rFonts w:ascii="Times New Roman" w:hAnsi="Times New Roman" w:cs="Times New Roman"/>
+          <w:sz w:val="24"/>
+          <w:szCs w:val="32"/>
+        </w:rPr>
+        <w:t>bertujuan</w:t>
+      </w:r>
+      <w:proofErr w:type="spellEnd"/>
+      <w:r>
+        <w:rPr>
+          <w:rFonts w:ascii="Times New Roman" w:hAnsi="Times New Roman" w:cs="Times New Roman"/>
+          <w:sz w:val="24"/>
+          <w:szCs w:val="32"/>
+        </w:rPr>
+        <w:t xml:space="preserve"> </w:t>
+      </w:r>
+      <w:proofErr w:type="spellStart"/>
+      <w:r>
+        <w:rPr>
+          <w:rFonts w:ascii="Times New Roman" w:hAnsi="Times New Roman" w:cs="Times New Roman"/>
+          <w:sz w:val="24"/>
+          <w:szCs w:val="32"/>
+        </w:rPr>
+        <w:t>untuk</w:t>
+      </w:r>
+      <w:proofErr w:type="spellEnd"/>
+      <w:r>
+        <w:rPr>
+          <w:rFonts w:ascii="Times New Roman" w:hAnsi="Times New Roman" w:cs="Times New Roman"/>
+          <w:sz w:val="24"/>
+          <w:szCs w:val="32"/>
+        </w:rPr>
+        <w:t xml:space="preserve"> </w:t>
+      </w:r>
+      <w:proofErr w:type="spellStart"/>
+      <w:r>
+        <w:rPr>
+          <w:rFonts w:ascii="Times New Roman" w:hAnsi="Times New Roman" w:cs="Times New Roman"/>
+          <w:sz w:val="24"/>
+          <w:szCs w:val="32"/>
+        </w:rPr>
+        <w:t>mendapatkan</w:t>
+      </w:r>
+      <w:proofErr w:type="spellEnd"/>
+      <w:r>
+        <w:rPr>
+          <w:rFonts w:ascii="Times New Roman" w:hAnsi="Times New Roman" w:cs="Times New Roman"/>
+          <w:sz w:val="24"/>
+          <w:szCs w:val="32"/>
+        </w:rPr>
+        <w:t xml:space="preserve"> </w:t>
+      </w:r>
+      <w:proofErr w:type="spellStart"/>
+      <w:r>
+        <w:rPr>
+          <w:rFonts w:ascii="Times New Roman" w:hAnsi="Times New Roman" w:cs="Times New Roman"/>
+          <w:sz w:val="24"/>
+          <w:szCs w:val="32"/>
+        </w:rPr>
+        <w:t>gambaran</w:t>
+      </w:r>
+      <w:proofErr w:type="spellEnd"/>
+      <w:r>
+        <w:rPr>
+          <w:rFonts w:ascii="Times New Roman" w:hAnsi="Times New Roman" w:cs="Times New Roman"/>
+          <w:sz w:val="24"/>
+          <w:szCs w:val="32"/>
+        </w:rPr>
+        <w:t xml:space="preserve"> yang </w:t>
+      </w:r>
+      <w:proofErr w:type="spellStart"/>
+      <w:r>
+        <w:rPr>
+          <w:rFonts w:ascii="Times New Roman" w:hAnsi="Times New Roman" w:cs="Times New Roman"/>
+          <w:sz w:val="24"/>
+          <w:szCs w:val="32"/>
+        </w:rPr>
+        <w:t>jelas</w:t>
+      </w:r>
+      <w:proofErr w:type="spellEnd"/>
+      <w:r>
+        <w:rPr>
+          <w:rFonts w:ascii="Times New Roman" w:hAnsi="Times New Roman" w:cs="Times New Roman"/>
+          <w:sz w:val="24"/>
+          <w:szCs w:val="32"/>
+        </w:rPr>
+        <w:t xml:space="preserve"> </w:t>
+      </w:r>
+      <w:proofErr w:type="spellStart"/>
+      <w:r>
+        <w:rPr>
+          <w:rFonts w:ascii="Times New Roman" w:hAnsi="Times New Roman" w:cs="Times New Roman"/>
+          <w:sz w:val="24"/>
+          <w:szCs w:val="32"/>
+        </w:rPr>
+        <w:t>terhadap</w:t>
+      </w:r>
+      <w:proofErr w:type="spellEnd"/>
+      <w:r>
+        <w:rPr>
+          <w:rFonts w:ascii="Times New Roman" w:hAnsi="Times New Roman" w:cs="Times New Roman"/>
+          <w:sz w:val="24"/>
+          <w:szCs w:val="32"/>
+        </w:rPr>
+        <w:t xml:space="preserve"> </w:t>
+      </w:r>
+      <w:proofErr w:type="spellStart"/>
+      <w:r>
+        <w:rPr>
+          <w:rFonts w:ascii="Times New Roman" w:hAnsi="Times New Roman" w:cs="Times New Roman"/>
+          <w:sz w:val="24"/>
+          <w:szCs w:val="32"/>
+        </w:rPr>
+        <w:t>sistem</w:t>
+      </w:r>
+      <w:proofErr w:type="spellEnd"/>
+      <w:r>
+        <w:rPr>
+          <w:rFonts w:ascii="Times New Roman" w:hAnsi="Times New Roman" w:cs="Times New Roman"/>
+          <w:sz w:val="24"/>
+          <w:szCs w:val="32"/>
+        </w:rPr>
+        <w:t xml:space="preserve"> yang </w:t>
+      </w:r>
+      <w:proofErr w:type="spellStart"/>
+      <w:r>
+        <w:rPr>
+          <w:rFonts w:ascii="Times New Roman" w:hAnsi="Times New Roman" w:cs="Times New Roman"/>
+          <w:sz w:val="24"/>
+          <w:szCs w:val="32"/>
+        </w:rPr>
+        <w:t>akan</w:t>
+      </w:r>
+      <w:proofErr w:type="spellEnd"/>
+      <w:r>
+        <w:rPr>
+          <w:rFonts w:ascii="Times New Roman" w:hAnsi="Times New Roman" w:cs="Times New Roman"/>
+          <w:sz w:val="24"/>
+          <w:szCs w:val="32"/>
+        </w:rPr>
+        <w:t xml:space="preserve"> </w:t>
+      </w:r>
+      <w:proofErr w:type="spellStart"/>
+      <w:r>
+        <w:rPr>
+          <w:rFonts w:ascii="Times New Roman" w:hAnsi="Times New Roman" w:cs="Times New Roman"/>
+          <w:sz w:val="24"/>
+          <w:szCs w:val="32"/>
+        </w:rPr>
+        <w:t>dibangun</w:t>
+      </w:r>
+      <w:proofErr w:type="spellEnd"/>
+      <w:r>
+        <w:rPr>
+          <w:rFonts w:ascii="Times New Roman" w:hAnsi="Times New Roman" w:cs="Times New Roman"/>
+          <w:sz w:val="24"/>
+          <w:szCs w:val="32"/>
+        </w:rPr>
+        <w:t>.</w:t>
+      </w:r>
+    </w:p>
+    <w:p>
+      <w:pPr>
+        <w:spacing w:after="110" w:line="480" w:lineRule="auto"/>
+        <w:ind w:left="1440"/>
+        <w:jc w:val="both"/>
         <w:rPr>
           <w:rFonts w:ascii="Times New Roman" w:hAnsi="Times New Roman" w:cs="Times New Roman"/>
           <w:b/>
@@ -38525,9 +38917,7 @@
           <w:sz w:val="24"/>
           <w:szCs w:val="32"/>
         </w:rPr>
-        <w:t xml:space="preserve">3.2 Metode </w:t>
-      </w:r>
-      <w:proofErr w:type="spellStart"/>
+      </w:pPr>
       <w:r>
         <w:rPr>
           <w:rFonts w:ascii="Times New Roman" w:hAnsi="Times New Roman" w:cs="Times New Roman"/>
@@ -38536,22 +38926,36 @@
           <w:sz w:val="24"/>
           <w:szCs w:val="32"/>
         </w:rPr>
-        <w:t>Penelitian</w:t>
-      </w:r>
-      <w:proofErr w:type="spellEnd"/>
+        <w:t xml:space="preserve">3.1.3 </w:t>
+      </w:r>
+      <w:proofErr w:type="spellStart"/>
+      <w:r>
+        <w:rPr>
+          <w:rFonts w:ascii="Times New Roman" w:hAnsi="Times New Roman" w:cs="Times New Roman"/>
+          <w:b/>
+          <w:bCs/>
+          <w:sz w:val="24"/>
+          <w:szCs w:val="32"/>
+        </w:rPr>
+        <w:t>Tinjauan</w:t>
+      </w:r>
+      <w:proofErr w:type="spellEnd"/>
+      <w:r>
+        <w:rPr>
+          <w:rFonts w:ascii="Times New Roman" w:hAnsi="Times New Roman" w:cs="Times New Roman"/>
+          <w:b/>
+          <w:bCs/>
+          <w:sz w:val="24"/>
+          <w:szCs w:val="32"/>
+        </w:rPr>
+        <w:t xml:space="preserve"> Pustaka</w:t>
+      </w:r>
     </w:p>
     <w:p>
       <w:pPr>
         <w:spacing w:after="110" w:line="480" w:lineRule="auto"/>
-        <w:ind w:left="720"/>
+        <w:ind w:left="1440"/>
         <w:jc w:val="both"/>
-        <w:rPr>
-          <w:rFonts w:ascii="Times New Roman" w:hAnsi="Times New Roman" w:cs="Times New Roman"/>
-          <w:sz w:val="24"/>
-          <w:szCs w:val="32"/>
-        </w:rPr>
-      </w:pPr>
-      <w:r>
         <w:rPr>
           <w:rFonts w:ascii="Times New Roman" w:hAnsi="Times New Roman" w:cs="Times New Roman"/>
           <w:b/>
@@ -38559,105 +38963,16 @@
           <w:sz w:val="24"/>
           <w:szCs w:val="32"/>
         </w:rPr>
+      </w:pPr>
+      <w:r>
+        <w:rPr>
+          <w:rFonts w:ascii="Times New Roman" w:hAnsi="Times New Roman" w:cs="Times New Roman"/>
+          <w:b/>
+          <w:bCs/>
+          <w:sz w:val="24"/>
+          <w:szCs w:val="32"/>
+        </w:rPr>
         <w:tab/>
-      </w:r>
-      <w:r>
-        <w:rPr>
-          <w:rFonts w:ascii="Times New Roman" w:hAnsi="Times New Roman" w:cs="Times New Roman"/>
-          <w:sz w:val="24"/>
-          <w:szCs w:val="32"/>
-        </w:rPr>
-        <w:t xml:space="preserve">Dalam </w:t>
-      </w:r>
-      <w:proofErr w:type="spellStart"/>
-      <w:r>
-        <w:rPr>
-          <w:rFonts w:ascii="Times New Roman" w:hAnsi="Times New Roman" w:cs="Times New Roman"/>
-          <w:sz w:val="24"/>
-          <w:szCs w:val="32"/>
-        </w:rPr>
-        <w:t>penelitian</w:t>
-      </w:r>
-      <w:proofErr w:type="spellEnd"/>
-      <w:r>
-        <w:rPr>
-          <w:rFonts w:ascii="Times New Roman" w:hAnsi="Times New Roman" w:cs="Times New Roman"/>
-          <w:sz w:val="24"/>
-          <w:szCs w:val="32"/>
-        </w:rPr>
-        <w:t xml:space="preserve"> </w:t>
-      </w:r>
-      <w:proofErr w:type="spellStart"/>
-      <w:r>
-        <w:rPr>
-          <w:rFonts w:ascii="Times New Roman" w:hAnsi="Times New Roman" w:cs="Times New Roman"/>
-          <w:sz w:val="24"/>
-          <w:szCs w:val="32"/>
-        </w:rPr>
-        <w:t>ini</w:t>
-      </w:r>
-      <w:proofErr w:type="spellEnd"/>
-      <w:r>
-        <w:rPr>
-          <w:rFonts w:ascii="Times New Roman" w:hAnsi="Times New Roman" w:cs="Times New Roman"/>
-          <w:sz w:val="24"/>
-          <w:szCs w:val="32"/>
-        </w:rPr>
-        <w:t xml:space="preserve"> </w:t>
-      </w:r>
-      <w:proofErr w:type="spellStart"/>
-      <w:r>
-        <w:rPr>
-          <w:rFonts w:ascii="Times New Roman" w:hAnsi="Times New Roman" w:cs="Times New Roman"/>
-          <w:sz w:val="24"/>
-          <w:szCs w:val="32"/>
-        </w:rPr>
-        <w:t>penulis</w:t>
-      </w:r>
-      <w:proofErr w:type="spellEnd"/>
-      <w:r>
-        <w:rPr>
-          <w:rFonts w:ascii="Times New Roman" w:hAnsi="Times New Roman" w:cs="Times New Roman"/>
-          <w:sz w:val="24"/>
-          <w:szCs w:val="32"/>
-        </w:rPr>
-        <w:t xml:space="preserve"> </w:t>
-      </w:r>
-      <w:proofErr w:type="spellStart"/>
-      <w:r>
-        <w:rPr>
-          <w:rFonts w:ascii="Times New Roman" w:hAnsi="Times New Roman" w:cs="Times New Roman"/>
-          <w:sz w:val="24"/>
-          <w:szCs w:val="32"/>
-        </w:rPr>
-        <w:t>menggunakan</w:t>
-      </w:r>
-      <w:proofErr w:type="spellEnd"/>
-      <w:r>
-        <w:rPr>
-          <w:rFonts w:ascii="Times New Roman" w:hAnsi="Times New Roman" w:cs="Times New Roman"/>
-          <w:sz w:val="24"/>
-          <w:szCs w:val="32"/>
-        </w:rPr>
-        <w:t xml:space="preserve"> </w:t>
-      </w:r>
-      <w:proofErr w:type="spellStart"/>
-      <w:r>
-        <w:rPr>
-          <w:rFonts w:ascii="Times New Roman" w:hAnsi="Times New Roman" w:cs="Times New Roman"/>
-          <w:sz w:val="24"/>
-          <w:szCs w:val="32"/>
-        </w:rPr>
-        <w:t>metode</w:t>
-      </w:r>
-      <w:proofErr w:type="spellEnd"/>
-      <w:r>
-        <w:rPr>
-          <w:rFonts w:ascii="Times New Roman" w:hAnsi="Times New Roman" w:cs="Times New Roman"/>
-          <w:sz w:val="24"/>
-          <w:szCs w:val="32"/>
-        </w:rPr>
-        <w:t xml:space="preserve">  </w:t>
       </w:r>
     </w:p>
     <w:p>
@@ -39248,14 +39563,313 @@
           <w:szCs w:val="24"/>
         </w:rPr>
       </w:pPr>
-      <w:r>
-        <w:rPr>
-          <w:rFonts w:ascii="Times New Roman" w:hAnsi="Times New Roman" w:cs="Times New Roman"/>
-          <w:sz w:val="24"/>
-          <w:szCs w:val="24"/>
-        </w:rPr>
-        <w:t>https://www.dicoding.com/blog/apa-itu-activity-diagram/</w:t>
-      </w:r>
+      <w:hyperlink r:id="rId21" w:history="1">
+        <w:r>
+          <w:rPr>
+            <w:rStyle w:val="Hyperlink"/>
+            <w:rFonts w:ascii="Times New Roman" w:hAnsi="Times New Roman" w:cs="Times New Roman"/>
+            <w:sz w:val="24"/>
+            <w:szCs w:val="24"/>
+          </w:rPr>
+          <w:t>https://www.dicoding.com/blog/apa-itu-activity-diagram/</w:t>
+        </w:r>
+      </w:hyperlink>
+    </w:p>
+    <w:p>
+      <w:pPr>
+        <w:spacing w:after="110" w:line="360" w:lineRule="auto"/>
+        <w:ind w:left="720" w:firstLine="360"/>
+        <w:jc w:val="both"/>
+        <w:rPr>
+          <w:rFonts w:ascii="Times New Roman" w:hAnsi="Times New Roman" w:cs="Times New Roman"/>
+          <w:sz w:val="24"/>
+          <w:szCs w:val="24"/>
+        </w:rPr>
+      </w:pPr>
+    </w:p>
+    <w:p>
+      <w:pPr>
+        <w:spacing w:after="110" w:line="360" w:lineRule="auto"/>
+        <w:ind w:left="720" w:firstLine="360"/>
+        <w:jc w:val="both"/>
+        <w:rPr>
+          <w:rFonts w:ascii="Times New Roman" w:hAnsi="Times New Roman" w:cs="Times New Roman"/>
+          <w:sz w:val="24"/>
+          <w:szCs w:val="24"/>
+        </w:rPr>
+      </w:pPr>
+      <w:r>
+        <w:rPr>
+          <w:rFonts w:ascii="Times New Roman" w:hAnsi="Times New Roman" w:cs="Times New Roman"/>
+          <w:sz w:val="24"/>
+          <w:szCs w:val="24"/>
+        </w:rPr>
+        <w:t>[</w:t>
+      </w:r>
+      <w:proofErr w:type="spellStart"/>
+      <w:r>
+        <w:rPr>
+          <w:rFonts w:ascii="Times New Roman" w:hAnsi="Times New Roman" w:cs="Times New Roman"/>
+          <w:sz w:val="24"/>
+          <w:szCs w:val="24"/>
+        </w:rPr>
+        <w:t>Biasanya</w:t>
+      </w:r>
+      <w:proofErr w:type="spellEnd"/>
+      <w:r>
+        <w:rPr>
+          <w:rFonts w:ascii="Times New Roman" w:hAnsi="Times New Roman" w:cs="Times New Roman"/>
+          <w:sz w:val="24"/>
+          <w:szCs w:val="24"/>
+        </w:rPr>
+        <w:t xml:space="preserve"> KBK </w:t>
+      </w:r>
+      <w:proofErr w:type="spellStart"/>
+      <w:r>
+        <w:rPr>
+          <w:rFonts w:ascii="Times New Roman" w:hAnsi="Times New Roman" w:cs="Times New Roman"/>
+          <w:sz w:val="24"/>
+          <w:szCs w:val="24"/>
+        </w:rPr>
+        <w:t>akan</w:t>
+      </w:r>
+      <w:proofErr w:type="spellEnd"/>
+      <w:r>
+        <w:rPr>
+          <w:rFonts w:ascii="Times New Roman" w:hAnsi="Times New Roman" w:cs="Times New Roman"/>
+          <w:sz w:val="24"/>
+          <w:szCs w:val="24"/>
+        </w:rPr>
+        <w:t xml:space="preserve"> </w:t>
+      </w:r>
+      <w:proofErr w:type="spellStart"/>
+      <w:r>
+        <w:rPr>
+          <w:rFonts w:ascii="Times New Roman" w:hAnsi="Times New Roman" w:cs="Times New Roman"/>
+          <w:sz w:val="24"/>
+          <w:szCs w:val="24"/>
+        </w:rPr>
+        <w:t>melakukan</w:t>
+      </w:r>
+      <w:proofErr w:type="spellEnd"/>
+      <w:r>
+        <w:rPr>
+          <w:rFonts w:ascii="Times New Roman" w:hAnsi="Times New Roman" w:cs="Times New Roman"/>
+          <w:sz w:val="24"/>
+          <w:szCs w:val="24"/>
+        </w:rPr>
+        <w:t xml:space="preserve"> </w:t>
+      </w:r>
+      <w:proofErr w:type="spellStart"/>
+      <w:r>
+        <w:rPr>
+          <w:rFonts w:ascii="Times New Roman" w:hAnsi="Times New Roman" w:cs="Times New Roman"/>
+          <w:sz w:val="24"/>
+          <w:szCs w:val="24"/>
+        </w:rPr>
+        <w:t>pengecekan</w:t>
+      </w:r>
+      <w:proofErr w:type="spellEnd"/>
+      <w:r>
+        <w:rPr>
+          <w:rFonts w:ascii="Times New Roman" w:hAnsi="Times New Roman" w:cs="Times New Roman"/>
+          <w:sz w:val="24"/>
+          <w:szCs w:val="24"/>
+        </w:rPr>
+        <w:t xml:space="preserve"> </w:t>
+      </w:r>
+      <w:proofErr w:type="spellStart"/>
+      <w:r>
+        <w:rPr>
+          <w:rFonts w:ascii="Times New Roman" w:hAnsi="Times New Roman" w:cs="Times New Roman"/>
+          <w:sz w:val="24"/>
+          <w:szCs w:val="24"/>
+        </w:rPr>
+        <w:t>tahap</w:t>
+      </w:r>
+      <w:proofErr w:type="spellEnd"/>
+      <w:r>
+        <w:rPr>
+          <w:rFonts w:ascii="Times New Roman" w:hAnsi="Times New Roman" w:cs="Times New Roman"/>
+          <w:sz w:val="24"/>
+          <w:szCs w:val="24"/>
+        </w:rPr>
+        <w:t xml:space="preserve"> </w:t>
+      </w:r>
+      <w:proofErr w:type="spellStart"/>
+      <w:r>
+        <w:rPr>
+          <w:rFonts w:ascii="Times New Roman" w:hAnsi="Times New Roman" w:cs="Times New Roman"/>
+          <w:sz w:val="24"/>
+          <w:szCs w:val="24"/>
+        </w:rPr>
+        <w:t>pertama</w:t>
+      </w:r>
+      <w:proofErr w:type="spellEnd"/>
+      <w:r>
+        <w:rPr>
+          <w:rFonts w:ascii="Times New Roman" w:hAnsi="Times New Roman" w:cs="Times New Roman"/>
+          <w:sz w:val="24"/>
+          <w:szCs w:val="24"/>
+        </w:rPr>
+        <w:t xml:space="preserve"> </w:t>
+      </w:r>
+      <w:proofErr w:type="spellStart"/>
+      <w:r>
+        <w:rPr>
+          <w:rFonts w:ascii="Times New Roman" w:hAnsi="Times New Roman" w:cs="Times New Roman"/>
+          <w:sz w:val="24"/>
+          <w:szCs w:val="24"/>
+        </w:rPr>
+        <w:t>dengan</w:t>
+      </w:r>
+      <w:proofErr w:type="spellEnd"/>
+      <w:r>
+        <w:rPr>
+          <w:rFonts w:ascii="Times New Roman" w:hAnsi="Times New Roman" w:cs="Times New Roman"/>
+          <w:sz w:val="24"/>
+          <w:szCs w:val="24"/>
+        </w:rPr>
+        <w:t xml:space="preserve"> </w:t>
+      </w:r>
+      <w:proofErr w:type="spellStart"/>
+      <w:r>
+        <w:rPr>
+          <w:rFonts w:ascii="Times New Roman" w:hAnsi="Times New Roman" w:cs="Times New Roman"/>
+          <w:sz w:val="24"/>
+          <w:szCs w:val="24"/>
+        </w:rPr>
+        <w:t>melakukan</w:t>
+      </w:r>
+      <w:proofErr w:type="spellEnd"/>
+      <w:r>
+        <w:rPr>
+          <w:rFonts w:ascii="Times New Roman" w:hAnsi="Times New Roman" w:cs="Times New Roman"/>
+          <w:sz w:val="24"/>
+          <w:szCs w:val="24"/>
+        </w:rPr>
+        <w:t xml:space="preserve"> </w:t>
+      </w:r>
+      <w:proofErr w:type="spellStart"/>
+      <w:r>
+        <w:rPr>
+          <w:rFonts w:ascii="Times New Roman" w:hAnsi="Times New Roman" w:cs="Times New Roman"/>
+          <w:sz w:val="24"/>
+          <w:szCs w:val="24"/>
+        </w:rPr>
+        <w:t>pencarian</w:t>
+      </w:r>
+      <w:proofErr w:type="spellEnd"/>
+      <w:r>
+        <w:rPr>
+          <w:rFonts w:ascii="Times New Roman" w:hAnsi="Times New Roman" w:cs="Times New Roman"/>
+          <w:sz w:val="24"/>
+          <w:szCs w:val="24"/>
+        </w:rPr>
+        <w:t xml:space="preserve"> </w:t>
+      </w:r>
+      <w:proofErr w:type="spellStart"/>
+      <w:r>
+        <w:rPr>
+          <w:rFonts w:ascii="Times New Roman" w:hAnsi="Times New Roman" w:cs="Times New Roman"/>
+          <w:sz w:val="24"/>
+          <w:szCs w:val="24"/>
+        </w:rPr>
+        <w:t>kemiripan</w:t>
+      </w:r>
+      <w:proofErr w:type="spellEnd"/>
+      <w:r>
+        <w:rPr>
+          <w:rFonts w:ascii="Times New Roman" w:hAnsi="Times New Roman" w:cs="Times New Roman"/>
+          <w:sz w:val="24"/>
+          <w:szCs w:val="24"/>
+        </w:rPr>
+        <w:t xml:space="preserve"> </w:t>
+      </w:r>
+      <w:proofErr w:type="spellStart"/>
+      <w:r>
+        <w:rPr>
+          <w:rFonts w:ascii="Times New Roman" w:hAnsi="Times New Roman" w:cs="Times New Roman"/>
+          <w:sz w:val="24"/>
+          <w:szCs w:val="24"/>
+        </w:rPr>
+        <w:t>judul</w:t>
+      </w:r>
+      <w:proofErr w:type="spellEnd"/>
+      <w:r>
+        <w:rPr>
+          <w:rFonts w:ascii="Times New Roman" w:hAnsi="Times New Roman" w:cs="Times New Roman"/>
+          <w:sz w:val="24"/>
+          <w:szCs w:val="24"/>
+        </w:rPr>
+        <w:t xml:space="preserve"> </w:t>
+      </w:r>
+      <w:proofErr w:type="spellStart"/>
+      <w:r>
+        <w:rPr>
+          <w:rFonts w:ascii="Times New Roman" w:hAnsi="Times New Roman" w:cs="Times New Roman"/>
+          <w:sz w:val="24"/>
+          <w:szCs w:val="24"/>
+        </w:rPr>
+        <w:t>skripsi</w:t>
+      </w:r>
+      <w:proofErr w:type="spellEnd"/>
+      <w:r>
+        <w:rPr>
+          <w:rFonts w:ascii="Times New Roman" w:hAnsi="Times New Roman" w:cs="Times New Roman"/>
+          <w:sz w:val="24"/>
+          <w:szCs w:val="24"/>
+        </w:rPr>
+        <w:t xml:space="preserve"> pada spreadsheet Kumpulan </w:t>
+      </w:r>
+      <w:proofErr w:type="spellStart"/>
+      <w:r>
+        <w:rPr>
+          <w:rFonts w:ascii="Times New Roman" w:hAnsi="Times New Roman" w:cs="Times New Roman"/>
+          <w:sz w:val="24"/>
+          <w:szCs w:val="24"/>
+        </w:rPr>
+        <w:t>judul</w:t>
+      </w:r>
+      <w:proofErr w:type="spellEnd"/>
+      <w:r>
+        <w:rPr>
+          <w:rFonts w:ascii="Times New Roman" w:hAnsi="Times New Roman" w:cs="Times New Roman"/>
+          <w:sz w:val="24"/>
+          <w:szCs w:val="24"/>
+        </w:rPr>
+        <w:t xml:space="preserve"> </w:t>
+      </w:r>
+      <w:proofErr w:type="spellStart"/>
+      <w:r>
+        <w:rPr>
+          <w:rFonts w:ascii="Times New Roman" w:hAnsi="Times New Roman" w:cs="Times New Roman"/>
+          <w:sz w:val="24"/>
+          <w:szCs w:val="24"/>
+        </w:rPr>
+        <w:t>skripsi</w:t>
+      </w:r>
+      <w:proofErr w:type="spellEnd"/>
+      <w:r>
+        <w:rPr>
+          <w:rFonts w:ascii="Times New Roman" w:hAnsi="Times New Roman" w:cs="Times New Roman"/>
+          <w:sz w:val="24"/>
+          <w:szCs w:val="24"/>
+        </w:rPr>
+        <w:t>.]</w:t>
+      </w:r>
+    </w:p>
+    <w:p>
+      <w:pPr>
+        <w:spacing w:after="110" w:line="360" w:lineRule="auto"/>
+        <w:ind w:left="720"/>
+        <w:jc w:val="both"/>
+        <w:rPr>
+          <w:rFonts w:ascii="Times New Roman" w:hAnsi="Times New Roman" w:cs="Times New Roman"/>
+          <w:sz w:val="24"/>
+          <w:szCs w:val="24"/>
+        </w:rPr>
+      </w:pPr>
     </w:p>
     <w:p>
       <w:pPr>
@@ -40796,16 +41410,16 @@
     </w:lvl>
   </w:abstractNum>
   <w:abstractNum w:abstractNumId="15" w15:restartNumberingAfterBreak="0">
-    <w:nsid w:val="4F7215FA"/>
+    <w:nsid w:val="3A3D65D4"/>
     <w:multiLevelType w:val="hybridMultilevel"/>
-    <w:tmpl w:val="25581B8C"/>
-    <w:lvl w:ilvl="0" w:tplc="0CFEACF8">
+    <w:tmpl w:val="75F018CA"/>
+    <w:lvl w:ilvl="0" w:tplc="4824DD68">
       <w:start w:val="1"/>
-      <w:numFmt w:val="decimal"/>
+      <w:numFmt w:val="lowerLetter"/>
       <w:lvlText w:val="%1."/>
       <w:lvlJc w:val="left"/>
       <w:pPr>
-        <w:ind w:left="1080" w:hanging="360"/>
+        <w:ind w:left="2520" w:hanging="360"/>
       </w:pPr>
       <w:rPr>
         <w:rFonts w:hint="default"/>
@@ -40817,7 +41431,7 @@
       <w:lvlText w:val="%2."/>
       <w:lvlJc w:val="left"/>
       <w:pPr>
-        <w:ind w:left="1800" w:hanging="360"/>
+        <w:ind w:left="3240" w:hanging="360"/>
       </w:pPr>
     </w:lvl>
     <w:lvl w:ilvl="2" w:tplc="3809001B" w:tentative="1">
@@ -40826,7 +41440,7 @@
       <w:lvlText w:val="%3."/>
       <w:lvlJc w:val="right"/>
       <w:pPr>
-        <w:ind w:left="2520" w:hanging="180"/>
+        <w:ind w:left="3960" w:hanging="180"/>
       </w:pPr>
     </w:lvl>
     <w:lvl w:ilvl="3" w:tplc="3809000F" w:tentative="1">
@@ -40835,7 +41449,7 @@
       <w:lvlText w:val="%4."/>
       <w:lvlJc w:val="left"/>
       <w:pPr>
-        <w:ind w:left="3240" w:hanging="360"/>
+        <w:ind w:left="4680" w:hanging="360"/>
       </w:pPr>
     </w:lvl>
     <w:lvl w:ilvl="4" w:tplc="38090019" w:tentative="1">
@@ -40844,7 +41458,7 @@
       <w:lvlText w:val="%5."/>
       <w:lvlJc w:val="left"/>
       <w:pPr>
-        <w:ind w:left="3960" w:hanging="360"/>
+        <w:ind w:left="5400" w:hanging="360"/>
       </w:pPr>
     </w:lvl>
     <w:lvl w:ilvl="5" w:tplc="3809001B" w:tentative="1">
@@ -40853,7 +41467,7 @@
       <w:lvlText w:val="%6."/>
       <w:lvlJc w:val="right"/>
       <w:pPr>
-        <w:ind w:left="4680" w:hanging="180"/>
+        <w:ind w:left="6120" w:hanging="180"/>
       </w:pPr>
     </w:lvl>
     <w:lvl w:ilvl="6" w:tplc="3809000F" w:tentative="1">
@@ -40862,7 +41476,7 @@
       <w:lvlText w:val="%7."/>
       <w:lvlJc w:val="left"/>
       <w:pPr>
-        <w:ind w:left="5400" w:hanging="360"/>
+        <w:ind w:left="6840" w:hanging="360"/>
       </w:pPr>
     </w:lvl>
     <w:lvl w:ilvl="7" w:tplc="38090019" w:tentative="1">
@@ -40871,7 +41485,7 @@
       <w:lvlText w:val="%8."/>
       <w:lvlJc w:val="left"/>
       <w:pPr>
-        <w:ind w:left="6120" w:hanging="360"/>
+        <w:ind w:left="7560" w:hanging="360"/>
       </w:pPr>
     </w:lvl>
     <w:lvl w:ilvl="8" w:tplc="3809001B" w:tentative="1">
@@ -40880,11 +41494,100 @@
       <w:lvlText w:val="%9."/>
       <w:lvlJc w:val="right"/>
       <w:pPr>
-        <w:ind w:left="6840" w:hanging="180"/>
+        <w:ind w:left="8280" w:hanging="180"/>
       </w:pPr>
     </w:lvl>
   </w:abstractNum>
   <w:abstractNum w:abstractNumId="16" w15:restartNumberingAfterBreak="0">
+    <w:nsid w:val="4F7215FA"/>
+    <w:multiLevelType w:val="hybridMultilevel"/>
+    <w:tmpl w:val="25581B8C"/>
+    <w:lvl w:ilvl="0" w:tplc="0CFEACF8">
+      <w:start w:val="1"/>
+      <w:numFmt w:val="decimal"/>
+      <w:lvlText w:val="%1."/>
+      <w:lvlJc w:val="left"/>
+      <w:pPr>
+        <w:ind w:left="1080" w:hanging="360"/>
+      </w:pPr>
+      <w:rPr>
+        <w:rFonts w:hint="default"/>
+      </w:rPr>
+    </w:lvl>
+    <w:lvl w:ilvl="1" w:tplc="38090019" w:tentative="1">
+      <w:start w:val="1"/>
+      <w:numFmt w:val="lowerLetter"/>
+      <w:lvlText w:val="%2."/>
+      <w:lvlJc w:val="left"/>
+      <w:pPr>
+        <w:ind w:left="1800" w:hanging="360"/>
+      </w:pPr>
+    </w:lvl>
+    <w:lvl w:ilvl="2" w:tplc="3809001B" w:tentative="1">
+      <w:start w:val="1"/>
+      <w:numFmt w:val="lowerRoman"/>
+      <w:lvlText w:val="%3."/>
+      <w:lvlJc w:val="right"/>
+      <w:pPr>
+        <w:ind w:left="2520" w:hanging="180"/>
+      </w:pPr>
+    </w:lvl>
+    <w:lvl w:ilvl="3" w:tplc="3809000F" w:tentative="1">
+      <w:start w:val="1"/>
+      <w:numFmt w:val="decimal"/>
+      <w:lvlText w:val="%4."/>
+      <w:lvlJc w:val="left"/>
+      <w:pPr>
+        <w:ind w:left="3240" w:hanging="360"/>
+      </w:pPr>
+    </w:lvl>
+    <w:lvl w:ilvl="4" w:tplc="38090019" w:tentative="1">
+      <w:start w:val="1"/>
+      <w:numFmt w:val="lowerLetter"/>
+      <w:lvlText w:val="%5."/>
+      <w:lvlJc w:val="left"/>
+      <w:pPr>
+        <w:ind w:left="3960" w:hanging="360"/>
+      </w:pPr>
+    </w:lvl>
+    <w:lvl w:ilvl="5" w:tplc="3809001B" w:tentative="1">
+      <w:start w:val="1"/>
+      <w:numFmt w:val="lowerRoman"/>
+      <w:lvlText w:val="%6."/>
+      <w:lvlJc w:val="right"/>
+      <w:pPr>
+        <w:ind w:left="4680" w:hanging="180"/>
+      </w:pPr>
+    </w:lvl>
+    <w:lvl w:ilvl="6" w:tplc="3809000F" w:tentative="1">
+      <w:start w:val="1"/>
+      <w:numFmt w:val="decimal"/>
+      <w:lvlText w:val="%7."/>
+      <w:lvlJc w:val="left"/>
+      <w:pPr>
+        <w:ind w:left="5400" w:hanging="360"/>
+      </w:pPr>
+    </w:lvl>
+    <w:lvl w:ilvl="7" w:tplc="38090019" w:tentative="1">
+      <w:start w:val="1"/>
+      <w:numFmt w:val="lowerLetter"/>
+      <w:lvlText w:val="%8."/>
+      <w:lvlJc w:val="left"/>
+      <w:pPr>
+        <w:ind w:left="6120" w:hanging="360"/>
+      </w:pPr>
+    </w:lvl>
+    <w:lvl w:ilvl="8" w:tplc="3809001B" w:tentative="1">
+      <w:start w:val="1"/>
+      <w:numFmt w:val="lowerRoman"/>
+      <w:lvlText w:val="%9."/>
+      <w:lvlJc w:val="right"/>
+      <w:pPr>
+        <w:ind w:left="6840" w:hanging="180"/>
+      </w:pPr>
+    </w:lvl>
+  </w:abstractNum>
+  <w:abstractNum w:abstractNumId="17" w15:restartNumberingAfterBreak="0">
     <w:nsid w:val="526948B0"/>
     <w:multiLevelType w:val="hybridMultilevel"/>
     <w:tmpl w:val="83142F22"/>
@@ -40997,7 +41700,7 @@
       </w:rPr>
     </w:lvl>
   </w:abstractNum>
-  <w:abstractNum w:abstractNumId="17" w15:restartNumberingAfterBreak="0">
+  <w:abstractNum w:abstractNumId="18" w15:restartNumberingAfterBreak="0">
     <w:nsid w:val="5F760C5A"/>
     <w:multiLevelType w:val="hybridMultilevel"/>
     <w:tmpl w:val="32462B9C"/>
@@ -41086,7 +41789,7 @@
       </w:pPr>
     </w:lvl>
   </w:abstractNum>
-  <w:abstractNum w:abstractNumId="18" w15:restartNumberingAfterBreak="0">
+  <w:abstractNum w:abstractNumId="19" w15:restartNumberingAfterBreak="0">
     <w:nsid w:val="5FB20C49"/>
     <w:multiLevelType w:val="hybridMultilevel"/>
     <w:tmpl w:val="02E44544"/>
@@ -41177,7 +41880,7 @@
       </w:pPr>
     </w:lvl>
   </w:abstractNum>
-  <w:abstractNum w:abstractNumId="19" w15:restartNumberingAfterBreak="0">
+  <w:abstractNum w:abstractNumId="20" w15:restartNumberingAfterBreak="0">
     <w:nsid w:val="663F507E"/>
     <w:multiLevelType w:val="hybridMultilevel"/>
     <w:tmpl w:val="0C70A524"/>
@@ -41266,7 +41969,7 @@
       </w:pPr>
     </w:lvl>
   </w:abstractNum>
-  <w:abstractNum w:abstractNumId="20" w15:restartNumberingAfterBreak="0">
+  <w:abstractNum w:abstractNumId="21" w15:restartNumberingAfterBreak="0">
     <w:nsid w:val="66593FCB"/>
     <w:multiLevelType w:val="hybridMultilevel"/>
     <w:tmpl w:val="D25C91D0"/>
@@ -41355,7 +42058,7 @@
       </w:pPr>
     </w:lvl>
   </w:abstractNum>
-  <w:abstractNum w:abstractNumId="21" w15:restartNumberingAfterBreak="0">
+  <w:abstractNum w:abstractNumId="22" w15:restartNumberingAfterBreak="0">
     <w:nsid w:val="66790116"/>
     <w:multiLevelType w:val="hybridMultilevel"/>
     <w:tmpl w:val="B69E624E"/>
@@ -41468,7 +42171,7 @@
       </w:rPr>
     </w:lvl>
   </w:abstractNum>
-  <w:abstractNum w:abstractNumId="22" w15:restartNumberingAfterBreak="0">
+  <w:abstractNum w:abstractNumId="23" w15:restartNumberingAfterBreak="0">
     <w:nsid w:val="6DA357E4"/>
     <w:multiLevelType w:val="hybridMultilevel"/>
     <w:tmpl w:val="DBDC4796"/>
@@ -41581,7 +42284,7 @@
       </w:rPr>
     </w:lvl>
   </w:abstractNum>
-  <w:abstractNum w:abstractNumId="23" w15:restartNumberingAfterBreak="0">
+  <w:abstractNum w:abstractNumId="24" w15:restartNumberingAfterBreak="0">
     <w:nsid w:val="6DBE556E"/>
     <w:multiLevelType w:val="multilevel"/>
     <w:tmpl w:val="879CE95C"/>
@@ -41702,7 +42405,7 @@
       </w:rPr>
     </w:lvl>
   </w:abstractNum>
-  <w:abstractNum w:abstractNumId="24" w15:restartNumberingAfterBreak="0">
+  <w:abstractNum w:abstractNumId="25" w15:restartNumberingAfterBreak="0">
     <w:nsid w:val="7E7F1770"/>
     <w:multiLevelType w:val="multilevel"/>
     <w:tmpl w:val="38090025"/>
@@ -41801,10 +42504,10 @@
     <w:abstractNumId w:val="12"/>
   </w:num>
   <w:num w:numId="2" w16cid:durableId="15204997">
-    <w:abstractNumId w:val="24"/>
+    <w:abstractNumId w:val="25"/>
   </w:num>
   <w:num w:numId="3" w16cid:durableId="1209681330">
-    <w:abstractNumId w:val="18"/>
+    <w:abstractNumId w:val="19"/>
   </w:num>
   <w:num w:numId="4" w16cid:durableId="1961253964">
     <w:abstractNumId w:val="1"/>
@@ -41813,13 +42516,13 @@
     <w:abstractNumId w:val="9"/>
   </w:num>
   <w:num w:numId="6" w16cid:durableId="304480692">
-    <w:abstractNumId w:val="23"/>
+    <w:abstractNumId w:val="24"/>
   </w:num>
   <w:num w:numId="7" w16cid:durableId="1251357425">
-    <w:abstractNumId w:val="15"/>
+    <w:abstractNumId w:val="16"/>
   </w:num>
   <w:num w:numId="8" w16cid:durableId="926885805">
-    <w:abstractNumId w:val="17"/>
+    <w:abstractNumId w:val="18"/>
   </w:num>
   <w:num w:numId="9" w16cid:durableId="382682344">
     <w:abstractNumId w:val="0"/>
@@ -41834,16 +42537,16 @@
     <w:abstractNumId w:val="10"/>
   </w:num>
   <w:num w:numId="13" w16cid:durableId="92483825">
-    <w:abstractNumId w:val="19"/>
+    <w:abstractNumId w:val="20"/>
   </w:num>
   <w:num w:numId="14" w16cid:durableId="1457986439">
-    <w:abstractNumId w:val="20"/>
+    <w:abstractNumId w:val="21"/>
   </w:num>
   <w:num w:numId="15" w16cid:durableId="1942109139">
     <w:abstractNumId w:val="2"/>
   </w:num>
   <w:num w:numId="16" w16cid:durableId="1621571227">
-    <w:abstractNumId w:val="22"/>
+    <w:abstractNumId w:val="23"/>
   </w:num>
   <w:num w:numId="17" w16cid:durableId="1454515276">
     <w:abstractNumId w:val="8"/>
@@ -41852,7 +42555,7 @@
     <w:abstractNumId w:val="6"/>
   </w:num>
   <w:num w:numId="19" w16cid:durableId="899754409">
-    <w:abstractNumId w:val="21"/>
+    <w:abstractNumId w:val="22"/>
   </w:num>
   <w:num w:numId="20" w16cid:durableId="127820858">
     <w:abstractNumId w:val="5"/>
@@ -41864,13 +42567,16 @@
     <w:abstractNumId w:val="11"/>
   </w:num>
   <w:num w:numId="23" w16cid:durableId="1710496197">
-    <w:abstractNumId w:val="16"/>
+    <w:abstractNumId w:val="17"/>
   </w:num>
   <w:num w:numId="24" w16cid:durableId="2060282063">
     <w:abstractNumId w:val="3"/>
   </w:num>
   <w:num w:numId="25" w16cid:durableId="738984387">
     <w:abstractNumId w:val="4"/>
+  </w:num>
+  <w:num w:numId="26" w16cid:durableId="2113284319">
+    <w:abstractNumId w:val="15"/>
   </w:num>
 </w:numbering>
 </file>
